--- a/CORE_COMM/users/ebr/doc/User Guide and Documentation for HydroModPy.docx
+++ b/CORE_COMM/users/ebr/doc/User Guide and Documentation for HydroModPy.docx
@@ -106,7 +106,19 @@
         <w:rPr>
           <w:noProof/>
         </w:rPr>
-        <w:t>Dans le cadre du transfert des outils, un script de lancement a été développé et manipulé par Liberate Cimpaye (SPL EBR) et Ronan Guillossou (CEBR) afin de réaliser des simulaions d’écoulements des souterraines sur les aires d’alimentation en eau potable mjeures du bassin rennais.</w:t>
+        <w:t>Dans le cadre du transfert des outils, un script de lancement a été développé et manipulé par Liberate Cimpaye (SPL EBR) et Ronan Guillossou (CEBR) afin de réaliser des simulaions d’écoulements des souterraines sur les aires d’alimentation en eau potable m</w:t>
+      </w:r>
+      <w:r>
+        <w:rPr>
+          <w:noProof/>
+        </w:rPr>
+        <w:t>a</w:t>
+      </w:r>
+      <w:r>
+        <w:rPr>
+          <w:noProof/>
+        </w:rPr>
+        <w:t>jeures du bassin rennais.</w:t>
       </w:r>
     </w:p>
     <w:p>
@@ -160,7 +172,15 @@
         </w:rPr>
       </w:pPr>
       <w:r>
-        <w:t xml:space="preserve">Accéder au GitLab de l’application : </w:t>
+        <w:t xml:space="preserve">Accéder au </w:t>
+      </w:r>
+      <w:proofErr w:type="spellStart"/>
+      <w:r>
+        <w:t>GitLab</w:t>
+      </w:r>
+      <w:proofErr w:type="spellEnd"/>
+      <w:r>
+        <w:t xml:space="preserve"> de l’application : </w:t>
       </w:r>
       <w:hyperlink r:id="rId8" w:history="1">
         <w:r>
@@ -373,7 +393,21 @@
           <w:noProof/>
           <w:lang w:val="en-US"/>
         </w:rPr>
-        <w:t>La version stable fournie en local est la branche “dev” mise à jour le 10 mars 2023</w:t>
+        <w:t xml:space="preserve">La version stable fournie en local est la branche “dev” mise à jour le </w:t>
+      </w:r>
+      <w:r>
+        <w:rPr>
+          <w:noProof/>
+          <w:lang w:val="en-US"/>
+        </w:rPr>
+        <w:t>21</w:t>
+      </w:r>
+      <w:r>
+        <w:rPr>
+          <w:noProof/>
+          <w:lang w:val="en-US"/>
+        </w:rPr>
+        <w:t xml:space="preserve"> mars 2023</w:t>
       </w:r>
     </w:p>
     <w:p>
@@ -437,38 +471,97 @@
           <w:u w:val="single"/>
           <w:lang w:val="en-US"/>
         </w:rPr>
-        <w:t>Créer environnement HydroModPy</w:t>
-      </w:r>
-    </w:p>
-    <w:p>
-      <w:pPr>
-        <w:rPr>
-          <w:noProof/>
-          <w:lang w:val="en-US"/>
-        </w:rPr>
-      </w:pPr>
-      <w:r>
-        <w:rPr>
-          <w:noProof/>
-          <w:lang w:val="en-US"/>
-        </w:rPr>
-        <w:t>Voir le fichier ‘Install.txt’ dans le dossier : .</w:t>
-      </w:r>
-      <w:r>
-        <w:rPr>
-          <w:noProof/>
-          <w:lang w:val="en-US"/>
-        </w:rPr>
-        <w:t>/HydroModPy/CORE_COMM/readme/</w:t>
-      </w:r>
-    </w:p>
-    <w:p>
-      <w:pPr>
-        <w:rPr>
-          <w:noProof/>
-          <w:lang w:val="en-US"/>
-        </w:rPr>
-      </w:pPr>
+        <w:t xml:space="preserve">Créer </w:t>
+      </w:r>
+      <w:r>
+        <w:rPr>
+          <w:noProof/>
+          <w:u w:val="single"/>
+          <w:lang w:val="en-US"/>
+        </w:rPr>
+        <w:t>l’</w:t>
+      </w:r>
+      <w:r>
+        <w:rPr>
+          <w:noProof/>
+          <w:u w:val="single"/>
+          <w:lang w:val="en-US"/>
+        </w:rPr>
+        <w:t>environnement HydroModPy</w:t>
+      </w:r>
+    </w:p>
+    <w:p>
+      <w:pPr>
+        <w:rPr>
+          <w:noProof/>
+          <w:lang w:val="en-US"/>
+        </w:rPr>
+      </w:pPr>
+      <w:r>
+        <w:rPr>
+          <w:noProof/>
+          <w:lang w:val="en-US"/>
+        </w:rPr>
+        <w:tab/>
+      </w:r>
+      <w:r>
+        <w:rPr>
+          <w:noProof/>
+          <w:lang w:val="en-US"/>
+        </w:rPr>
+        <w:t>Voir</w:t>
+      </w:r>
+      <w:r>
+        <w:rPr>
+          <w:noProof/>
+          <w:lang w:val="en-US"/>
+        </w:rPr>
+        <w:t xml:space="preserve"> procédure dans</w:t>
+      </w:r>
+      <w:r>
+        <w:rPr>
+          <w:noProof/>
+          <w:lang w:val="en-US"/>
+        </w:rPr>
+        <w:t xml:space="preserve"> le fichier ‘Install.txt’</w:t>
+      </w:r>
+      <w:r>
+        <w:rPr>
+          <w:noProof/>
+          <w:lang w:val="en-US"/>
+        </w:rPr>
+        <w:t xml:space="preserve">, dans </w:t>
+      </w:r>
+      <w:r>
+        <w:rPr>
+          <w:noProof/>
+          <w:lang w:val="en-US"/>
+        </w:rPr>
+        <w:t xml:space="preserve">dossier : </w:t>
+      </w:r>
+      <w:r>
+        <w:rPr>
+          <w:noProof/>
+          <w:color w:val="0070C0"/>
+          <w:lang w:val="en-US"/>
+        </w:rPr>
+        <w:t>./HydroModPy/CORE_COMM/readme/</w:t>
+      </w:r>
+    </w:p>
+    <w:p>
+      <w:pPr>
+        <w:rPr>
+          <w:noProof/>
+          <w:lang w:val="en-US"/>
+        </w:rPr>
+      </w:pPr>
+      <w:r>
+        <w:rPr>
+          <w:noProof/>
+          <w:lang w:val="en-US"/>
+        </w:rPr>
+        <w:tab/>
+      </w:r>
       <w:r>
         <w:rPr>
           <w:noProof/>
@@ -526,6 +619,19 @@
           <w:lang w:val="en-US"/>
         </w:rPr>
         <w:tab/>
+      </w:r>
+      <w:r>
+        <w:rPr>
+          <w:noProof/>
+          <w:lang w:val="en-US"/>
+        </w:rPr>
+        <w:tab/>
+      </w:r>
+      <w:r>
+        <w:rPr>
+          <w:noProof/>
+          <w:lang w:val="en-US"/>
+        </w:rPr>
         <w:t xml:space="preserve">Ouvrir le </w:t>
       </w:r>
       <w:r>
@@ -535,7 +641,43 @@
           <w:noProof/>
           <w:lang w:val="en-US"/>
         </w:rPr>
-        <w:t>Anaconda</w:t>
+        <w:t>Anaconda Prompt</w:t>
+      </w:r>
+      <w:r>
+        <w:rPr>
+          <w:noProof/>
+          <w:lang w:val="en-US"/>
+        </w:rPr>
+        <w:t xml:space="preserve"> en tapant ‘cmd’ dans la barre de recherche Windows</w:t>
+      </w:r>
+    </w:p>
+    <w:p>
+      <w:pPr>
+        <w:rPr>
+          <w:noProof/>
+          <w:lang w:val="en-US"/>
+        </w:rPr>
+      </w:pPr>
+      <w:r>
+        <w:rPr>
+          <w:noProof/>
+          <w:lang w:val="en-US"/>
+        </w:rPr>
+        <w:tab/>
+      </w:r>
+      <w:r>
+        <w:rPr>
+          <w:noProof/>
+          <w:lang w:val="en-US"/>
+        </w:rPr>
+        <w:tab/>
+      </w:r>
+      <w:r>
+        <w:rPr>
+          <w:noProof/>
+          <w:lang w:val="en-US"/>
+        </w:rPr>
+        <w:t xml:space="preserve">Taper alors : </w:t>
       </w:r>
       <w:r>
         <w:rPr>
@@ -544,56 +686,37 @@
           <w:noProof/>
           <w:lang w:val="en-US"/>
         </w:rPr>
-        <w:t xml:space="preserve"> Prompt</w:t>
-      </w:r>
-      <w:r>
-        <w:rPr>
-          <w:noProof/>
-          <w:lang w:val="en-US"/>
-        </w:rPr>
-        <w:t xml:space="preserve"> en tapant ‘cmd’ dans la barre de recherche Windows</w:t>
-      </w:r>
-    </w:p>
-    <w:p>
-      <w:pPr>
-        <w:rPr>
-          <w:noProof/>
-          <w:lang w:val="en-US"/>
-        </w:rPr>
-      </w:pPr>
-      <w:r>
-        <w:rPr>
-          <w:noProof/>
-          <w:lang w:val="en-US"/>
-        </w:rPr>
-        <w:tab/>
-        <w:t xml:space="preserve">Taper alors : </w:t>
-      </w:r>
-      <w:r>
+        <w:t>conda activate hydromodpy</w:t>
+      </w:r>
+    </w:p>
+    <w:p>
+      <w:pPr>
         <w:rPr>
           <w:b/>
           <w:bCs/>
           <w:noProof/>
           <w:lang w:val="en-US"/>
         </w:rPr>
-        <w:t>conda activate hydromodpy</w:t>
-      </w:r>
-    </w:p>
-    <w:p>
-      <w:pPr>
-        <w:rPr>
-          <w:b/>
-          <w:bCs/>
-          <w:noProof/>
-          <w:lang w:val="en-US"/>
-        </w:rPr>
-      </w:pPr>
-      <w:r>
-        <w:rPr>
-          <w:noProof/>
-          <w:lang w:val="en-US"/>
-        </w:rPr>
-        <w:tab/>
+      </w:pPr>
+      <w:r>
+        <w:rPr>
+          <w:noProof/>
+          <w:lang w:val="en-US"/>
+        </w:rPr>
+        <w:tab/>
+      </w:r>
+      <w:r>
+        <w:rPr>
+          <w:noProof/>
+          <w:lang w:val="en-US"/>
+        </w:rPr>
+        <w:tab/>
+      </w:r>
+      <w:r>
+        <w:rPr>
+          <w:noProof/>
+          <w:lang w:val="en-US"/>
+        </w:rPr>
         <w:t xml:space="preserve">Puis pour ouvrir la console de travail : </w:t>
       </w:r>
       <w:r>
@@ -735,17 +858,12 @@
       </w:r>
     </w:p>
     <w:p>
-      <w:pPr>
-        <w:rPr>
-          <w:lang w:val="en-US"/>
-        </w:rPr>
-      </w:pPr>
-      <w:r>
-        <w:rPr>
-          <w:lang w:val="en-US"/>
-        </w:rPr>
+      <w:r>
         <w:t>Actuellement, la totalité de l’application est à l’intérieur du dossier “CORE_COMM”</w:t>
       </w:r>
+      <w:r>
+        <w:t> :</w:t>
+      </w:r>
     </w:p>
     <w:p>
       <w:pPr>
@@ -792,14 +910,6 @@
         </w:rPr>
         <w:t>generated automatically, necessary ?</w:t>
       </w:r>
-    </w:p>
-    <w:p>
-      <w:pPr>
-        <w:pStyle w:val="Folder"/>
-        <w:rPr>
-          <w:rStyle w:val="ExplainCar"/>
-        </w:rPr>
-      </w:pPr>
     </w:p>
     <w:p>
       <w:pPr>
@@ -825,10 +935,7 @@
         <w:tab/>
       </w:r>
       <w:r>
-        <w:t>aggregation</w:t>
-      </w:r>
-      <w:r>
-        <w:t xml:space="preserve"> : </w:t>
+        <w:t xml:space="preserve">aggregation : </w:t>
       </w:r>
       <w:r>
         <w:rPr>
@@ -966,10 +1073,7 @@
         <w:tab/>
       </w:r>
       <w:r>
-        <w:t>notebook</w:t>
-      </w:r>
-      <w:r>
-        <w:t xml:space="preserve"> : </w:t>
+        <w:t xml:space="preserve">notebook : </w:t>
       </w:r>
       <w:r>
         <w:rPr>
@@ -1104,10 +1208,7 @@
         <w:t>t</w:t>
       </w:r>
       <w:r>
-        <w:t>ests</w:t>
-      </w:r>
-      <w:r>
-        <w:t xml:space="preserve"> : </w:t>
+        <w:t xml:space="preserve">ests : </w:t>
       </w:r>
       <w:r>
         <w:rPr>
@@ -1165,10 +1266,7 @@
       </w:r>
       <w:r>
         <w:tab/>
-        <w:t>users</w:t>
-      </w:r>
-      <w:r>
-        <w:t xml:space="preserve"> : </w:t>
+        <w:t xml:space="preserve">users : </w:t>
       </w:r>
       <w:r>
         <w:rPr>
@@ -1376,55 +1474,122 @@
           <w:lang w:val="en-US"/>
         </w:rPr>
         <w:tab/>
-        <w:t>- Topographie : Modène Numérique de Terrain (MNT) en .tif</w:t>
-      </w:r>
-    </w:p>
-    <w:p>
-      <w:pPr>
-        <w:rPr>
-          <w:noProof/>
-          <w:lang w:val="en-US"/>
-        </w:rPr>
-      </w:pPr>
-      <w:r>
-        <w:rPr>
-          <w:noProof/>
-          <w:lang w:val="en-US"/>
-        </w:rPr>
-        <w:tab/>
-        <w:t>- Climat (plus spécifiquement la recharge dans notre cas) : format équivalent au NetCDF</w:t>
-      </w:r>
-    </w:p>
-    <w:p>
-      <w:pPr>
-        <w:rPr>
-          <w:noProof/>
-          <w:lang w:val="en-US"/>
-        </w:rPr>
-      </w:pPr>
-      <w:r>
-        <w:rPr>
-          <w:noProof/>
-          <w:lang w:val="en-US"/>
-        </w:rPr>
-        <w:tab/>
-        <w:t>- Cours d’eau : shapefile issus de base de données publiques</w:t>
-      </w:r>
-    </w:p>
-    <w:p>
-      <w:pPr>
-        <w:rPr>
-          <w:noProof/>
-          <w:lang w:val="en-US"/>
-        </w:rPr>
-      </w:pPr>
-      <w:r>
-        <w:rPr>
-          <w:noProof/>
-          <w:lang w:val="en-US"/>
-        </w:rPr>
-        <w:tab/>
-        <w:t xml:space="preserve">- Débit des rivières : chroniques observées disponibles sur </w:t>
+        <w:t xml:space="preserve">- </w:t>
+      </w:r>
+      <w:r>
+        <w:rPr>
+          <w:noProof/>
+          <w:u w:val="single"/>
+          <w:lang w:val="en-US"/>
+        </w:rPr>
+        <w:t>Topographie</w:t>
+      </w:r>
+      <w:r>
+        <w:rPr>
+          <w:noProof/>
+          <w:lang w:val="en-US"/>
+        </w:rPr>
+        <w:t xml:space="preserve"> : Modène Numérique de Terrain (MNT) en .tif</w:t>
+      </w:r>
+    </w:p>
+    <w:p>
+      <w:pPr>
+        <w:rPr>
+          <w:noProof/>
+          <w:lang w:val="en-US"/>
+        </w:rPr>
+      </w:pPr>
+      <w:r>
+        <w:rPr>
+          <w:noProof/>
+          <w:lang w:val="en-US"/>
+        </w:rPr>
+        <w:tab/>
+        <w:t xml:space="preserve">- </w:t>
+      </w:r>
+      <w:r>
+        <w:rPr>
+          <w:noProof/>
+          <w:u w:val="single"/>
+          <w:lang w:val="en-US"/>
+        </w:rPr>
+        <w:t>Climat</w:t>
+      </w:r>
+      <w:r>
+        <w:rPr>
+          <w:noProof/>
+          <w:lang w:val="en-US"/>
+        </w:rPr>
+        <w:t xml:space="preserve"> (plus spécifiquement la recharge dans notre cas) : format équivalent au NetCDF</w:t>
+      </w:r>
+    </w:p>
+    <w:p>
+      <w:pPr>
+        <w:rPr>
+          <w:noProof/>
+          <w:lang w:val="en-US"/>
+        </w:rPr>
+      </w:pPr>
+      <w:r>
+        <w:rPr>
+          <w:noProof/>
+          <w:lang w:val="en-US"/>
+        </w:rPr>
+        <w:tab/>
+        <w:t xml:space="preserve">- </w:t>
+      </w:r>
+      <w:r>
+        <w:rPr>
+          <w:noProof/>
+          <w:u w:val="single"/>
+          <w:lang w:val="en-US"/>
+        </w:rPr>
+        <w:t>Cours d’eau</w:t>
+      </w:r>
+      <w:r>
+        <w:rPr>
+          <w:noProof/>
+          <w:lang w:val="en-US"/>
+        </w:rPr>
+        <w:t xml:space="preserve"> </w:t>
+      </w:r>
+      <w:r>
+        <w:rPr>
+          <w:noProof/>
+          <w:lang w:val="en-US"/>
+        </w:rPr>
+        <w:t>: shapefile issus de base de données publiques</w:t>
+      </w:r>
+    </w:p>
+    <w:p>
+      <w:pPr>
+        <w:rPr>
+          <w:noProof/>
+          <w:lang w:val="en-US"/>
+        </w:rPr>
+      </w:pPr>
+      <w:r>
+        <w:rPr>
+          <w:noProof/>
+          <w:lang w:val="en-US"/>
+        </w:rPr>
+        <w:tab/>
+        <w:t xml:space="preserve">- </w:t>
+      </w:r>
+      <w:r>
+        <w:rPr>
+          <w:noProof/>
+          <w:u w:val="single"/>
+          <w:lang w:val="en-US"/>
+        </w:rPr>
+        <w:t>Débit des rivières</w:t>
+      </w:r>
+      <w:r>
+        <w:rPr>
+          <w:noProof/>
+          <w:lang w:val="en-US"/>
+        </w:rPr>
+        <w:t xml:space="preserve"> : chroniques observées disponibles sur </w:t>
       </w:r>
       <w:r>
         <w:rPr>
@@ -1447,7 +1612,22 @@
           <w:lang w:val="en-US"/>
         </w:rPr>
         <w:tab/>
-        <w:t>- Logiciel de modélisation : exécutable de MODFLOW</w:t>
+        <w:t xml:space="preserve">- </w:t>
+      </w:r>
+      <w:r>
+        <w:rPr>
+          <w:noProof/>
+          <w:u w:val="single"/>
+          <w:lang w:val="en-US"/>
+        </w:rPr>
+        <w:t>Logiciel de modélisation</w:t>
+      </w:r>
+      <w:r>
+        <w:rPr>
+          <w:noProof/>
+          <w:lang w:val="en-US"/>
+        </w:rPr>
+        <w:t xml:space="preserve"> : exécutable de MODFLOW</w:t>
       </w:r>
     </w:p>
     <w:p>
@@ -1477,21 +1657,6 @@
           <w:noProof/>
           <w:lang w:val="en-US"/>
         </w:rPr>
-        <w:t>Cette stratégie permet d’éviter les erreurs de compatibilité des données d’entrée.</w:t>
-      </w:r>
-    </w:p>
-    <w:p>
-      <w:pPr>
-        <w:rPr>
-          <w:noProof/>
-          <w:lang w:val="en-US"/>
-        </w:rPr>
-      </w:pPr>
-      <w:r>
-        <w:rPr>
-          <w:noProof/>
-          <w:lang w:val="en-US"/>
-        </w:rPr>
         <w:t>Les données sont fournies en local, à partir d’un disque dur, et dans une organisation particulière.</w:t>
       </w:r>
     </w:p>
@@ -1507,6 +1672,28 @@
           <w:noProof/>
           <w:lang w:val="en-US"/>
         </w:rPr>
+        <w:t xml:space="preserve">Utiliser ces données fournies </w:t>
+      </w:r>
+      <w:r>
+        <w:rPr>
+          <w:noProof/>
+          <w:lang w:val="en-US"/>
+        </w:rPr>
+        <w:t>permet d’éviter les erreurs de compatibilité des données d’entrée.</w:t>
+      </w:r>
+    </w:p>
+    <w:p>
+      <w:pPr>
+        <w:rPr>
+          <w:noProof/>
+          <w:lang w:val="en-US"/>
+        </w:rPr>
+      </w:pPr>
+      <w:r>
+        <w:rPr>
+          <w:noProof/>
+          <w:lang w:val="en-US"/>
+        </w:rPr>
         <w:t>Cette structure est adaptée au script de lancement des simulations développés.</w:t>
       </w:r>
     </w:p>
@@ -1550,6 +1737,12 @@
           <w:rStyle w:val="FolderCar"/>
         </w:rPr>
         <w:t>Dupont/</w:t>
+      </w:r>
+      <w:r>
+        <w:rPr>
+          <w:rStyle w:val="FolderCar"/>
+        </w:rPr>
+        <w:t>xxx/</w:t>
       </w:r>
       <w:r>
         <w:rPr>
@@ -1603,14 +1796,16 @@
     <w:p>
       <w:pPr>
         <w:pStyle w:val="Folder"/>
+        <w:numPr>
+          <w:ilvl w:val="0"/>
+          <w:numId w:val="35"/>
+        </w:numPr>
+        <w:ind w:left="851" w:hanging="284"/>
         <w:rPr>
           <w:b/>
           <w:bCs/>
         </w:rPr>
       </w:pPr>
-      <w:r>
-        <w:tab/>
-      </w:r>
       <w:r>
         <w:rPr>
           <w:b/>
@@ -1858,15 +2053,17 @@
     <w:p>
       <w:pPr>
         <w:pStyle w:val="Folder"/>
+        <w:numPr>
+          <w:ilvl w:val="0"/>
+          <w:numId w:val="35"/>
+        </w:numPr>
+        <w:ind w:left="851" w:hanging="284"/>
         <w:rPr>
           <w:b/>
           <w:bCs/>
         </w:rPr>
       </w:pPr>
       <w:r>
-        <w:tab/>
-      </w:r>
-      <w:r>
         <w:rPr>
           <w:b/>
           <w:bCs/>
@@ -2033,13 +2230,17 @@
     <w:p>
       <w:pPr>
         <w:pStyle w:val="Folder"/>
+        <w:numPr>
+          <w:ilvl w:val="0"/>
+          <w:numId w:val="35"/>
+        </w:numPr>
+        <w:ind w:left="851" w:hanging="284"/>
       </w:pPr>
       <w:r>
         <w:rPr>
           <w:b/>
           <w:bCs/>
         </w:rPr>
-        <w:tab/>
         <w:t>resultls_stable</w:t>
       </w:r>
       <w:r>
@@ -2130,14 +2331,44 @@
         <w:pStyle w:val="Notebaspage"/>
         <w:ind w:left="709" w:firstLine="0"/>
         <w:jc w:val="left"/>
-      </w:pPr>
-      <w:r>
+        <w:rPr>
+          <w:color w:val="C00000"/>
+        </w:rPr>
+      </w:pPr>
+      <w:r>
+        <w:rPr>
+          <w:color w:val="C00000"/>
+        </w:rPr>
+        <w:tab/>
+      </w:r>
+      <w:r>
+        <w:rPr>
+          <w:color w:val="C00000"/>
+        </w:rPr>
         <w:t xml:space="preserve">==&gt; Étant donné qu’on ne simule pas directement les processus d’hydrologie de surface, </w:t>
       </w:r>
       <w:r>
+        <w:rPr>
+          <w:color w:val="C00000"/>
+        </w:rPr>
         <w:br/>
       </w:r>
       <w:r>
+        <w:rPr>
+          <w:color w:val="C00000"/>
+        </w:rPr>
+        <w:tab/>
+      </w:r>
+      <w:r>
+        <w:rPr>
+          <w:color w:val="C00000"/>
+        </w:rPr>
+        <w:tab/>
+      </w:r>
+      <w:r>
+        <w:rPr>
+          <w:color w:val="C00000"/>
+        </w:rPr>
         <w:t>on peut pas directement intégrer de précipitations</w:t>
       </w:r>
     </w:p>
@@ -2146,11 +2377,26 @@
         <w:pStyle w:val="Notebaspage"/>
         <w:ind w:left="709" w:firstLine="0"/>
         <w:jc w:val="left"/>
-      </w:pPr>
-      <w:r>
+        <w:rPr>
+          <w:color w:val="C00000"/>
+        </w:rPr>
+      </w:pPr>
+      <w:r>
+        <w:rPr>
+          <w:color w:val="C00000"/>
+        </w:rPr>
+        <w:tab/>
+      </w:r>
+      <w:r>
+        <w:rPr>
+          <w:color w:val="C00000"/>
+        </w:rPr>
         <w:t>==&gt; Ainsi, les données de recharge sont fournies par Météo-France</w:t>
       </w:r>
       <w:r>
+        <w:rPr>
+          <w:color w:val="C00000"/>
+        </w:rPr>
         <w:t xml:space="preserve"> (SURFEX)</w:t>
       </w:r>
     </w:p>
@@ -2159,8 +2405,20 @@
         <w:pStyle w:val="Notebaspage"/>
         <w:ind w:left="709" w:firstLine="0"/>
         <w:jc w:val="left"/>
-      </w:pPr>
-      <w:r>
+        <w:rPr>
+          <w:color w:val="C00000"/>
+        </w:rPr>
+      </w:pPr>
+      <w:r>
+        <w:rPr>
+          <w:color w:val="C00000"/>
+        </w:rPr>
+        <w:tab/>
+      </w:r>
+      <w:r>
+        <w:rPr>
+          <w:color w:val="C00000"/>
+        </w:rPr>
         <w:t>==&gt; À moyen/long terme, un module capable d’intégrer les précipitations sera ajouté</w:t>
       </w:r>
     </w:p>
@@ -2210,16 +2468,43 @@
         <w:t xml:space="preserve"> : </w:t>
       </w:r>
       <w:r>
-        <w:t>constitue les données historiques observées</w:t>
-      </w:r>
-      <w:r>
-        <w:t xml:space="preserve"> de </w:t>
+        <w:t xml:space="preserve">constitue les données historiques observées de </w:t>
       </w:r>
       <w:r>
         <w:t>1960 à 2019</w:t>
       </w:r>
       <w:r>
         <w:t> </w:t>
+      </w:r>
+    </w:p>
+    <w:p>
+      <w:pPr>
+        <w:spacing w:before="0" w:line="240" w:lineRule="auto"/>
+        <w:ind w:left="709" w:hanging="142"/>
+        <w:rPr>
+          <w:i/>
+          <w:iCs/>
+          <w:sz w:val="20"/>
+          <w:szCs w:val="20"/>
+        </w:rPr>
+      </w:pPr>
+      <w:r>
+        <w:tab/>
+      </w:r>
+      <w:r>
+        <w:tab/>
+      </w:r>
+      <w:r>
+        <w:tab/>
+      </w:r>
+      <w:r>
+        <w:rPr>
+          <w:i/>
+          <w:iCs/>
+          <w:sz w:val="20"/>
+          <w:szCs w:val="20"/>
+        </w:rPr>
+        <w:t>Données non disponibles en ligne (partenariat avec Météo-France)</w:t>
       </w:r>
     </w:p>
     <w:p>
@@ -2234,24 +2519,6 @@
         <w:tab/>
       </w:r>
       <w:r>
-        <w:tab/>
-      </w:r>
-      <w:r>
-        <w:t>Données non disponibles en ligne (partenariat avec Météo-France)</w:t>
-      </w:r>
-    </w:p>
-    <w:p>
-      <w:pPr>
-        <w:spacing w:before="0" w:after="0" w:line="240" w:lineRule="auto"/>
-        <w:ind w:left="709" w:hanging="142"/>
-      </w:pPr>
-      <w:r>
-        <w:tab/>
-      </w:r>
-      <w:r>
-        <w:tab/>
-      </w:r>
-      <w:r>
         <w:rPr>
           <w:b/>
           <w:bCs/>
@@ -2274,16 +2541,40 @@
     </w:p>
     <w:p>
       <w:pPr>
-        <w:spacing w:before="0" w:after="0" w:line="240" w:lineRule="auto"/>
+        <w:spacing w:before="0" w:line="240" w:lineRule="auto"/>
         <w:ind w:left="709" w:hanging="142"/>
-      </w:pPr>
-      <w:r>
-        <w:tab/>
-      </w:r>
-      <w:r>
-        <w:tab/>
-      </w:r>
-      <w:r>
+        <w:rPr>
+          <w:i/>
+          <w:iCs/>
+          <w:sz w:val="20"/>
+          <w:szCs w:val="20"/>
+        </w:rPr>
+      </w:pPr>
+      <w:r>
+        <w:rPr>
+          <w:i/>
+          <w:iCs/>
+          <w:sz w:val="20"/>
+          <w:szCs w:val="20"/>
+        </w:rPr>
+        <w:tab/>
+      </w:r>
+      <w:r>
+        <w:rPr>
+          <w:i/>
+          <w:iCs/>
+          <w:sz w:val="20"/>
+          <w:szCs w:val="20"/>
+        </w:rPr>
+        <w:tab/>
+      </w:r>
+      <w:r>
+        <w:rPr>
+          <w:i/>
+          <w:iCs/>
+          <w:sz w:val="20"/>
+          <w:szCs w:val="20"/>
+        </w:rPr>
         <w:tab/>
         <w:t>Données non disponibles en ligne (partenariat avec Météo-France)</w:t>
       </w:r>
@@ -2303,39 +2594,47 @@
           <w:b/>
           <w:bCs/>
         </w:rPr>
-        <w:t xml:space="preserve">Projections </w:t>
-      </w:r>
-      <w:r>
-        <w:rPr>
-          <w:b/>
-          <w:bCs/>
-        </w:rPr>
-        <w:t>EXPLORE2-2021 SIM2</w:t>
-      </w:r>
-      <w:r>
-        <w:t xml:space="preserve"> : </w:t>
-      </w:r>
-      <w:r>
-        <w:t>recharge future de 1975 à 2100 (réalisées en 20</w:t>
-      </w:r>
-      <w:r>
-        <w:t>21</w:t>
-      </w:r>
-      <w:r>
-        <w:t>)</w:t>
+        <w:t>Projections EXPLORE2-2021 SIM2</w:t>
+      </w:r>
+      <w:r>
+        <w:t> : recharge future de 1975 à 2100 (réalisées en 2021)</w:t>
       </w:r>
     </w:p>
     <w:p>
       <w:pPr>
         <w:spacing w:before="0" w:after="0" w:line="240" w:lineRule="auto"/>
-      </w:pPr>
-      <w:r>
-        <w:tab/>
-      </w:r>
-      <w:r>
-        <w:tab/>
-      </w:r>
-      <w:r>
+        <w:rPr>
+          <w:i/>
+          <w:iCs/>
+          <w:sz w:val="20"/>
+          <w:szCs w:val="20"/>
+        </w:rPr>
+      </w:pPr>
+      <w:r>
+        <w:rPr>
+          <w:i/>
+          <w:iCs/>
+          <w:sz w:val="20"/>
+          <w:szCs w:val="20"/>
+        </w:rPr>
+        <w:tab/>
+      </w:r>
+      <w:r>
+        <w:rPr>
+          <w:i/>
+          <w:iCs/>
+          <w:sz w:val="20"/>
+          <w:szCs w:val="20"/>
+        </w:rPr>
+        <w:tab/>
+      </w:r>
+      <w:r>
+        <w:rPr>
+          <w:i/>
+          <w:iCs/>
+          <w:sz w:val="20"/>
+          <w:szCs w:val="20"/>
+        </w:rPr>
         <w:tab/>
         <w:t>Données disponibles en ligne sur DRIAS :</w:t>
       </w:r>
@@ -2400,15 +2699,91 @@
         <w:t>PRÉVISIONS</w:t>
       </w:r>
       <w:r>
-        <w:t>. Elles proviennent initialement de modèles climatiques globaux du projet CMIP5 (travaux du GIEC), forcés par des scénarios d’émissions de gaz à effet de serre, les RCP (Representative Concentration Pathways). Il en existe 4 : RCP2.6, RCP4.5, RCP6.0 et RCP8.5, du plus optimiste au plus pessimiste. Ces projections constituent un ensemble d’évolution du climat possible</w:t>
-      </w:r>
-      <w:r>
-        <w:t>, de trajectoires potentielles, et ne peuvent être utilisées en tant que prévisions. Il faut plutôt extraire tendances et les statistiques des résultats de simulation.</w:t>
-      </w:r>
-    </w:p>
-    <w:p>
-      <w:r>
-        <w:t xml:space="preserve">Comme sur la figure ci-dessous, une autre stratégie serait d’appliquer des prévisions saisonnières, hebdomadaires ou journalières pour prévoir l’évolution des quantités d’eau dans les ouvrages. Même si cette stratégie permet de répondre à des questions opérationnelles importantes, l’accès à ces prévisions reste assez difficile, et contiennent aussi de nombreuses incertitudes. Un autre projet devrait à l’avenir être consacré à cette démarche spécifique. </w:t>
+        <w:t>. Elles proviennent initialement de modèles climatiques globaux du projet CMIP5 (travaux du GIEC), forcés par des scénarios d’émissions de gaz à effet de serre, les RCP (</w:t>
+      </w:r>
+      <w:proofErr w:type="spellStart"/>
+      <w:r>
+        <w:t>Representative</w:t>
+      </w:r>
+      <w:proofErr w:type="spellEnd"/>
+      <w:r>
+        <w:t xml:space="preserve"> Concentration </w:t>
+      </w:r>
+      <w:proofErr w:type="spellStart"/>
+      <w:r>
+        <w:t>Pathways</w:t>
+      </w:r>
+      <w:proofErr w:type="spellEnd"/>
+      <w:r>
+        <w:t>). Il en existe 4 : RCP2.6, RCP4.5, RCP6.0 et RCP8.5, du plus optimiste au plus pessimiste. Ces projections constituent un ensemble d’évolution du climat possible</w:t>
+      </w:r>
+      <w:r>
+        <w:t xml:space="preserve">, de trajectoires potentielles, et ne peuvent </w:t>
+      </w:r>
+      <w:r>
+        <w:t xml:space="preserve">pas </w:t>
+      </w:r>
+      <w:r>
+        <w:t xml:space="preserve">être utilisées en tant que prévisions. Il faut plutôt </w:t>
+      </w:r>
+      <w:r>
+        <w:t xml:space="preserve">en </w:t>
+      </w:r>
+      <w:r>
+        <w:t xml:space="preserve">extraire </w:t>
+      </w:r>
+      <w:r>
+        <w:t xml:space="preserve">des </w:t>
+      </w:r>
+      <w:r>
+        <w:t xml:space="preserve">tendances et </w:t>
+      </w:r>
+      <w:r>
+        <w:t>d</w:t>
+      </w:r>
+      <w:r>
+        <w:t>es statistiques</w:t>
+      </w:r>
+      <w:r>
+        <w:t xml:space="preserve"> sur différents horizons (ex : 2040 à 2070)</w:t>
+      </w:r>
+      <w:r>
+        <w:t>.</w:t>
+      </w:r>
+    </w:p>
+    <w:p>
+      <w:r>
+        <w:t xml:space="preserve">Comme sur la figure ci-dessous, une autre stratégie serait d’appliquer des prévisions saisonnières, hebdomadaires ou journalières pour prévoir l’évolution des quantités d’eau dans les ouvrages. Même si cette stratégie permet de répondre à des questions opérationnelles importantes, l’accès à ces prévisions reste assez difficile, et </w:t>
+      </w:r>
+      <w:r>
+        <w:t xml:space="preserve">elles </w:t>
+      </w:r>
+      <w:r>
+        <w:t xml:space="preserve">contiennent aussi de nombreuses incertitudes. </w:t>
+      </w:r>
+      <w:r>
+        <w:rPr>
+          <w:b/>
+          <w:bCs/>
+        </w:rPr>
+        <w:t xml:space="preserve">Un autre </w:t>
+      </w:r>
+      <w:r>
+        <w:rPr>
+          <w:b/>
+          <w:bCs/>
+        </w:rPr>
+        <w:t xml:space="preserve">futur </w:t>
+      </w:r>
+      <w:r>
+        <w:rPr>
+          <w:b/>
+          <w:bCs/>
+        </w:rPr>
+        <w:t>projet devrait à l’avenir être consacré à cette démarche spécifique.</w:t>
+      </w:r>
+      <w:r>
+        <w:t xml:space="preserve"> </w:t>
       </w:r>
     </w:p>
     <w:p>
@@ -2444,10 +2819,21 @@
         <w:t>PRÉVISIONS</w:t>
       </w:r>
       <w:r>
-        <w:t xml:space="preserve"> de quantité d’eau dans les ouvrages pour des problématiques opérationnelles, par exemple, prévoir la quantité d’eau pour l’été 2023 ou l’hiver 2023. Par contre, les projections permettent de simuler la probabilité de retrouver un événement de type « sécheresse 2022 » entre 2025 et 2050, par exemple.</w:t>
-      </w:r>
-    </w:p>
-    <w:p/>
+        <w:t xml:space="preserve"> de quantité d’eau dans les ouvrages pour des problématiques opérationnelles, par exemple, prévoir la quantité d’eau pour l’été 2023 ou l’hiver 2023</w:t>
+      </w:r>
+      <w:r>
+        <w:t>, ce n’est pas adapté pour répondre à ces questions</w:t>
+      </w:r>
+      <w:r>
+        <w:t xml:space="preserve">. </w:t>
+      </w:r>
+      <w:r>
+        <w:t>En revanche</w:t>
+      </w:r>
+      <w:r>
+        <w:t>, les projections permettent de simuler la probabilité de retrouver un événement de type « sécheresse 2022 » entre 2025 et 2050, par exemple.</w:t>
+      </w:r>
+    </w:p>
     <w:p>
       <w:r>
         <w:rPr>
@@ -2455,13 +2841,13 @@
         </w:rPr>
         <w:lastRenderedPageBreak/>
         <w:drawing>
-          <wp:anchor distT="0" distB="0" distL="114300" distR="114300" simplePos="0" relativeHeight="251661312" behindDoc="0" locked="0" layoutInCell="1" allowOverlap="1" wp14:anchorId="5775ACD5" wp14:editId="78E1F966">
+          <wp:anchor distT="0" distB="0" distL="114300" distR="114300" simplePos="0" relativeHeight="251661312" behindDoc="0" locked="0" layoutInCell="1" allowOverlap="1" wp14:anchorId="5775ACD5" wp14:editId="2821DAF8">
             <wp:simplePos x="0" y="0"/>
             <wp:positionH relativeFrom="margin">
-              <wp:align>right</wp:align>
+              <wp:align>center</wp:align>
             </wp:positionH>
             <wp:positionV relativeFrom="paragraph">
-              <wp:posOffset>99</wp:posOffset>
+              <wp:posOffset>342</wp:posOffset>
             </wp:positionV>
             <wp:extent cx="6178550" cy="2749550"/>
             <wp:effectExtent l="0" t="0" r="0" b="0"/>
@@ -2576,7 +2962,7 @@
         <w:t>ci-dessous)</w:t>
       </w:r>
       <w:r>
-        <w:t> :</w:t>
+        <w:t xml:space="preserve">, et nommées comme ceci dans la démarche de modélisation : </w:t>
       </w:r>
     </w:p>
     <w:p>
@@ -2585,8 +2971,19 @@
       </w:pPr>
       <w:r>
         <w:tab/>
-        <w:t>- Chèze</w:t>
-      </w:r>
+        <w:t xml:space="preserve">- </w:t>
+      </w:r>
+      <w:proofErr w:type="spellStart"/>
+      <w:r>
+        <w:t>Ch</w:t>
+      </w:r>
+      <w:r>
+        <w:t>e</w:t>
+      </w:r>
+      <w:r>
+        <w:t>ze</w:t>
+      </w:r>
+      <w:proofErr w:type="spellEnd"/>
     </w:p>
     <w:p>
       <w:pPr>
@@ -2612,7 +3009,11 @@
       </w:pPr>
       <w:r>
         <w:tab/>
-        <w:t>- Roph</w:t>
+        <w:t xml:space="preserve">- </w:t>
+      </w:r>
+      <w:proofErr w:type="spellStart"/>
+      <w:r>
+        <w:t>Roph</w:t>
       </w:r>
       <w:r>
         <w:t>e</w:t>
@@ -2620,6 +3021,7 @@
       <w:r>
         <w:t>mel</w:t>
       </w:r>
+      <w:proofErr w:type="spellEnd"/>
     </w:p>
     <w:p>
       <w:pPr>
@@ -2641,13 +3043,25 @@
     </w:p>
     <w:p>
       <w:r>
-        <w:t xml:space="preserve">Dans notre démarche de modélisation, nous considérons le milieu souterrain comme homogène. Nous travaillons avec des propriétés hydrauliques effectives du milieu souterrain, et qui finalement, intègrent l’ensemble des processus à l’échelle du bassin-versant. </w:t>
-      </w:r>
-      <w:r>
-        <w:t>Pour chacun de ces bassins-versants (BV), les modèles ont été calibrés en amont.</w:t>
-      </w:r>
-      <w:r>
-        <w:t xml:space="preserve"> Pour cela, on s’est appuyé sur des observations du réseau hydrographique, du débit des cours d’eau et de leur intermittence.</w:t>
+        <w:t xml:space="preserve">Dans notre démarche de modélisation, nous considérons le milieu souterrain comme homogène. Nous travaillons avec des propriétés hydrauliques effectives du milieu souterrain, qui finalement, intègrent </w:t>
+      </w:r>
+      <w:r>
+        <w:t xml:space="preserve">et « moyennent » </w:t>
+      </w:r>
+      <w:r>
+        <w:t>l’ensemble des processus à l’échelle du bassin-versant. Pour chacun de ces bassins-versants (BV), les modèles ont été calibrés</w:t>
+      </w:r>
+      <w:r>
+        <w:t xml:space="preserve"> sur différentes données observées :</w:t>
+      </w:r>
+      <w:r>
+        <w:t xml:space="preserve"> réseau hydrographique, </w:t>
+      </w:r>
+      <w:r>
+        <w:t>le</w:t>
+      </w:r>
+      <w:r>
+        <w:t xml:space="preserve"> débit des cours d’eau et leur intermittence.</w:t>
       </w:r>
     </w:p>
     <w:p>
@@ -2655,7 +3069,13 @@
         <w:t xml:space="preserve">Ainsi, </w:t>
       </w:r>
       <w:r>
-        <w:t xml:space="preserve">en modélisant des aquifères à épaisseur constante de 30 m (moyenne en bretagne), </w:t>
+        <w:t xml:space="preserve">en modélisant des aquifères à épaisseur constante de 30 m (moyenne en </w:t>
+      </w:r>
+      <w:r>
+        <w:t>B</w:t>
+      </w:r>
+      <w:r>
+        <w:t xml:space="preserve">retagne), </w:t>
       </w:r>
       <w:r>
         <w:t xml:space="preserve">une valeur de </w:t>
@@ -2855,23 +3275,23 @@
           <w:bCs/>
         </w:rPr>
         <w:tab/>
-        <w:t>- Les « paths » selon les chemins locaux de vos PC</w:t>
-      </w:r>
-    </w:p>
-    <w:p>
-      <w:pPr>
+        <w:t>- Les « </w:t>
+      </w:r>
+      <w:proofErr w:type="spellStart"/>
+      <w:r>
         <w:rPr>
           <w:b/>
           <w:bCs/>
         </w:rPr>
-      </w:pPr>
+        <w:t>paths</w:t>
+      </w:r>
+      <w:proofErr w:type="spellEnd"/>
       <w:r>
         <w:rPr>
           <w:b/>
           <w:bCs/>
         </w:rPr>
-        <w:tab/>
-        <w:t>- Le nom du bassin-versant à modéliser</w:t>
+        <w:t> » selon les chemins locaux de vos PC</w:t>
       </w:r>
     </w:p>
     <w:p>
@@ -2887,24 +3307,60 @@
           <w:bCs/>
         </w:rPr>
         <w:tab/>
-        <w:t>- Le nom du modèle climatique à tester</w:t>
-      </w:r>
-    </w:p>
-    <w:p>
-      <w:r>
-        <w:lastRenderedPageBreak/>
-        <w:t>Ci-dessous les abréviations des modèles climatiques à tester :</w:t>
-      </w:r>
-    </w:p>
-    <w:p>
-      <w:pPr>
-        <w:spacing w:before="0" w:after="0" w:line="240" w:lineRule="auto"/>
-      </w:pPr>
-      <w:r>
+        <w:t>- Le nom du bassin-versant à modéliser</w:t>
+      </w:r>
+    </w:p>
+    <w:p>
+      <w:pPr>
         <w:rPr>
           <w:b/>
           <w:bCs/>
         </w:rPr>
+      </w:pPr>
+      <w:r>
+        <w:rPr>
+          <w:b/>
+          <w:bCs/>
+        </w:rPr>
+        <w:tab/>
+        <w:t xml:space="preserve">- Le nom du modèle climatique </w:t>
+      </w:r>
+      <w:r>
+        <w:rPr>
+          <w:b/>
+          <w:bCs/>
+        </w:rPr>
+        <w:t xml:space="preserve">et la période </w:t>
+      </w:r>
+      <w:r>
+        <w:rPr>
+          <w:b/>
+          <w:bCs/>
+        </w:rPr>
+        <w:t>à tester</w:t>
+      </w:r>
+    </w:p>
+    <w:p>
+      <w:r>
+        <w:lastRenderedPageBreak/>
+        <w:t>Ci-dessous les abréviations</w:t>
+      </w:r>
+      <w:r>
+        <w:t xml:space="preserve"> (« Labels »)</w:t>
+      </w:r>
+      <w:r>
+        <w:t xml:space="preserve"> des modèles climatiques à tester :</w:t>
+      </w:r>
+    </w:p>
+    <w:p>
+      <w:pPr>
+        <w:spacing w:before="0" w:after="0" w:line="240" w:lineRule="auto"/>
+      </w:pPr>
+      <w:r>
+        <w:rPr>
+          <w:b/>
+          <w:bCs/>
+        </w:rPr>
         <w:t>Réanalyse historique</w:t>
       </w:r>
       <w:r>
@@ -2917,7 +3373,21 @@
       </w:pPr>
       <w:r>
         <w:tab/>
-        <w:t>Label : «REA »</w:t>
+        <w:t>Label :</w:t>
+      </w:r>
+      <w:proofErr w:type="gramStart"/>
+      <w:r>
+        <w:t xml:space="preserve"> «</w:t>
+      </w:r>
+      <w:r>
+        <w:rPr>
+          <w:color w:val="C00000"/>
+        </w:rPr>
+        <w:t>REA</w:t>
+      </w:r>
+      <w:proofErr w:type="gramEnd"/>
+      <w:r>
+        <w:t> »</w:t>
       </w:r>
     </w:p>
     <w:p>
@@ -3122,7 +3592,10 @@
         <w:t xml:space="preserve">- </w:t>
       </w:r>
       <w:r>
-        <w:t xml:space="preserve">chaque modèle </w:t>
+        <w:t>C</w:t>
+      </w:r>
+      <w:r>
+        <w:t xml:space="preserve">haque modèle </w:t>
       </w:r>
       <w:r>
         <w:t>n’a</w:t>
@@ -3141,7 +3614,13 @@
       </w:pPr>
       <w:r>
         <w:tab/>
-        <w:t xml:space="preserve">- les modèles climatiques de </w:t>
+        <w:t xml:space="preserve">- </w:t>
+      </w:r>
+      <w:r>
+        <w:t>L</w:t>
+      </w:r>
+      <w:r>
+        <w:t xml:space="preserve">es modèles climatiques de </w:t>
       </w:r>
       <w:r>
         <w:rPr>
@@ -3151,10 +3630,7 @@
         <w:t>DAYON-2015</w:t>
       </w:r>
       <w:r>
-        <w:t> </w:t>
-      </w:r>
-      <w:r>
-        <w:t xml:space="preserve">sont plus pessimistes d’un point de vue quantité d’eau que les projections </w:t>
+        <w:t xml:space="preserve"> sont plus pessimistes d’un point de vue quantité d’eau que les projections </w:t>
       </w:r>
       <w:r>
         <w:rPr>
@@ -3202,10 +3678,7 @@
       </w:pPr>
       <w:r>
         <w:lastRenderedPageBreak/>
-        <w:t>Description du</w:t>
-      </w:r>
-      <w:r>
-        <w:t xml:space="preserve"> script de lancement</w:t>
+        <w:t>Description du script de lancement</w:t>
       </w:r>
     </w:p>
     <w:p>
@@ -3216,23 +3689,160 @@
         <w:t>reparti</w:t>
       </w:r>
       <w:r>
-        <w:t xml:space="preserve"> en différents « bloc » visibles sur Spyder, en cochant l’option « Outline » dans View ==&gt; Panes</w:t>
-      </w:r>
-    </w:p>
-    <w:p>
-      <w:r>
-        <w:t xml:space="preserve">Pour lancer le script « bloc par bloc », utilisez les bouton « Run current cell » de Spyder ou le raccourcis clavier « Ctrl + Entrée », ou « Maj + </w:t>
+        <w:t xml:space="preserve"> en différents « bloc » visibles sur </w:t>
+      </w:r>
+      <w:proofErr w:type="spellStart"/>
+      <w:r>
+        <w:t>Spyder</w:t>
+      </w:r>
+      <w:proofErr w:type="spellEnd"/>
+      <w:r>
+        <w:t> :</w:t>
+      </w:r>
+      <w:r>
+        <w:t xml:space="preserve"> </w:t>
+      </w:r>
+    </w:p>
+    <w:p>
+      <w:r>
+        <w:tab/>
+        <w:t xml:space="preserve">- </w:t>
+      </w:r>
+      <w:proofErr w:type="spellStart"/>
+      <w:r>
+        <w:t>C</w:t>
+      </w:r>
+      <w:r>
+        <w:t>och</w:t>
+      </w:r>
+      <w:r>
+        <w:t>er</w:t>
+      </w:r>
+      <w:r>
+        <w:t>l’option</w:t>
+      </w:r>
+      <w:proofErr w:type="spellEnd"/>
+      <w:r>
+        <w:t xml:space="preserve"> « </w:t>
+      </w:r>
+      <w:proofErr w:type="spellStart"/>
+      <w:r>
+        <w:t>Outline</w:t>
+      </w:r>
+      <w:proofErr w:type="spellEnd"/>
+      <w:r>
+        <w:t xml:space="preserve"> » dans </w:t>
+      </w:r>
+      <w:proofErr w:type="spellStart"/>
+      <w:r>
+        <w:t>View</w:t>
+      </w:r>
+      <w:proofErr w:type="spellEnd"/>
+      <w:r>
+        <w:t xml:space="preserve"> ==&gt; Panes</w:t>
+      </w:r>
+    </w:p>
+    <w:p>
+      <w:r>
+        <w:t xml:space="preserve">Raccourcis </w:t>
+      </w:r>
+      <w:proofErr w:type="spellStart"/>
+      <w:r>
+        <w:t>Spyder</w:t>
+      </w:r>
+      <w:proofErr w:type="spellEnd"/>
+      <w:r>
+        <w:t xml:space="preserve"> et clavier : </w:t>
+      </w:r>
+    </w:p>
+    <w:p>
+      <w:r>
+        <w:tab/>
+        <w:t>- L</w:t>
+      </w:r>
+      <w:r>
+        <w:t xml:space="preserve">ancer le script « bloc par bloc », </w:t>
+      </w:r>
+      <w:r>
+        <w:t>avec le</w:t>
+      </w:r>
+      <w:r>
+        <w:t xml:space="preserve"> bouton « Run </w:t>
+      </w:r>
+      <w:proofErr w:type="spellStart"/>
+      <w:r>
+        <w:t>current</w:t>
+      </w:r>
+      <w:proofErr w:type="spellEnd"/>
+      <w:r>
+        <w:t xml:space="preserve"> </w:t>
+      </w:r>
+      <w:proofErr w:type="spellStart"/>
+      <w:r>
+        <w:t>cell</w:t>
+      </w:r>
+      <w:proofErr w:type="spellEnd"/>
+      <w:r>
+        <w:t> </w:t>
+      </w:r>
+      <w:proofErr w:type="gramStart"/>
+      <w:r>
+        <w:t>»</w:t>
+      </w:r>
+      <w:r>
+        <w:t>:</w:t>
+      </w:r>
+      <w:proofErr w:type="gramEnd"/>
+    </w:p>
+    <w:p>
+      <w:r>
+        <w:tab/>
+        <w:t>-</w:t>
+      </w:r>
+      <w:r>
+        <w:t xml:space="preserve"> « Ctrl + Entrée »</w:t>
+      </w:r>
+      <w:r>
+        <w:t xml:space="preserve"> </w:t>
+      </w:r>
+      <w:r>
+        <w:t xml:space="preserve">pour run </w:t>
+      </w:r>
+      <w:r>
+        <w:t>un bloc</w:t>
+      </w:r>
+    </w:p>
+    <w:p>
+      <w:r>
+        <w:tab/>
+        <w:t xml:space="preserve">- </w:t>
+      </w:r>
+      <w:r>
+        <w:t xml:space="preserve">« Maj + </w:t>
       </w:r>
       <w:r>
         <w:t>Entrée</w:t>
       </w:r>
       <w:r>
-        <w:t> » pour run et passer au bloc suivant.</w:t>
-      </w:r>
-    </w:p>
-    <w:p>
-      <w:r>
-        <w:t>Pour lancer 1 seule ligne : F9</w:t>
+        <w:t> » pour run et passer au bloc suivant</w:t>
+      </w:r>
+    </w:p>
+    <w:p>
+      <w:r>
+        <w:tab/>
+        <w:t>- « F9 » p</w:t>
+      </w:r>
+      <w:r>
+        <w:t xml:space="preserve">our lancer </w:t>
+      </w:r>
+      <w:r>
+        <w:t>les lignes sélectionnées ou 1 seule ligne</w:t>
+      </w:r>
+    </w:p>
+    <w:p>
+      <w:r>
+        <w:tab/>
+        <w:t>- « Ctrl + 1 » : active ou désactive le # devant la ligne</w:t>
       </w:r>
     </w:p>
     <w:p>
@@ -3241,11 +3851,317 @@
       </w:r>
       <w:r>
         <w:br/>
-        <w:t>« HydroModPy/CORE_COMM/ » via Spyder (en haut à droite, avec accès à votre PC via ‘Files’).</w:t>
+      </w:r>
+      <w:r>
+        <w:tab/>
+      </w:r>
+      <w:r>
+        <w:t xml:space="preserve">« HydroModPy/CORE_COMM/ » via </w:t>
+      </w:r>
+      <w:proofErr w:type="spellStart"/>
+      <w:r>
+        <w:t>Spyder</w:t>
+      </w:r>
+      <w:proofErr w:type="spellEnd"/>
+      <w:r>
+        <w:t xml:space="preserve"> </w:t>
+      </w:r>
+    </w:p>
+    <w:p>
+      <w:r>
+        <w:tab/>
+        <w:t xml:space="preserve">- Accéder au CORE_COMM dans </w:t>
+      </w:r>
+      <w:proofErr w:type="spellStart"/>
+      <w:r>
+        <w:t>Spyder</w:t>
+      </w:r>
+      <w:proofErr w:type="spellEnd"/>
+      <w:r>
+        <w:t xml:space="preserve"> avec le panel </w:t>
+      </w:r>
+      <w:r>
+        <w:t>en haut à droite</w:t>
+      </w:r>
+    </w:p>
+    <w:p>
+      <w:r>
+        <w:tab/>
+        <w:t xml:space="preserve">- Naviguez dans votre PC </w:t>
+      </w:r>
+      <w:r>
+        <w:t>via</w:t>
+      </w:r>
+      <w:r>
+        <w:t xml:space="preserve"> le </w:t>
+      </w:r>
+      <w:proofErr w:type="spellStart"/>
+      <w:r>
+        <w:t>sub</w:t>
+      </w:r>
+      <w:proofErr w:type="spellEnd"/>
+      <w:r>
+        <w:t>-panel</w:t>
+      </w:r>
+      <w:r>
+        <w:t xml:space="preserve"> ‘Files’</w:t>
       </w:r>
     </w:p>
     <w:p/>
     <w:p/>
+    <w:p>
+      <w:pPr>
+        <w:pStyle w:val="Titre2"/>
+      </w:pPr>
+      <w:r>
+        <w:lastRenderedPageBreak/>
+        <w:t>ENVIRONMENT</w:t>
+      </w:r>
+    </w:p>
+    <w:p>
+      <w:pPr>
+        <w:pStyle w:val="Titre3"/>
+      </w:pPr>
+      <w:r>
+        <w:t>IMPORT LIBRAIRIES</w:t>
+      </w:r>
+    </w:p>
+    <w:p>
+      <w:pPr>
+        <w:pStyle w:val="Titre3"/>
+      </w:pPr>
+      <w:r>
+        <w:t>FONCTIONS NECESSARY</w:t>
+      </w:r>
+    </w:p>
+    <w:p>
+      <w:pPr>
+        <w:pStyle w:val="Titre2"/>
+      </w:pPr>
+      <w:r>
+        <w:t>WATERSHED</w:t>
+      </w:r>
+    </w:p>
+    <w:p>
+      <w:pPr>
+        <w:pStyle w:val="Titre3"/>
+      </w:pPr>
+      <w:r>
+        <w:t>PERSONAL PATHS</w:t>
+      </w:r>
+    </w:p>
+    <w:p>
+      <w:pPr>
+        <w:pStyle w:val="Titre3"/>
+      </w:pPr>
+      <w:r>
+        <w:t>DEFAULT PATHS</w:t>
+      </w:r>
+    </w:p>
+    <w:p>
+      <w:pPr>
+        <w:pStyle w:val="Titre3"/>
+      </w:pPr>
+      <w:r>
+        <w:t>EXTRACT CATCHMENT</w:t>
+      </w:r>
+    </w:p>
+    <w:p>
+      <w:pPr>
+        <w:pStyle w:val="Titre3"/>
+      </w:pPr>
+      <w:r>
+        <w:t>DATA CATCHMENT</w:t>
+      </w:r>
+    </w:p>
+    <w:p>
+      <w:pPr>
+        <w:pStyle w:val="Titre2"/>
+      </w:pPr>
+      <w:r>
+        <w:t>CLIMATE</w:t>
+      </w:r>
+    </w:p>
+    <w:p>
+      <w:pPr>
+        <w:pStyle w:val="Titre3"/>
+      </w:pPr>
+      <w:r>
+        <w:t>REANALYSIS NORMALIZE</w:t>
+      </w:r>
+    </w:p>
+    <w:p>
+      <w:pPr>
+        <w:pStyle w:val="Titre3"/>
+      </w:pPr>
+      <w:r>
+        <w:t xml:space="preserve">PROJECTIONS </w:t>
+      </w:r>
+      <w:r>
+        <w:t>NORMALIZE</w:t>
+      </w:r>
+    </w:p>
+    <w:p>
+      <w:pPr>
+        <w:pStyle w:val="Titre2"/>
+      </w:pPr>
+      <w:r>
+        <w:t>MODEL</w:t>
+      </w:r>
+    </w:p>
+    <w:p>
+      <w:pPr>
+        <w:pStyle w:val="Titre3"/>
+      </w:pPr>
+      <w:r>
+        <w:t>PARAM SIMULATION</w:t>
+      </w:r>
+    </w:p>
+    <w:p>
+      <w:pPr>
+        <w:pStyle w:val="Titre3"/>
+      </w:pPr>
+      <w:r>
+        <w:t>RUN SIMULATION</w:t>
+      </w:r>
+    </w:p>
+    <w:p>
+      <w:pPr>
+        <w:pStyle w:val="Titre3"/>
+      </w:pPr>
+      <w:r>
+        <w:t>POST-PROCESS</w:t>
+      </w:r>
+    </w:p>
+    <w:p>
+      <w:pPr>
+        <w:pStyle w:val="Titre2"/>
+      </w:pPr>
+      <w:r>
+        <w:t>REANALYSIS</w:t>
+      </w:r>
+    </w:p>
+    <w:p>
+      <w:pPr>
+        <w:pStyle w:val="Titre3"/>
+      </w:pPr>
+      <w:r>
+        <w:t>PLOT CHRONIC STREAMFLOW</w:t>
+      </w:r>
+    </w:p>
+    <w:p>
+      <w:pPr>
+        <w:pStyle w:val="Titre3"/>
+      </w:pPr>
+      <w:r>
+        <w:t>PLOT CHRONIC SATURATION</w:t>
+      </w:r>
+    </w:p>
+    <w:p>
+      <w:pPr>
+        <w:pStyle w:val="Titre3"/>
+      </w:pPr>
+      <w:r>
+        <w:t>PLOT MAP HYDROGRAPHY</w:t>
+      </w:r>
+    </w:p>
+    <w:p>
+      <w:pPr>
+        <w:pStyle w:val="Titre3"/>
+      </w:pPr>
+      <w:r>
+        <w:t>PLOT CROSSECTION MINMAX</w:t>
+      </w:r>
+    </w:p>
+    <w:p>
+      <w:pPr>
+        <w:pStyle w:val="Titre3"/>
+      </w:pPr>
+      <w:r>
+        <w:t>PLOT MAP PERSISTENCY</w:t>
+      </w:r>
+    </w:p>
+    <w:p>
+      <w:pPr>
+        <w:pStyle w:val="Titre2"/>
+      </w:pPr>
+      <w:r>
+        <w:t>PROJECTION</w:t>
+      </w:r>
+    </w:p>
+    <w:p>
+      <w:pPr>
+        <w:pStyle w:val="Titre3"/>
+      </w:pPr>
+      <w:r>
+        <w:t>PLOT CHRONIC STREAMFLOW</w:t>
+      </w:r>
+    </w:p>
+    <w:p>
+      <w:pPr>
+        <w:pStyle w:val="Titre3"/>
+      </w:pPr>
+      <w:r>
+        <w:lastRenderedPageBreak/>
+        <w:t>PLOT MODEL COMPARISON</w:t>
+      </w:r>
+    </w:p>
+    <w:p>
+      <w:pPr>
+        <w:pStyle w:val="Titre3"/>
+      </w:pPr>
+      <w:r>
+        <w:t>PLOT BOXPLOT STREAMFLOW</w:t>
+      </w:r>
+    </w:p>
+    <w:p>
+      <w:pPr>
+        <w:pStyle w:val="Titre3"/>
+      </w:pPr>
+      <w:r>
+        <w:t>PLOT INTERMENSUAL STREAMFLOW</w:t>
+      </w:r>
+    </w:p>
+    <w:p>
+      <w:pPr>
+        <w:pStyle w:val="Titre3"/>
+      </w:pPr>
+      <w:r>
+        <w:t>EXPORT ANOMALY STREAMFLOW</w:t>
+      </w:r>
+    </w:p>
+    <w:p>
+      <w:pPr>
+        <w:pStyle w:val="Titre3"/>
+      </w:pPr>
+      <w:r>
+        <w:t>PLOT RETURN QMNA</w:t>
+      </w:r>
+    </w:p>
+    <w:p>
+      <w:pPr>
+        <w:pStyle w:val="Titre3"/>
+      </w:pPr>
+      <w:r>
+        <w:t>PLOT MAP PERSISTENCY</w:t>
+      </w:r>
+    </w:p>
+    <w:p>
+      <w:pPr>
+        <w:pStyle w:val="Titre3"/>
+      </w:pPr>
+      <w:r>
+        <w:t>PLOT MAP INTERMITTENCY</w:t>
+      </w:r>
+    </w:p>
+    <w:p>
+      <w:pPr>
+        <w:pStyle w:val="Titre2"/>
+      </w:pPr>
+      <w:r>
+        <w:t>NOTES</w:t>
+      </w:r>
+    </w:p>
     <w:sectPr>
       <w:headerReference w:type="even" r:id="rId19"/>
       <w:headerReference w:type="default" r:id="rId20"/>
@@ -3504,6 +4420,119 @@
 <file path=word/numbering.xml><?xml version="1.0" encoding="utf-8"?>
 <w:numbering xmlns:wpc="http://schemas.microsoft.com/office/word/2010/wordprocessingCanvas" xmlns:cx="http://schemas.microsoft.com/office/drawing/2014/chartex" xmlns:cx1="http://schemas.microsoft.com/office/drawing/2015/9/8/chartex" xmlns:cx2="http://schemas.microsoft.com/office/drawing/2015/10/21/chartex" xmlns:cx3="http://schemas.microsoft.com/office/drawing/2016/5/9/chartex" xmlns:cx4="http://schemas.microsoft.com/office/drawing/2016/5/10/chartex" xmlns:cx5="http://schemas.microsoft.com/office/drawing/2016/5/11/chartex" xmlns:cx6="http://schemas.microsoft.com/office/drawing/2016/5/12/chartex" xmlns:cx7="http://schemas.microsoft.com/office/drawing/2016/5/13/chartex" xmlns:cx8="http://schemas.microsoft.com/office/drawing/2016/5/14/chartex" xmlns:mc="http://schemas.openxmlformats.org/markup-compatibility/2006" xmlns:aink="http://schemas.microsoft.com/office/drawing/2016/ink" xmlns:am3d="http://schemas.microsoft.com/office/drawing/2017/model3d" xmlns:o="urn:schemas-microsoft-com:office:office" xmlns:oel="http://schemas.microsoft.com/office/2019/extlst" xmlns:r="http://schemas.openxmlformats.org/officeDocument/2006/relationships" xmlns:m="http://schemas.openxmlformats.org/officeDocument/2006/math" xmlns:v="urn:schemas-microsoft-com:vml" xmlns:wp14="http://schemas.microsoft.com/office/word/2010/wordprocessingDrawing" xmlns:wp="http://schemas.openxmlformats.org/drawingml/2006/wordprocessingDrawing" xmlns:w10="urn:schemas-microsoft-com:office:word" xmlns:w="http://schemas.openxmlformats.org/wordprocessingml/2006/main" xmlns:w14="http://schemas.microsoft.com/office/word/2010/wordml" xmlns:w15="http://schemas.microsoft.com/office/word/2012/wordml" xmlns:w16cex="http://schemas.microsoft.com/office/word/2018/wordml/cex" xmlns:w16cid="http://schemas.microsoft.com/office/word/2016/wordml/cid" xmlns:w16="http://schemas.microsoft.com/office/word/2018/wordml" xmlns:w16sdtdh="http://schemas.microsoft.com/office/word/2020/wordml/sdtdatahash" xmlns:w16se="http://schemas.microsoft.com/office/word/2015/wordml/symex" xmlns:wpg="http://schemas.microsoft.com/office/word/2010/wordprocessingGroup" xmlns:wpi="http://schemas.microsoft.com/office/word/2010/wordprocessingInk" xmlns:wne="http://schemas.microsoft.com/office/word/2006/wordml" xmlns:wps="http://schemas.microsoft.com/office/word/2010/wordprocessingShape" mc:Ignorable="w14 w15 w16se w16cid w16 w16cex w16sdtdh wp14">
   <w:abstractNum w:abstractNumId="0" w15:restartNumberingAfterBreak="0">
+    <w:nsid w:val="00A02B28"/>
+    <w:multiLevelType w:val="hybridMultilevel"/>
+    <w:tmpl w:val="B30A3940"/>
+    <w:lvl w:ilvl="0" w:tplc="040C0001">
+      <w:start w:val="1"/>
+      <w:numFmt w:val="bullet"/>
+      <w:lvlText w:val=""/>
+      <w:lvlJc w:val="left"/>
+      <w:pPr>
+        <w:ind w:left="1285" w:hanging="360"/>
+      </w:pPr>
+      <w:rPr>
+        <w:rFonts w:ascii="Symbol" w:hAnsi="Symbol" w:hint="default"/>
+      </w:rPr>
+    </w:lvl>
+    <w:lvl w:ilvl="1" w:tplc="040C0003" w:tentative="1">
+      <w:start w:val="1"/>
+      <w:numFmt w:val="bullet"/>
+      <w:lvlText w:val="o"/>
+      <w:lvlJc w:val="left"/>
+      <w:pPr>
+        <w:ind w:left="2005" w:hanging="360"/>
+      </w:pPr>
+      <w:rPr>
+        <w:rFonts w:ascii="Courier New" w:hAnsi="Courier New" w:cs="Courier New" w:hint="default"/>
+      </w:rPr>
+    </w:lvl>
+    <w:lvl w:ilvl="2" w:tplc="040C0005" w:tentative="1">
+      <w:start w:val="1"/>
+      <w:numFmt w:val="bullet"/>
+      <w:lvlText w:val=""/>
+      <w:lvlJc w:val="left"/>
+      <w:pPr>
+        <w:ind w:left="2725" w:hanging="360"/>
+      </w:pPr>
+      <w:rPr>
+        <w:rFonts w:ascii="Wingdings" w:hAnsi="Wingdings" w:hint="default"/>
+      </w:rPr>
+    </w:lvl>
+    <w:lvl w:ilvl="3" w:tplc="040C0001" w:tentative="1">
+      <w:start w:val="1"/>
+      <w:numFmt w:val="bullet"/>
+      <w:lvlText w:val=""/>
+      <w:lvlJc w:val="left"/>
+      <w:pPr>
+        <w:ind w:left="3445" w:hanging="360"/>
+      </w:pPr>
+      <w:rPr>
+        <w:rFonts w:ascii="Symbol" w:hAnsi="Symbol" w:hint="default"/>
+      </w:rPr>
+    </w:lvl>
+    <w:lvl w:ilvl="4" w:tplc="040C0003" w:tentative="1">
+      <w:start w:val="1"/>
+      <w:numFmt w:val="bullet"/>
+      <w:lvlText w:val="o"/>
+      <w:lvlJc w:val="left"/>
+      <w:pPr>
+        <w:ind w:left="4165" w:hanging="360"/>
+      </w:pPr>
+      <w:rPr>
+        <w:rFonts w:ascii="Courier New" w:hAnsi="Courier New" w:cs="Courier New" w:hint="default"/>
+      </w:rPr>
+    </w:lvl>
+    <w:lvl w:ilvl="5" w:tplc="040C0005" w:tentative="1">
+      <w:start w:val="1"/>
+      <w:numFmt w:val="bullet"/>
+      <w:lvlText w:val=""/>
+      <w:lvlJc w:val="left"/>
+      <w:pPr>
+        <w:ind w:left="4885" w:hanging="360"/>
+      </w:pPr>
+      <w:rPr>
+        <w:rFonts w:ascii="Wingdings" w:hAnsi="Wingdings" w:hint="default"/>
+      </w:rPr>
+    </w:lvl>
+    <w:lvl w:ilvl="6" w:tplc="040C0001" w:tentative="1">
+      <w:start w:val="1"/>
+      <w:numFmt w:val="bullet"/>
+      <w:lvlText w:val=""/>
+      <w:lvlJc w:val="left"/>
+      <w:pPr>
+        <w:ind w:left="5605" w:hanging="360"/>
+      </w:pPr>
+      <w:rPr>
+        <w:rFonts w:ascii="Symbol" w:hAnsi="Symbol" w:hint="default"/>
+      </w:rPr>
+    </w:lvl>
+    <w:lvl w:ilvl="7" w:tplc="040C0003" w:tentative="1">
+      <w:start w:val="1"/>
+      <w:numFmt w:val="bullet"/>
+      <w:lvlText w:val="o"/>
+      <w:lvlJc w:val="left"/>
+      <w:pPr>
+        <w:ind w:left="6325" w:hanging="360"/>
+      </w:pPr>
+      <w:rPr>
+        <w:rFonts w:ascii="Courier New" w:hAnsi="Courier New" w:cs="Courier New" w:hint="default"/>
+      </w:rPr>
+    </w:lvl>
+    <w:lvl w:ilvl="8" w:tplc="040C0005" w:tentative="1">
+      <w:start w:val="1"/>
+      <w:numFmt w:val="bullet"/>
+      <w:lvlText w:val=""/>
+      <w:lvlJc w:val="left"/>
+      <w:pPr>
+        <w:ind w:left="7045" w:hanging="360"/>
+      </w:pPr>
+      <w:rPr>
+        <w:rFonts w:ascii="Wingdings" w:hAnsi="Wingdings" w:hint="default"/>
+      </w:rPr>
+    </w:lvl>
+  </w:abstractNum>
+  <w:abstractNum w:abstractNumId="1" w15:restartNumberingAfterBreak="0">
     <w:nsid w:val="01E67DCE"/>
     <w:multiLevelType w:val="hybridMultilevel"/>
     <w:tmpl w:val="498E34F6"/>
@@ -3616,7 +4645,7 @@
       </w:rPr>
     </w:lvl>
   </w:abstractNum>
-  <w:abstractNum w:abstractNumId="1" w15:restartNumberingAfterBreak="0">
+  <w:abstractNum w:abstractNumId="2" w15:restartNumberingAfterBreak="0">
     <w:nsid w:val="0DC32F6B"/>
     <w:multiLevelType w:val="multilevel"/>
     <w:tmpl w:val="67022098"/>
@@ -3730,7 +4759,7 @@
       </w:rPr>
     </w:lvl>
   </w:abstractNum>
-  <w:abstractNum w:abstractNumId="2" w15:restartNumberingAfterBreak="0">
+  <w:abstractNum w:abstractNumId="3" w15:restartNumberingAfterBreak="0">
     <w:nsid w:val="115465A8"/>
     <w:multiLevelType w:val="hybridMultilevel"/>
     <w:tmpl w:val="3E720864"/>
@@ -3843,7 +4872,7 @@
       </w:pPr>
     </w:lvl>
   </w:abstractNum>
-  <w:abstractNum w:abstractNumId="3" w15:restartNumberingAfterBreak="0">
+  <w:abstractNum w:abstractNumId="4" w15:restartNumberingAfterBreak="0">
     <w:nsid w:val="1BE84B0A"/>
     <w:multiLevelType w:val="hybridMultilevel"/>
     <w:tmpl w:val="00A292D2"/>
@@ -3956,7 +4985,7 @@
       </w:rPr>
     </w:lvl>
   </w:abstractNum>
-  <w:abstractNum w:abstractNumId="4" w15:restartNumberingAfterBreak="0">
+  <w:abstractNum w:abstractNumId="5" w15:restartNumberingAfterBreak="0">
     <w:nsid w:val="1D1023CD"/>
     <w:multiLevelType w:val="hybridMultilevel"/>
     <w:tmpl w:val="96D61F64"/>
@@ -4069,7 +5098,7 @@
       </w:rPr>
     </w:lvl>
   </w:abstractNum>
-  <w:abstractNum w:abstractNumId="5" w15:restartNumberingAfterBreak="0">
+  <w:abstractNum w:abstractNumId="6" w15:restartNumberingAfterBreak="0">
     <w:nsid w:val="1F7034E8"/>
     <w:multiLevelType w:val="hybridMultilevel"/>
     <w:tmpl w:val="E83CD806"/>
@@ -4159,7 +5188,7 @@
       </w:pPr>
     </w:lvl>
   </w:abstractNum>
-  <w:abstractNum w:abstractNumId="6" w15:restartNumberingAfterBreak="0">
+  <w:abstractNum w:abstractNumId="7" w15:restartNumberingAfterBreak="0">
     <w:nsid w:val="1F78046A"/>
     <w:multiLevelType w:val="hybridMultilevel"/>
     <w:tmpl w:val="4FF2799E"/>
@@ -4248,7 +5277,7 @@
       </w:pPr>
     </w:lvl>
   </w:abstractNum>
-  <w:abstractNum w:abstractNumId="7" w15:restartNumberingAfterBreak="0">
+  <w:abstractNum w:abstractNumId="8" w15:restartNumberingAfterBreak="0">
     <w:nsid w:val="226D78EA"/>
     <w:multiLevelType w:val="hybridMultilevel"/>
     <w:tmpl w:val="0CC64308"/>
@@ -4361,7 +5390,7 @@
       </w:rPr>
     </w:lvl>
   </w:abstractNum>
-  <w:abstractNum w:abstractNumId="8" w15:restartNumberingAfterBreak="0">
+  <w:abstractNum w:abstractNumId="9" w15:restartNumberingAfterBreak="0">
     <w:nsid w:val="22F71EE6"/>
     <w:multiLevelType w:val="hybridMultilevel"/>
     <w:tmpl w:val="2BB2AACC"/>
@@ -4474,7 +5503,7 @@
       </w:rPr>
     </w:lvl>
   </w:abstractNum>
-  <w:abstractNum w:abstractNumId="9" w15:restartNumberingAfterBreak="0">
+  <w:abstractNum w:abstractNumId="10" w15:restartNumberingAfterBreak="0">
     <w:nsid w:val="37B60649"/>
     <w:multiLevelType w:val="hybridMultilevel"/>
     <w:tmpl w:val="F9BE93EE"/>
@@ -4587,7 +5616,7 @@
       </w:rPr>
     </w:lvl>
   </w:abstractNum>
-  <w:abstractNum w:abstractNumId="10" w15:restartNumberingAfterBreak="0">
+  <w:abstractNum w:abstractNumId="11" w15:restartNumberingAfterBreak="0">
     <w:nsid w:val="3A200C78"/>
     <w:multiLevelType w:val="hybridMultilevel"/>
     <w:tmpl w:val="1132FE4A"/>
@@ -4700,7 +5729,7 @@
       </w:rPr>
     </w:lvl>
   </w:abstractNum>
-  <w:abstractNum w:abstractNumId="11" w15:restartNumberingAfterBreak="0">
+  <w:abstractNum w:abstractNumId="12" w15:restartNumberingAfterBreak="0">
     <w:nsid w:val="3F0138EF"/>
     <w:multiLevelType w:val="hybridMultilevel"/>
     <w:tmpl w:val="3A3C9C66"/>
@@ -4813,7 +5842,7 @@
       </w:rPr>
     </w:lvl>
   </w:abstractNum>
-  <w:abstractNum w:abstractNumId="12" w15:restartNumberingAfterBreak="0">
+  <w:abstractNum w:abstractNumId="13" w15:restartNumberingAfterBreak="0">
     <w:nsid w:val="40605DAE"/>
     <w:multiLevelType w:val="hybridMultilevel"/>
     <w:tmpl w:val="14C2CD20"/>
@@ -4925,7 +5954,7 @@
       </w:rPr>
     </w:lvl>
   </w:abstractNum>
-  <w:abstractNum w:abstractNumId="13" w15:restartNumberingAfterBreak="0">
+  <w:abstractNum w:abstractNumId="14" w15:restartNumberingAfterBreak="0">
     <w:nsid w:val="407F795D"/>
     <w:multiLevelType w:val="hybridMultilevel"/>
     <w:tmpl w:val="3DFC81BC"/>
@@ -5039,7 +6068,7 @@
       </w:rPr>
     </w:lvl>
   </w:abstractNum>
-  <w:abstractNum w:abstractNumId="14" w15:restartNumberingAfterBreak="0">
+  <w:abstractNum w:abstractNumId="15" w15:restartNumberingAfterBreak="0">
     <w:nsid w:val="45E81288"/>
     <w:multiLevelType w:val="hybridMultilevel"/>
     <w:tmpl w:val="495A8784"/>
@@ -5152,7 +6181,7 @@
       </w:rPr>
     </w:lvl>
   </w:abstractNum>
-  <w:abstractNum w:abstractNumId="15" w15:restartNumberingAfterBreak="0">
+  <w:abstractNum w:abstractNumId="16" w15:restartNumberingAfterBreak="0">
     <w:nsid w:val="4C337367"/>
     <w:multiLevelType w:val="hybridMultilevel"/>
     <w:tmpl w:val="D06AF5D4"/>
@@ -5265,7 +6294,7 @@
       </w:rPr>
     </w:lvl>
   </w:abstractNum>
-  <w:abstractNum w:abstractNumId="16" w15:restartNumberingAfterBreak="0">
+  <w:abstractNum w:abstractNumId="17" w15:restartNumberingAfterBreak="0">
     <w:nsid w:val="4C4F2D28"/>
     <w:multiLevelType w:val="hybridMultilevel"/>
     <w:tmpl w:val="0AC0C55A"/>
@@ -5378,7 +6407,7 @@
       </w:rPr>
     </w:lvl>
   </w:abstractNum>
-  <w:abstractNum w:abstractNumId="17" w15:restartNumberingAfterBreak="0">
+  <w:abstractNum w:abstractNumId="18" w15:restartNumberingAfterBreak="0">
     <w:nsid w:val="4D416C5E"/>
     <w:multiLevelType w:val="multilevel"/>
     <w:tmpl w:val="50A42696"/>
@@ -5548,7 +6577,7 @@
       </w:rPr>
     </w:lvl>
   </w:abstractNum>
-  <w:abstractNum w:abstractNumId="18" w15:restartNumberingAfterBreak="0">
+  <w:abstractNum w:abstractNumId="19" w15:restartNumberingAfterBreak="0">
     <w:nsid w:val="4E97481D"/>
     <w:multiLevelType w:val="hybridMultilevel"/>
     <w:tmpl w:val="96585078"/>
@@ -5662,7 +6691,7 @@
       </w:rPr>
     </w:lvl>
   </w:abstractNum>
-  <w:abstractNum w:abstractNumId="19" w15:restartNumberingAfterBreak="0">
+  <w:abstractNum w:abstractNumId="20" w15:restartNumberingAfterBreak="0">
     <w:nsid w:val="50261234"/>
     <w:multiLevelType w:val="multilevel"/>
     <w:tmpl w:val="040C001D"/>
@@ -5748,7 +6777,7 @@
       </w:pPr>
     </w:lvl>
   </w:abstractNum>
-  <w:abstractNum w:abstractNumId="20" w15:restartNumberingAfterBreak="0">
+  <w:abstractNum w:abstractNumId="21" w15:restartNumberingAfterBreak="0">
     <w:nsid w:val="54686A49"/>
     <w:multiLevelType w:val="multilevel"/>
     <w:tmpl w:val="5EB80D0A"/>
@@ -5914,7 +6943,7 @@
       </w:rPr>
     </w:lvl>
   </w:abstractNum>
-  <w:abstractNum w:abstractNumId="21" w15:restartNumberingAfterBreak="0">
+  <w:abstractNum w:abstractNumId="22" w15:restartNumberingAfterBreak="0">
     <w:nsid w:val="5E2F6FFA"/>
     <w:multiLevelType w:val="hybridMultilevel"/>
     <w:tmpl w:val="6FA8DEEC"/>
@@ -6000,7 +7029,7 @@
       </w:pPr>
     </w:lvl>
   </w:abstractNum>
-  <w:abstractNum w:abstractNumId="22" w15:restartNumberingAfterBreak="0">
+  <w:abstractNum w:abstractNumId="23" w15:restartNumberingAfterBreak="0">
     <w:nsid w:val="60A6149C"/>
     <w:multiLevelType w:val="hybridMultilevel"/>
     <w:tmpl w:val="53F086D8"/>
@@ -6113,7 +7142,7 @@
       </w:rPr>
     </w:lvl>
   </w:abstractNum>
-  <w:abstractNum w:abstractNumId="23" w15:restartNumberingAfterBreak="0">
+  <w:abstractNum w:abstractNumId="24" w15:restartNumberingAfterBreak="0">
     <w:nsid w:val="625D511F"/>
     <w:multiLevelType w:val="hybridMultilevel"/>
     <w:tmpl w:val="D3E0B39E"/>
@@ -6228,7 +7257,7 @@
       </w:pPr>
     </w:lvl>
   </w:abstractNum>
-  <w:abstractNum w:abstractNumId="24" w15:restartNumberingAfterBreak="0">
+  <w:abstractNum w:abstractNumId="25" w15:restartNumberingAfterBreak="0">
     <w:nsid w:val="6B3101EB"/>
     <w:multiLevelType w:val="hybridMultilevel"/>
     <w:tmpl w:val="08749874"/>
@@ -6341,7 +7370,7 @@
       </w:rPr>
     </w:lvl>
   </w:abstractNum>
-  <w:abstractNum w:abstractNumId="25" w15:restartNumberingAfterBreak="0">
+  <w:abstractNum w:abstractNumId="26" w15:restartNumberingAfterBreak="0">
     <w:nsid w:val="6BA55A43"/>
     <w:multiLevelType w:val="hybridMultilevel"/>
     <w:tmpl w:val="075A4AD4"/>
@@ -6454,7 +7483,7 @@
       </w:rPr>
     </w:lvl>
   </w:abstractNum>
-  <w:abstractNum w:abstractNumId="26" w15:restartNumberingAfterBreak="0">
+  <w:abstractNum w:abstractNumId="27" w15:restartNumberingAfterBreak="0">
     <w:nsid w:val="713853EE"/>
     <w:multiLevelType w:val="hybridMultilevel"/>
     <w:tmpl w:val="18224326"/>
@@ -6567,7 +7596,7 @@
       </w:rPr>
     </w:lvl>
   </w:abstractNum>
-  <w:abstractNum w:abstractNumId="27" w15:restartNumberingAfterBreak="0">
+  <w:abstractNum w:abstractNumId="28" w15:restartNumberingAfterBreak="0">
     <w:nsid w:val="732823F1"/>
     <w:multiLevelType w:val="hybridMultilevel"/>
     <w:tmpl w:val="C4600F56"/>
@@ -6680,7 +7709,7 @@
       </w:rPr>
     </w:lvl>
   </w:abstractNum>
-  <w:abstractNum w:abstractNumId="28" w15:restartNumberingAfterBreak="0">
+  <w:abstractNum w:abstractNumId="29" w15:restartNumberingAfterBreak="0">
     <w:nsid w:val="75464E98"/>
     <w:multiLevelType w:val="hybridMultilevel"/>
     <w:tmpl w:val="C380AFBA"/>
@@ -6820,7 +7849,7 @@
       </w:rPr>
     </w:lvl>
   </w:abstractNum>
-  <w:abstractNum w:abstractNumId="29" w15:restartNumberingAfterBreak="0">
+  <w:abstractNum w:abstractNumId="30" w15:restartNumberingAfterBreak="0">
     <w:nsid w:val="76241105"/>
     <w:multiLevelType w:val="multilevel"/>
     <w:tmpl w:val="E69EDAF0"/>
@@ -6934,7 +7963,7 @@
       </w:rPr>
     </w:lvl>
   </w:abstractNum>
-  <w:abstractNum w:abstractNumId="30" w15:restartNumberingAfterBreak="0">
+  <w:abstractNum w:abstractNumId="31" w15:restartNumberingAfterBreak="0">
     <w:nsid w:val="7C797061"/>
     <w:multiLevelType w:val="hybridMultilevel"/>
     <w:tmpl w:val="FAEE4872"/>
@@ -7048,61 +8077,61 @@
     </w:lvl>
   </w:abstractNum>
   <w:num w:numId="1" w16cid:durableId="1975451678">
-    <w:abstractNumId w:val="20"/>
+    <w:abstractNumId w:val="21"/>
   </w:num>
   <w:num w:numId="2" w16cid:durableId="707413281">
+    <w:abstractNumId w:val="18"/>
+  </w:num>
+  <w:num w:numId="3" w16cid:durableId="781221498">
+    <w:abstractNumId w:val="19"/>
+  </w:num>
+  <w:num w:numId="4" w16cid:durableId="1764063569">
+    <w:abstractNumId w:val="14"/>
+  </w:num>
+  <w:num w:numId="5" w16cid:durableId="409738154">
+    <w:abstractNumId w:val="2"/>
+  </w:num>
+  <w:num w:numId="6" w16cid:durableId="93743237">
+    <w:abstractNumId w:val="30"/>
+  </w:num>
+  <w:num w:numId="7" w16cid:durableId="1376585779">
+    <w:abstractNumId w:val="10"/>
+  </w:num>
+  <w:num w:numId="8" w16cid:durableId="710768847">
+    <w:abstractNumId w:val="22"/>
+  </w:num>
+  <w:num w:numId="9" w16cid:durableId="1358504120">
+    <w:abstractNumId w:val="7"/>
+  </w:num>
+  <w:num w:numId="10" w16cid:durableId="843474723">
     <w:abstractNumId w:val="17"/>
   </w:num>
-  <w:num w:numId="3" w16cid:durableId="781221498">
-    <w:abstractNumId w:val="18"/>
+  <w:num w:numId="11" w16cid:durableId="120854231">
+    <w:abstractNumId w:val="28"/>
   </w:num>
-  <w:num w:numId="4" w16cid:durableId="1764063569">
+  <w:num w:numId="12" w16cid:durableId="2073774845">
+    <w:abstractNumId w:val="11"/>
+  </w:num>
+  <w:num w:numId="13" w16cid:durableId="781994484">
     <w:abstractNumId w:val="13"/>
   </w:num>
-  <w:num w:numId="5" w16cid:durableId="409738154">
-    <w:abstractNumId w:val="1"/>
+  <w:num w:numId="14" w16cid:durableId="361977571">
+    <w:abstractNumId w:val="5"/>
   </w:num>
-  <w:num w:numId="6" w16cid:durableId="93743237">
-    <w:abstractNumId w:val="29"/>
+  <w:num w:numId="15" w16cid:durableId="1921673441">
+    <w:abstractNumId w:val="15"/>
   </w:num>
-  <w:num w:numId="7" w16cid:durableId="1376585779">
+  <w:num w:numId="16" w16cid:durableId="726756713">
     <w:abstractNumId w:val="9"/>
   </w:num>
-  <w:num w:numId="8" w16cid:durableId="710768847">
-    <w:abstractNumId w:val="21"/>
-  </w:num>
-  <w:num w:numId="9" w16cid:durableId="1358504120">
-    <w:abstractNumId w:val="6"/>
-  </w:num>
-  <w:num w:numId="10" w16cid:durableId="843474723">
-    <w:abstractNumId w:val="16"/>
-  </w:num>
-  <w:num w:numId="11" w16cid:durableId="120854231">
+  <w:num w:numId="17" w16cid:durableId="157041277">
     <w:abstractNumId w:val="27"/>
   </w:num>
-  <w:num w:numId="12" w16cid:durableId="2073774845">
-    <w:abstractNumId w:val="10"/>
-  </w:num>
-  <w:num w:numId="13" w16cid:durableId="781994484">
+  <w:num w:numId="18" w16cid:durableId="1683315671">
     <w:abstractNumId w:val="12"/>
   </w:num>
-  <w:num w:numId="14" w16cid:durableId="361977571">
-    <w:abstractNumId w:val="4"/>
-  </w:num>
-  <w:num w:numId="15" w16cid:durableId="1921673441">
-    <w:abstractNumId w:val="14"/>
-  </w:num>
-  <w:num w:numId="16" w16cid:durableId="726756713">
-    <w:abstractNumId w:val="8"/>
-  </w:num>
-  <w:num w:numId="17" w16cid:durableId="157041277">
-    <w:abstractNumId w:val="26"/>
-  </w:num>
-  <w:num w:numId="18" w16cid:durableId="1683315671">
-    <w:abstractNumId w:val="11"/>
-  </w:num>
   <w:num w:numId="19" w16cid:durableId="290869871">
-    <w:abstractNumId w:val="20"/>
+    <w:abstractNumId w:val="21"/>
     <w:lvlOverride w:ilvl="0">
       <w:startOverride w:val="1"/>
     </w:lvlOverride>
@@ -7132,7 +8161,7 @@
     </w:lvlOverride>
   </w:num>
   <w:num w:numId="20" w16cid:durableId="131217686">
-    <w:abstractNumId w:val="20"/>
+    <w:abstractNumId w:val="21"/>
     <w:lvlOverride w:ilvl="0">
       <w:startOverride w:val="1"/>
     </w:lvlOverride>
@@ -7162,7 +8191,7 @@
     </w:lvlOverride>
   </w:num>
   <w:num w:numId="21" w16cid:durableId="1636763502">
-    <w:abstractNumId w:val="20"/>
+    <w:abstractNumId w:val="21"/>
     <w:lvlOverride w:ilvl="0">
       <w:startOverride w:val="1"/>
     </w:lvlOverride>
@@ -7192,43 +8221,46 @@
     </w:lvlOverride>
   </w:num>
   <w:num w:numId="22" w16cid:durableId="1718311149">
-    <w:abstractNumId w:val="0"/>
+    <w:abstractNumId w:val="1"/>
   </w:num>
   <w:num w:numId="23" w16cid:durableId="1262034082">
-    <w:abstractNumId w:val="30"/>
+    <w:abstractNumId w:val="31"/>
   </w:num>
   <w:num w:numId="24" w16cid:durableId="943533567">
+    <w:abstractNumId w:val="25"/>
+  </w:num>
+  <w:num w:numId="25" w16cid:durableId="1905527315">
+    <w:abstractNumId w:val="8"/>
+  </w:num>
+  <w:num w:numId="26" w16cid:durableId="590238874">
+    <w:abstractNumId w:val="26"/>
+  </w:num>
+  <w:num w:numId="27" w16cid:durableId="1436091228">
+    <w:abstractNumId w:val="4"/>
+  </w:num>
+  <w:num w:numId="28" w16cid:durableId="1231500105">
+    <w:abstractNumId w:val="23"/>
+  </w:num>
+  <w:num w:numId="29" w16cid:durableId="453183510">
     <w:abstractNumId w:val="24"/>
   </w:num>
-  <w:num w:numId="25" w16cid:durableId="1905527315">
-    <w:abstractNumId w:val="7"/>
+  <w:num w:numId="30" w16cid:durableId="1766924389">
+    <w:abstractNumId w:val="29"/>
   </w:num>
-  <w:num w:numId="26" w16cid:durableId="590238874">
-    <w:abstractNumId w:val="25"/>
-  </w:num>
-  <w:num w:numId="27" w16cid:durableId="1436091228">
+  <w:num w:numId="31" w16cid:durableId="199166580">
     <w:abstractNumId w:val="3"/>
   </w:num>
-  <w:num w:numId="28" w16cid:durableId="1231500105">
-    <w:abstractNumId w:val="22"/>
-  </w:num>
-  <w:num w:numId="29" w16cid:durableId="453183510">
-    <w:abstractNumId w:val="23"/>
-  </w:num>
-  <w:num w:numId="30" w16cid:durableId="1766924389">
-    <w:abstractNumId w:val="28"/>
-  </w:num>
-  <w:num w:numId="31" w16cid:durableId="199166580">
-    <w:abstractNumId w:val="2"/>
-  </w:num>
   <w:num w:numId="32" w16cid:durableId="503742367">
-    <w:abstractNumId w:val="15"/>
+    <w:abstractNumId w:val="16"/>
   </w:num>
   <w:num w:numId="33" w16cid:durableId="2062702165">
-    <w:abstractNumId w:val="5"/>
+    <w:abstractNumId w:val="6"/>
   </w:num>
   <w:num w:numId="34" w16cid:durableId="399444623">
-    <w:abstractNumId w:val="19"/>
+    <w:abstractNumId w:val="20"/>
+  </w:num>
+  <w:num w:numId="35" w16cid:durableId="1555656521">
+    <w:abstractNumId w:val="0"/>
   </w:num>
   <w:numIdMacAtCleanup w:val="14"/>
 </w:numbering>

--- a/CORE_COMM/users/ebr/doc/User Guide and Documentation for HydroModPy.docx
+++ b/CORE_COMM/users/ebr/doc/User Guide and Documentation for HydroModPy.docx
@@ -1,6 +1,6 @@
 
 <file path=word/document.xml><?xml version="1.0" encoding="utf-8"?>
-<w:document xmlns:wpc="http://schemas.microsoft.com/office/word/2010/wordprocessingCanvas" xmlns:cx="http://schemas.microsoft.com/office/drawing/2014/chartex" xmlns:cx1="http://schemas.microsoft.com/office/drawing/2015/9/8/chartex" xmlns:cx2="http://schemas.microsoft.com/office/drawing/2015/10/21/chartex" xmlns:cx3="http://schemas.microsoft.com/office/drawing/2016/5/9/chartex" xmlns:cx4="http://schemas.microsoft.com/office/drawing/2016/5/10/chartex" xmlns:cx5="http://schemas.microsoft.com/office/drawing/2016/5/11/chartex" xmlns:cx6="http://schemas.microsoft.com/office/drawing/2016/5/12/chartex" xmlns:cx7="http://schemas.microsoft.com/office/drawing/2016/5/13/chartex" xmlns:cx8="http://schemas.microsoft.com/office/drawing/2016/5/14/chartex" xmlns:mc="http://schemas.openxmlformats.org/markup-compatibility/2006" xmlns:aink="http://schemas.microsoft.com/office/drawing/2016/ink" xmlns:am3d="http://schemas.microsoft.com/office/drawing/2017/model3d" xmlns:o="urn:schemas-microsoft-com:office:office" xmlns:oel="http://schemas.microsoft.com/office/2019/extlst" xmlns:r="http://schemas.openxmlformats.org/officeDocument/2006/relationships" xmlns:m="http://schemas.openxmlformats.org/officeDocument/2006/math" xmlns:v="urn:schemas-microsoft-com:vml" xmlns:wp14="http://schemas.microsoft.com/office/word/2010/wordprocessingDrawing" xmlns:wp="http://schemas.openxmlformats.org/drawingml/2006/wordprocessingDrawing" xmlns:w10="urn:schemas-microsoft-com:office:word" xmlns:w="http://schemas.openxmlformats.org/wordprocessingml/2006/main" xmlns:w14="http://schemas.microsoft.com/office/word/2010/wordml" xmlns:w15="http://schemas.microsoft.com/office/word/2012/wordml" xmlns:w16cex="http://schemas.microsoft.com/office/word/2018/wordml/cex" xmlns:w16cid="http://schemas.microsoft.com/office/word/2016/wordml/cid" xmlns:w16="http://schemas.microsoft.com/office/word/2018/wordml" xmlns:w16sdtdh="http://schemas.microsoft.com/office/word/2020/wordml/sdtdatahash" xmlns:w16se="http://schemas.microsoft.com/office/word/2015/wordml/symex" xmlns:wpg="http://schemas.microsoft.com/office/word/2010/wordprocessingGroup" xmlns:wpi="http://schemas.microsoft.com/office/word/2010/wordprocessingInk" xmlns:wne="http://schemas.microsoft.com/office/word/2006/wordml" xmlns:wps="http://schemas.microsoft.com/office/word/2010/wordprocessingShape" mc:Ignorable="w14 w15 w16se w16cid w16 w16cex w16sdtdh wp14">
+<w:document xmlns:wpc="http://schemas.microsoft.com/office/word/2010/wordprocessingCanvas" xmlns:cx="http://schemas.microsoft.com/office/drawing/2014/chartex" xmlns:cx1="http://schemas.microsoft.com/office/drawing/2015/9/8/chartex" xmlns:cx2="http://schemas.microsoft.com/office/drawing/2015/10/21/chartex" xmlns:cx3="http://schemas.microsoft.com/office/drawing/2016/5/9/chartex" xmlns:cx4="http://schemas.microsoft.com/office/drawing/2016/5/10/chartex" xmlns:cx5="http://schemas.microsoft.com/office/drawing/2016/5/11/chartex" xmlns:cx6="http://schemas.microsoft.com/office/drawing/2016/5/12/chartex" xmlns:cx7="http://schemas.microsoft.com/office/drawing/2016/5/13/chartex" xmlns:cx8="http://schemas.microsoft.com/office/drawing/2016/5/14/chartex" xmlns:mc="http://schemas.openxmlformats.org/markup-compatibility/2006" xmlns:aink="http://schemas.microsoft.com/office/drawing/2016/ink" xmlns:am3d="http://schemas.microsoft.com/office/drawing/2017/model3d" xmlns:o="urn:schemas-microsoft-com:office:office" xmlns:r="http://schemas.openxmlformats.org/officeDocument/2006/relationships" xmlns:m="http://schemas.openxmlformats.org/officeDocument/2006/math" xmlns:v="urn:schemas-microsoft-com:vml" xmlns:wp14="http://schemas.microsoft.com/office/word/2010/wordprocessingDrawing" xmlns:wp="http://schemas.openxmlformats.org/drawingml/2006/wordprocessingDrawing" xmlns:w10="urn:schemas-microsoft-com:office:word" xmlns:w="http://schemas.openxmlformats.org/wordprocessingml/2006/main" xmlns:w14="http://schemas.microsoft.com/office/word/2010/wordml" xmlns:w15="http://schemas.microsoft.com/office/word/2012/wordml" xmlns:w16cid="http://schemas.microsoft.com/office/word/2016/wordml/cid" xmlns:w16se="http://schemas.microsoft.com/office/word/2015/wordml/symex" xmlns:wpg="http://schemas.microsoft.com/office/word/2010/wordprocessingGroup" xmlns:wpi="http://schemas.microsoft.com/office/word/2010/wordprocessingInk" xmlns:wne="http://schemas.microsoft.com/office/word/2006/wordml" xmlns:wps="http://schemas.microsoft.com/office/word/2010/wordprocessingShape" mc:Ignorable="w14 w15 w16se w16cid wp14">
   <w:body>
     <w:p>
       <w:pPr>
@@ -3806,10 +3806,7 @@
         <w:t xml:space="preserve"> </w:t>
       </w:r>
       <w:r>
-        <w:t xml:space="preserve">pour run </w:t>
-      </w:r>
-      <w:r>
-        <w:t>un bloc</w:t>
+        <w:t>pour run un bloc</w:t>
       </w:r>
     </w:p>
     <w:p>
@@ -3856,7 +3853,15 @@
         <w:tab/>
       </w:r>
       <w:r>
-        <w:t xml:space="preserve">« HydroModPy/CORE_COMM/ » via </w:t>
+        <w:t>« </w:t>
+      </w:r>
+      <w:proofErr w:type="spellStart"/>
+      <w:r>
+        <w:t>HydroModPy</w:t>
+      </w:r>
+      <w:proofErr w:type="spellEnd"/>
+      <w:r>
+        <w:t xml:space="preserve">/CORE_COMM/ » via </w:t>
       </w:r>
       <w:proofErr w:type="spellStart"/>
       <w:r>
@@ -3914,8 +3919,71 @@
         <w:pStyle w:val="Titre2"/>
       </w:pPr>
       <w:r>
+        <w:t>ENVIRONMENT</w:t>
+      </w:r>
+    </w:p>
+    <w:p>
+      <w:pPr>
+        <w:pStyle w:val="Titre3"/>
+      </w:pPr>
+      <w:r>
+        <w:t>IMPORT LIBRAIRIES</w:t>
+      </w:r>
+    </w:p>
+    <w:p>
+      <w:pPr>
+        <w:pStyle w:val="Titre3"/>
+      </w:pPr>
+      <w:r>
+        <w:t>FONCTIONS NECESSARY</w:t>
+      </w:r>
+    </w:p>
+    <w:p>
+      <w:pPr>
+        <w:pStyle w:val="Titre2"/>
+      </w:pPr>
+      <w:r>
+        <w:t>WATERSHED</w:t>
+      </w:r>
+    </w:p>
+    <w:p>
+      <w:pPr>
+        <w:pStyle w:val="Titre3"/>
+      </w:pPr>
+      <w:r>
+        <w:t>PERSONAL PATHS</w:t>
+      </w:r>
+    </w:p>
+    <w:p>
+      <w:r>
+        <w:t>Vérifier les chemins pour ch</w:t>
+      </w:r>
+      <w:r>
+        <w:t>aque utilisateur.</w:t>
+      </w:r>
+    </w:p>
+    <w:p>
+      <w:pPr>
+        <w:pStyle w:val="Titre3"/>
+      </w:pPr>
+      <w:r>
+        <w:t>DEFAULT PATHS</w:t>
+      </w:r>
+    </w:p>
+    <w:p>
+      <w:r>
+        <w:t>Ici on choisit ligne 140 le nom du bassin versant que l’on veut étudier.</w:t>
+      </w:r>
+      <w:bookmarkStart w:id="0" w:name="_GoBack"/>
+      <w:bookmarkEnd w:id="0"/>
+    </w:p>
+    <w:p>
+      <w:pPr>
+        <w:pStyle w:val="Titre3"/>
+      </w:pPr>
+      <w:r>
         <w:lastRenderedPageBreak/>
-        <w:t>ENVIRONMENT</w:t>
+        <w:t>EXTRACT CATCHMENT</w:t>
       </w:r>
     </w:p>
     <w:p>
@@ -3923,7 +3991,15 @@
         <w:pStyle w:val="Titre3"/>
       </w:pPr>
       <w:r>
-        <w:t>IMPORT LIBRAIRIES</w:t>
+        <w:t>DATA CATCHMENT</w:t>
+      </w:r>
+    </w:p>
+    <w:p>
+      <w:pPr>
+        <w:pStyle w:val="Titre2"/>
+      </w:pPr>
+      <w:r>
+        <w:t>CLIMATE</w:t>
       </w:r>
     </w:p>
     <w:p>
@@ -3931,7 +4007,15 @@
         <w:pStyle w:val="Titre3"/>
       </w:pPr>
       <w:r>
-        <w:t>FONCTIONS NECESSARY</w:t>
+        <w:t>REANALYSIS NORMALIZE</w:t>
+      </w:r>
+    </w:p>
+    <w:p>
+      <w:pPr>
+        <w:pStyle w:val="Titre3"/>
+      </w:pPr>
+      <w:r>
+        <w:t>PROJECTIONS NORMALIZE</w:t>
       </w:r>
     </w:p>
     <w:p>
@@ -3939,7 +4023,7 @@
         <w:pStyle w:val="Titre2"/>
       </w:pPr>
       <w:r>
-        <w:t>WATERSHED</w:t>
+        <w:t>MODEL</w:t>
       </w:r>
     </w:p>
     <w:p>
@@ -3947,7 +4031,7 @@
         <w:pStyle w:val="Titre3"/>
       </w:pPr>
       <w:r>
-        <w:t>PERSONAL PATHS</w:t>
+        <w:t>PARAM SIMULATION</w:t>
       </w:r>
     </w:p>
     <w:p>
@@ -3955,7 +4039,7 @@
         <w:pStyle w:val="Titre3"/>
       </w:pPr>
       <w:r>
-        <w:t>DEFAULT PATHS</w:t>
+        <w:t>RUN SIMULATION</w:t>
       </w:r>
     </w:p>
     <w:p>
@@ -3963,7 +4047,15 @@
         <w:pStyle w:val="Titre3"/>
       </w:pPr>
       <w:r>
-        <w:t>EXTRACT CATCHMENT</w:t>
+        <w:t>POST-PROCESS</w:t>
+      </w:r>
+    </w:p>
+    <w:p>
+      <w:pPr>
+        <w:pStyle w:val="Titre2"/>
+      </w:pPr>
+      <w:r>
+        <w:t>REANALYSIS</w:t>
       </w:r>
     </w:p>
     <w:p>
@@ -3971,7 +4063,39 @@
         <w:pStyle w:val="Titre3"/>
       </w:pPr>
       <w:r>
-        <w:t>DATA CATCHMENT</w:t>
+        <w:t>PLOT CHRONIC STREAMFLOW</w:t>
+      </w:r>
+    </w:p>
+    <w:p>
+      <w:pPr>
+        <w:pStyle w:val="Titre3"/>
+      </w:pPr>
+      <w:r>
+        <w:t>PLOT CHRONIC SATURATION</w:t>
+      </w:r>
+    </w:p>
+    <w:p>
+      <w:pPr>
+        <w:pStyle w:val="Titre3"/>
+      </w:pPr>
+      <w:r>
+        <w:t>PLOT MAP HYDROGRAPHY</w:t>
+      </w:r>
+    </w:p>
+    <w:p>
+      <w:pPr>
+        <w:pStyle w:val="Titre3"/>
+      </w:pPr>
+      <w:r>
+        <w:t>PLOT CROSSECTION MINMAX</w:t>
+      </w:r>
+    </w:p>
+    <w:p>
+      <w:pPr>
+        <w:pStyle w:val="Titre3"/>
+      </w:pPr>
+      <w:r>
+        <w:t>PLOT MAP PERSISTENCY</w:t>
       </w:r>
     </w:p>
     <w:p>
@@ -3979,7 +4103,7 @@
         <w:pStyle w:val="Titre2"/>
       </w:pPr>
       <w:r>
-        <w:t>CLIMATE</w:t>
+        <w:t>PROJECTION</w:t>
       </w:r>
     </w:p>
     <w:p>
@@ -3987,7 +4111,7 @@
         <w:pStyle w:val="Titre3"/>
       </w:pPr>
       <w:r>
-        <w:t>REANALYSIS NORMALIZE</w:t>
+        <w:t>PLOT CHRONIC STREAMFLOW</w:t>
       </w:r>
     </w:p>
     <w:p>
@@ -3995,18 +4119,7 @@
         <w:pStyle w:val="Titre3"/>
       </w:pPr>
       <w:r>
-        <w:t xml:space="preserve">PROJECTIONS </w:t>
-      </w:r>
-      <w:r>
-        <w:t>NORMALIZE</w:t>
-      </w:r>
-    </w:p>
-    <w:p>
-      <w:pPr>
-        <w:pStyle w:val="Titre2"/>
-      </w:pPr>
-      <w:r>
-        <w:t>MODEL</w:t>
+        <w:t>PLOT MODEL COMPARISON</w:t>
       </w:r>
     </w:p>
     <w:p>
@@ -4014,7 +4127,7 @@
         <w:pStyle w:val="Titre3"/>
       </w:pPr>
       <w:r>
-        <w:t>PARAM SIMULATION</w:t>
+        <w:t>PLOT BOXPLOT STREAMFLOW</w:t>
       </w:r>
     </w:p>
     <w:p>
@@ -4022,7 +4135,7 @@
         <w:pStyle w:val="Titre3"/>
       </w:pPr>
       <w:r>
-        <w:t>RUN SIMULATION</w:t>
+        <w:t>PLOT INTERMENSUAL STREAMFLOW</w:t>
       </w:r>
     </w:p>
     <w:p>
@@ -4030,15 +4143,7 @@
         <w:pStyle w:val="Titre3"/>
       </w:pPr>
       <w:r>
-        <w:t>POST-PROCESS</w:t>
-      </w:r>
-    </w:p>
-    <w:p>
-      <w:pPr>
-        <w:pStyle w:val="Titre2"/>
-      </w:pPr>
-      <w:r>
-        <w:t>REANALYSIS</w:t>
+        <w:t>EXPORT ANOMALY STREAMFLOW</w:t>
       </w:r>
     </w:p>
     <w:p>
@@ -4046,7 +4151,7 @@
         <w:pStyle w:val="Titre3"/>
       </w:pPr>
       <w:r>
-        <w:t>PLOT CHRONIC STREAMFLOW</w:t>
+        <w:t>PLOT RETURN QMNA</w:t>
       </w:r>
     </w:p>
     <w:p>
@@ -4054,7 +4159,7 @@
         <w:pStyle w:val="Titre3"/>
       </w:pPr>
       <w:r>
-        <w:t>PLOT CHRONIC SATURATION</w:t>
+        <w:t>PLOT MAP PERSISTENCY</w:t>
       </w:r>
     </w:p>
     <w:p>
@@ -4062,95 +4167,7 @@
         <w:pStyle w:val="Titre3"/>
       </w:pPr>
       <w:r>
-        <w:t>PLOT MAP HYDROGRAPHY</w:t>
-      </w:r>
-    </w:p>
-    <w:p>
-      <w:pPr>
-        <w:pStyle w:val="Titre3"/>
-      </w:pPr>
-      <w:r>
-        <w:t>PLOT CROSSECTION MINMAX</w:t>
-      </w:r>
-    </w:p>
-    <w:p>
-      <w:pPr>
-        <w:pStyle w:val="Titre3"/>
-      </w:pPr>
-      <w:r>
-        <w:t>PLOT MAP PERSISTENCY</w:t>
-      </w:r>
-    </w:p>
-    <w:p>
-      <w:pPr>
-        <w:pStyle w:val="Titre2"/>
-      </w:pPr>
-      <w:r>
-        <w:t>PROJECTION</w:t>
-      </w:r>
-    </w:p>
-    <w:p>
-      <w:pPr>
-        <w:pStyle w:val="Titre3"/>
-      </w:pPr>
-      <w:r>
-        <w:t>PLOT CHRONIC STREAMFLOW</w:t>
-      </w:r>
-    </w:p>
-    <w:p>
-      <w:pPr>
-        <w:pStyle w:val="Titre3"/>
-      </w:pPr>
-      <w:r>
         <w:lastRenderedPageBreak/>
-        <w:t>PLOT MODEL COMPARISON</w:t>
-      </w:r>
-    </w:p>
-    <w:p>
-      <w:pPr>
-        <w:pStyle w:val="Titre3"/>
-      </w:pPr>
-      <w:r>
-        <w:t>PLOT BOXPLOT STREAMFLOW</w:t>
-      </w:r>
-    </w:p>
-    <w:p>
-      <w:pPr>
-        <w:pStyle w:val="Titre3"/>
-      </w:pPr>
-      <w:r>
-        <w:t>PLOT INTERMENSUAL STREAMFLOW</w:t>
-      </w:r>
-    </w:p>
-    <w:p>
-      <w:pPr>
-        <w:pStyle w:val="Titre3"/>
-      </w:pPr>
-      <w:r>
-        <w:t>EXPORT ANOMALY STREAMFLOW</w:t>
-      </w:r>
-    </w:p>
-    <w:p>
-      <w:pPr>
-        <w:pStyle w:val="Titre3"/>
-      </w:pPr>
-      <w:r>
-        <w:t>PLOT RETURN QMNA</w:t>
-      </w:r>
-    </w:p>
-    <w:p>
-      <w:pPr>
-        <w:pStyle w:val="Titre3"/>
-      </w:pPr>
-      <w:r>
-        <w:t>PLOT MAP PERSISTENCY</w:t>
-      </w:r>
-    </w:p>
-    <w:p>
-      <w:pPr>
-        <w:pStyle w:val="Titre3"/>
-      </w:pPr>
-      <w:r>
         <w:t>PLOT MAP INTERMITTENCY</w:t>
       </w:r>
     </w:p>
@@ -4180,7 +4197,7 @@
 </file>
 
 <file path=word/endnotes.xml><?xml version="1.0" encoding="utf-8"?>
-<w:endnotes xmlns:wpc="http://schemas.microsoft.com/office/word/2010/wordprocessingCanvas" xmlns:cx="http://schemas.microsoft.com/office/drawing/2014/chartex" xmlns:cx1="http://schemas.microsoft.com/office/drawing/2015/9/8/chartex" xmlns:cx2="http://schemas.microsoft.com/office/drawing/2015/10/21/chartex" xmlns:cx3="http://schemas.microsoft.com/office/drawing/2016/5/9/chartex" xmlns:cx4="http://schemas.microsoft.com/office/drawing/2016/5/10/chartex" xmlns:cx5="http://schemas.microsoft.com/office/drawing/2016/5/11/chartex" xmlns:cx6="http://schemas.microsoft.com/office/drawing/2016/5/12/chartex" xmlns:cx7="http://schemas.microsoft.com/office/drawing/2016/5/13/chartex" xmlns:cx8="http://schemas.microsoft.com/office/drawing/2016/5/14/chartex" xmlns:mc="http://schemas.openxmlformats.org/markup-compatibility/2006" xmlns:aink="http://schemas.microsoft.com/office/drawing/2016/ink" xmlns:am3d="http://schemas.microsoft.com/office/drawing/2017/model3d" xmlns:o="urn:schemas-microsoft-com:office:office" xmlns:oel="http://schemas.microsoft.com/office/2019/extlst" xmlns:r="http://schemas.openxmlformats.org/officeDocument/2006/relationships" xmlns:m="http://schemas.openxmlformats.org/officeDocument/2006/math" xmlns:v="urn:schemas-microsoft-com:vml" xmlns:wp14="http://schemas.microsoft.com/office/word/2010/wordprocessingDrawing" xmlns:wp="http://schemas.openxmlformats.org/drawingml/2006/wordprocessingDrawing" xmlns:w10="urn:schemas-microsoft-com:office:word" xmlns:w="http://schemas.openxmlformats.org/wordprocessingml/2006/main" xmlns:w14="http://schemas.microsoft.com/office/word/2010/wordml" xmlns:w15="http://schemas.microsoft.com/office/word/2012/wordml" xmlns:w16cex="http://schemas.microsoft.com/office/word/2018/wordml/cex" xmlns:w16cid="http://schemas.microsoft.com/office/word/2016/wordml/cid" xmlns:w16="http://schemas.microsoft.com/office/word/2018/wordml" xmlns:w16sdtdh="http://schemas.microsoft.com/office/word/2020/wordml/sdtdatahash" xmlns:w16se="http://schemas.microsoft.com/office/word/2015/wordml/symex" xmlns:wpg="http://schemas.microsoft.com/office/word/2010/wordprocessingGroup" xmlns:wpi="http://schemas.microsoft.com/office/word/2010/wordprocessingInk" xmlns:wne="http://schemas.microsoft.com/office/word/2006/wordml" xmlns:wps="http://schemas.microsoft.com/office/word/2010/wordprocessingShape" mc:Ignorable="w14 w15 w16se w16cid w16 w16cex w16sdtdh wp14">
+<w:endnotes xmlns:wpc="http://schemas.microsoft.com/office/word/2010/wordprocessingCanvas" xmlns:cx="http://schemas.microsoft.com/office/drawing/2014/chartex" xmlns:cx1="http://schemas.microsoft.com/office/drawing/2015/9/8/chartex" xmlns:cx2="http://schemas.microsoft.com/office/drawing/2015/10/21/chartex" xmlns:cx3="http://schemas.microsoft.com/office/drawing/2016/5/9/chartex" xmlns:cx4="http://schemas.microsoft.com/office/drawing/2016/5/10/chartex" xmlns:cx5="http://schemas.microsoft.com/office/drawing/2016/5/11/chartex" xmlns:cx6="http://schemas.microsoft.com/office/drawing/2016/5/12/chartex" xmlns:cx7="http://schemas.microsoft.com/office/drawing/2016/5/13/chartex" xmlns:cx8="http://schemas.microsoft.com/office/drawing/2016/5/14/chartex" xmlns:mc="http://schemas.openxmlformats.org/markup-compatibility/2006" xmlns:aink="http://schemas.microsoft.com/office/drawing/2016/ink" xmlns:am3d="http://schemas.microsoft.com/office/drawing/2017/model3d" xmlns:o="urn:schemas-microsoft-com:office:office" xmlns:r="http://schemas.openxmlformats.org/officeDocument/2006/relationships" xmlns:m="http://schemas.openxmlformats.org/officeDocument/2006/math" xmlns:v="urn:schemas-microsoft-com:vml" xmlns:wp14="http://schemas.microsoft.com/office/word/2010/wordprocessingDrawing" xmlns:wp="http://schemas.openxmlformats.org/drawingml/2006/wordprocessingDrawing" xmlns:w10="urn:schemas-microsoft-com:office:word" xmlns:w="http://schemas.openxmlformats.org/wordprocessingml/2006/main" xmlns:w14="http://schemas.microsoft.com/office/word/2010/wordml" xmlns:w15="http://schemas.microsoft.com/office/word/2012/wordml" xmlns:w16cid="http://schemas.microsoft.com/office/word/2016/wordml/cid" xmlns:w16se="http://schemas.microsoft.com/office/word/2015/wordml/symex" xmlns:wpg="http://schemas.microsoft.com/office/word/2010/wordprocessingGroup" xmlns:wpi="http://schemas.microsoft.com/office/word/2010/wordprocessingInk" xmlns:wne="http://schemas.microsoft.com/office/word/2006/wordml" xmlns:wps="http://schemas.microsoft.com/office/word/2010/wordprocessingShape" mc:Ignorable="w14 w15 w16se w16cid wp14">
   <w:endnote w:type="separator" w:id="-1">
     <w:p>
       <w:r>
@@ -4202,7 +4219,7 @@
 </file>
 
 <file path=word/footer1.xml><?xml version="1.0" encoding="utf-8"?>
-<w:ftr xmlns:wpc="http://schemas.microsoft.com/office/word/2010/wordprocessingCanvas" xmlns:cx="http://schemas.microsoft.com/office/drawing/2014/chartex" xmlns:cx1="http://schemas.microsoft.com/office/drawing/2015/9/8/chartex" xmlns:cx2="http://schemas.microsoft.com/office/drawing/2015/10/21/chartex" xmlns:cx3="http://schemas.microsoft.com/office/drawing/2016/5/9/chartex" xmlns:cx4="http://schemas.microsoft.com/office/drawing/2016/5/10/chartex" xmlns:cx5="http://schemas.microsoft.com/office/drawing/2016/5/11/chartex" xmlns:cx6="http://schemas.microsoft.com/office/drawing/2016/5/12/chartex" xmlns:cx7="http://schemas.microsoft.com/office/drawing/2016/5/13/chartex" xmlns:cx8="http://schemas.microsoft.com/office/drawing/2016/5/14/chartex" xmlns:mc="http://schemas.openxmlformats.org/markup-compatibility/2006" xmlns:aink="http://schemas.microsoft.com/office/drawing/2016/ink" xmlns:am3d="http://schemas.microsoft.com/office/drawing/2017/model3d" xmlns:o="urn:schemas-microsoft-com:office:office" xmlns:oel="http://schemas.microsoft.com/office/2019/extlst" xmlns:r="http://schemas.openxmlformats.org/officeDocument/2006/relationships" xmlns:m="http://schemas.openxmlformats.org/officeDocument/2006/math" xmlns:v="urn:schemas-microsoft-com:vml" xmlns:wp14="http://schemas.microsoft.com/office/word/2010/wordprocessingDrawing" xmlns:wp="http://schemas.openxmlformats.org/drawingml/2006/wordprocessingDrawing" xmlns:w10="urn:schemas-microsoft-com:office:word" xmlns:w="http://schemas.openxmlformats.org/wordprocessingml/2006/main" xmlns:w14="http://schemas.microsoft.com/office/word/2010/wordml" xmlns:w15="http://schemas.microsoft.com/office/word/2012/wordml" xmlns:w16cex="http://schemas.microsoft.com/office/word/2018/wordml/cex" xmlns:w16cid="http://schemas.microsoft.com/office/word/2016/wordml/cid" xmlns:w16="http://schemas.microsoft.com/office/word/2018/wordml" xmlns:w16sdtdh="http://schemas.microsoft.com/office/word/2020/wordml/sdtdatahash" xmlns:w16se="http://schemas.microsoft.com/office/word/2015/wordml/symex" xmlns:wpg="http://schemas.microsoft.com/office/word/2010/wordprocessingGroup" xmlns:wpi="http://schemas.microsoft.com/office/word/2010/wordprocessingInk" xmlns:wne="http://schemas.microsoft.com/office/word/2006/wordml" xmlns:wps="http://schemas.microsoft.com/office/word/2010/wordprocessingShape" mc:Ignorable="w14 w15 w16se w16cid w16 w16cex w16sdtdh wp14">
+<w:ftr xmlns:wpc="http://schemas.microsoft.com/office/word/2010/wordprocessingCanvas" xmlns:cx="http://schemas.microsoft.com/office/drawing/2014/chartex" xmlns:cx1="http://schemas.microsoft.com/office/drawing/2015/9/8/chartex" xmlns:cx2="http://schemas.microsoft.com/office/drawing/2015/10/21/chartex" xmlns:cx3="http://schemas.microsoft.com/office/drawing/2016/5/9/chartex" xmlns:cx4="http://schemas.microsoft.com/office/drawing/2016/5/10/chartex" xmlns:cx5="http://schemas.microsoft.com/office/drawing/2016/5/11/chartex" xmlns:cx6="http://schemas.microsoft.com/office/drawing/2016/5/12/chartex" xmlns:cx7="http://schemas.microsoft.com/office/drawing/2016/5/13/chartex" xmlns:cx8="http://schemas.microsoft.com/office/drawing/2016/5/14/chartex" xmlns:mc="http://schemas.openxmlformats.org/markup-compatibility/2006" xmlns:aink="http://schemas.microsoft.com/office/drawing/2016/ink" xmlns:am3d="http://schemas.microsoft.com/office/drawing/2017/model3d" xmlns:o="urn:schemas-microsoft-com:office:office" xmlns:r="http://schemas.openxmlformats.org/officeDocument/2006/relationships" xmlns:m="http://schemas.openxmlformats.org/officeDocument/2006/math" xmlns:v="urn:schemas-microsoft-com:vml" xmlns:wp14="http://schemas.microsoft.com/office/word/2010/wordprocessingDrawing" xmlns:wp="http://schemas.openxmlformats.org/drawingml/2006/wordprocessingDrawing" xmlns:w10="urn:schemas-microsoft-com:office:word" xmlns:w="http://schemas.openxmlformats.org/wordprocessingml/2006/main" xmlns:w14="http://schemas.microsoft.com/office/word/2010/wordml" xmlns:w15="http://schemas.microsoft.com/office/word/2012/wordml" xmlns:w16cid="http://schemas.microsoft.com/office/word/2016/wordml/cid" xmlns:w16se="http://schemas.microsoft.com/office/word/2015/wordml/symex" xmlns:wpg="http://schemas.microsoft.com/office/word/2010/wordprocessingGroup" xmlns:wpi="http://schemas.microsoft.com/office/word/2010/wordprocessingInk" xmlns:wne="http://schemas.microsoft.com/office/word/2006/wordml" xmlns:wps="http://schemas.microsoft.com/office/word/2010/wordprocessingShape" mc:Ignorable="w14 w15 w16se w16cid wp14">
   <w:sdt>
     <w:sdtPr>
       <w:id w:val="-580368299"/>
@@ -4211,6 +4228,7 @@
         <w:docPartUnique/>
       </w:docPartObj>
     </w:sdtPr>
+    <w:sdtEndPr/>
     <w:sdtContent>
       <w:p>
         <w:pPr>
@@ -4242,7 +4260,7 @@
 </file>
 
 <file path=word/footer2.xml><?xml version="1.0" encoding="utf-8"?>
-<w:ftr xmlns:wpc="http://schemas.microsoft.com/office/word/2010/wordprocessingCanvas" xmlns:cx="http://schemas.microsoft.com/office/drawing/2014/chartex" xmlns:cx1="http://schemas.microsoft.com/office/drawing/2015/9/8/chartex" xmlns:cx2="http://schemas.microsoft.com/office/drawing/2015/10/21/chartex" xmlns:cx3="http://schemas.microsoft.com/office/drawing/2016/5/9/chartex" xmlns:cx4="http://schemas.microsoft.com/office/drawing/2016/5/10/chartex" xmlns:cx5="http://schemas.microsoft.com/office/drawing/2016/5/11/chartex" xmlns:cx6="http://schemas.microsoft.com/office/drawing/2016/5/12/chartex" xmlns:cx7="http://schemas.microsoft.com/office/drawing/2016/5/13/chartex" xmlns:cx8="http://schemas.microsoft.com/office/drawing/2016/5/14/chartex" xmlns:mc="http://schemas.openxmlformats.org/markup-compatibility/2006" xmlns:aink="http://schemas.microsoft.com/office/drawing/2016/ink" xmlns:am3d="http://schemas.microsoft.com/office/drawing/2017/model3d" xmlns:o="urn:schemas-microsoft-com:office:office" xmlns:oel="http://schemas.microsoft.com/office/2019/extlst" xmlns:r="http://schemas.openxmlformats.org/officeDocument/2006/relationships" xmlns:m="http://schemas.openxmlformats.org/officeDocument/2006/math" xmlns:v="urn:schemas-microsoft-com:vml" xmlns:wp14="http://schemas.microsoft.com/office/word/2010/wordprocessingDrawing" xmlns:wp="http://schemas.openxmlformats.org/drawingml/2006/wordprocessingDrawing" xmlns:w10="urn:schemas-microsoft-com:office:word" xmlns:w="http://schemas.openxmlformats.org/wordprocessingml/2006/main" xmlns:w14="http://schemas.microsoft.com/office/word/2010/wordml" xmlns:w15="http://schemas.microsoft.com/office/word/2012/wordml" xmlns:w16cex="http://schemas.microsoft.com/office/word/2018/wordml/cex" xmlns:w16cid="http://schemas.microsoft.com/office/word/2016/wordml/cid" xmlns:w16="http://schemas.microsoft.com/office/word/2018/wordml" xmlns:w16sdtdh="http://schemas.microsoft.com/office/word/2020/wordml/sdtdatahash" xmlns:w16se="http://schemas.microsoft.com/office/word/2015/wordml/symex" xmlns:wpg="http://schemas.microsoft.com/office/word/2010/wordprocessingGroup" xmlns:wpi="http://schemas.microsoft.com/office/word/2010/wordprocessingInk" xmlns:wne="http://schemas.microsoft.com/office/word/2006/wordml" xmlns:wps="http://schemas.microsoft.com/office/word/2010/wordprocessingShape" mc:Ignorable="w14 w15 w16se w16cid w16 w16cex w16sdtdh wp14">
+<w:ftr xmlns:wpc="http://schemas.microsoft.com/office/word/2010/wordprocessingCanvas" xmlns:cx="http://schemas.microsoft.com/office/drawing/2014/chartex" xmlns:cx1="http://schemas.microsoft.com/office/drawing/2015/9/8/chartex" xmlns:cx2="http://schemas.microsoft.com/office/drawing/2015/10/21/chartex" xmlns:cx3="http://schemas.microsoft.com/office/drawing/2016/5/9/chartex" xmlns:cx4="http://schemas.microsoft.com/office/drawing/2016/5/10/chartex" xmlns:cx5="http://schemas.microsoft.com/office/drawing/2016/5/11/chartex" xmlns:cx6="http://schemas.microsoft.com/office/drawing/2016/5/12/chartex" xmlns:cx7="http://schemas.microsoft.com/office/drawing/2016/5/13/chartex" xmlns:cx8="http://schemas.microsoft.com/office/drawing/2016/5/14/chartex" xmlns:mc="http://schemas.openxmlformats.org/markup-compatibility/2006" xmlns:aink="http://schemas.microsoft.com/office/drawing/2016/ink" xmlns:am3d="http://schemas.microsoft.com/office/drawing/2017/model3d" xmlns:o="urn:schemas-microsoft-com:office:office" xmlns:r="http://schemas.openxmlformats.org/officeDocument/2006/relationships" xmlns:m="http://schemas.openxmlformats.org/officeDocument/2006/math" xmlns:v="urn:schemas-microsoft-com:vml" xmlns:wp14="http://schemas.microsoft.com/office/word/2010/wordprocessingDrawing" xmlns:wp="http://schemas.openxmlformats.org/drawingml/2006/wordprocessingDrawing" xmlns:w10="urn:schemas-microsoft-com:office:word" xmlns:w="http://schemas.openxmlformats.org/wordprocessingml/2006/main" xmlns:w14="http://schemas.microsoft.com/office/word/2010/wordml" xmlns:w15="http://schemas.microsoft.com/office/word/2012/wordml" xmlns:w16cid="http://schemas.microsoft.com/office/word/2016/wordml/cid" xmlns:w16se="http://schemas.microsoft.com/office/word/2015/wordml/symex" xmlns:wpg="http://schemas.microsoft.com/office/word/2010/wordprocessingGroup" xmlns:wpi="http://schemas.microsoft.com/office/word/2010/wordprocessingInk" xmlns:wne="http://schemas.microsoft.com/office/word/2006/wordml" xmlns:wps="http://schemas.microsoft.com/office/word/2010/wordprocessingShape" mc:Ignorable="w14 w15 w16se w16cid wp14">
   <w:sdt>
     <w:sdtPr>
       <w:id w:val="2037082053"/>
@@ -4251,6 +4269,7 @@
         <w:docPartUnique/>
       </w:docPartObj>
     </w:sdtPr>
+    <w:sdtEndPr/>
     <w:sdtContent>
       <w:p>
         <w:pPr>
@@ -4282,7 +4301,7 @@
 </file>
 
 <file path=word/footer3.xml><?xml version="1.0" encoding="utf-8"?>
-<w:ftr xmlns:wpc="http://schemas.microsoft.com/office/word/2010/wordprocessingCanvas" xmlns:cx="http://schemas.microsoft.com/office/drawing/2014/chartex" xmlns:cx1="http://schemas.microsoft.com/office/drawing/2015/9/8/chartex" xmlns:cx2="http://schemas.microsoft.com/office/drawing/2015/10/21/chartex" xmlns:cx3="http://schemas.microsoft.com/office/drawing/2016/5/9/chartex" xmlns:cx4="http://schemas.microsoft.com/office/drawing/2016/5/10/chartex" xmlns:cx5="http://schemas.microsoft.com/office/drawing/2016/5/11/chartex" xmlns:cx6="http://schemas.microsoft.com/office/drawing/2016/5/12/chartex" xmlns:cx7="http://schemas.microsoft.com/office/drawing/2016/5/13/chartex" xmlns:cx8="http://schemas.microsoft.com/office/drawing/2016/5/14/chartex" xmlns:mc="http://schemas.openxmlformats.org/markup-compatibility/2006" xmlns:aink="http://schemas.microsoft.com/office/drawing/2016/ink" xmlns:am3d="http://schemas.microsoft.com/office/drawing/2017/model3d" xmlns:o="urn:schemas-microsoft-com:office:office" xmlns:oel="http://schemas.microsoft.com/office/2019/extlst" xmlns:r="http://schemas.openxmlformats.org/officeDocument/2006/relationships" xmlns:m="http://schemas.openxmlformats.org/officeDocument/2006/math" xmlns:v="urn:schemas-microsoft-com:vml" xmlns:wp14="http://schemas.microsoft.com/office/word/2010/wordprocessingDrawing" xmlns:wp="http://schemas.openxmlformats.org/drawingml/2006/wordprocessingDrawing" xmlns:w10="urn:schemas-microsoft-com:office:word" xmlns:w="http://schemas.openxmlformats.org/wordprocessingml/2006/main" xmlns:w14="http://schemas.microsoft.com/office/word/2010/wordml" xmlns:w15="http://schemas.microsoft.com/office/word/2012/wordml" xmlns:w16cex="http://schemas.microsoft.com/office/word/2018/wordml/cex" xmlns:w16cid="http://schemas.microsoft.com/office/word/2016/wordml/cid" xmlns:w16="http://schemas.microsoft.com/office/word/2018/wordml" xmlns:w16sdtdh="http://schemas.microsoft.com/office/word/2020/wordml/sdtdatahash" xmlns:w16se="http://schemas.microsoft.com/office/word/2015/wordml/symex" xmlns:wpg="http://schemas.microsoft.com/office/word/2010/wordprocessingGroup" xmlns:wpi="http://schemas.microsoft.com/office/word/2010/wordprocessingInk" xmlns:wne="http://schemas.microsoft.com/office/word/2006/wordml" xmlns:wps="http://schemas.microsoft.com/office/word/2010/wordprocessingShape" mc:Ignorable="w14 w15 w16se w16cid w16 w16cex w16sdtdh wp14">
+<w:ftr xmlns:wpc="http://schemas.microsoft.com/office/word/2010/wordprocessingCanvas" xmlns:cx="http://schemas.microsoft.com/office/drawing/2014/chartex" xmlns:cx1="http://schemas.microsoft.com/office/drawing/2015/9/8/chartex" xmlns:cx2="http://schemas.microsoft.com/office/drawing/2015/10/21/chartex" xmlns:cx3="http://schemas.microsoft.com/office/drawing/2016/5/9/chartex" xmlns:cx4="http://schemas.microsoft.com/office/drawing/2016/5/10/chartex" xmlns:cx5="http://schemas.microsoft.com/office/drawing/2016/5/11/chartex" xmlns:cx6="http://schemas.microsoft.com/office/drawing/2016/5/12/chartex" xmlns:cx7="http://schemas.microsoft.com/office/drawing/2016/5/13/chartex" xmlns:cx8="http://schemas.microsoft.com/office/drawing/2016/5/14/chartex" xmlns:mc="http://schemas.openxmlformats.org/markup-compatibility/2006" xmlns:aink="http://schemas.microsoft.com/office/drawing/2016/ink" xmlns:am3d="http://schemas.microsoft.com/office/drawing/2017/model3d" xmlns:o="urn:schemas-microsoft-com:office:office" xmlns:r="http://schemas.openxmlformats.org/officeDocument/2006/relationships" xmlns:m="http://schemas.openxmlformats.org/officeDocument/2006/math" xmlns:v="urn:schemas-microsoft-com:vml" xmlns:wp14="http://schemas.microsoft.com/office/word/2010/wordprocessingDrawing" xmlns:wp="http://schemas.openxmlformats.org/drawingml/2006/wordprocessingDrawing" xmlns:w10="urn:schemas-microsoft-com:office:word" xmlns:w="http://schemas.openxmlformats.org/wordprocessingml/2006/main" xmlns:w14="http://schemas.microsoft.com/office/word/2010/wordml" xmlns:w15="http://schemas.microsoft.com/office/word/2012/wordml" xmlns:w16cid="http://schemas.microsoft.com/office/word/2016/wordml/cid" xmlns:w16se="http://schemas.microsoft.com/office/word/2015/wordml/symex" xmlns:wpg="http://schemas.microsoft.com/office/word/2010/wordprocessingGroup" xmlns:wpi="http://schemas.microsoft.com/office/word/2010/wordprocessingInk" xmlns:wne="http://schemas.microsoft.com/office/word/2006/wordml" xmlns:wps="http://schemas.microsoft.com/office/word/2010/wordprocessingShape" mc:Ignorable="w14 w15 w16se w16cid wp14">
   <w:sdt>
     <w:sdtPr>
       <w:id w:val="1136920489"/>
@@ -4291,6 +4310,7 @@
         <w:docPartUnique/>
       </w:docPartObj>
     </w:sdtPr>
+    <w:sdtEndPr/>
     <w:sdtContent>
       <w:p>
         <w:pPr>
@@ -4322,7 +4342,7 @@
 </file>
 
 <file path=word/footnotes.xml><?xml version="1.0" encoding="utf-8"?>
-<w:footnotes xmlns:wpc="http://schemas.microsoft.com/office/word/2010/wordprocessingCanvas" xmlns:cx="http://schemas.microsoft.com/office/drawing/2014/chartex" xmlns:cx1="http://schemas.microsoft.com/office/drawing/2015/9/8/chartex" xmlns:cx2="http://schemas.microsoft.com/office/drawing/2015/10/21/chartex" xmlns:cx3="http://schemas.microsoft.com/office/drawing/2016/5/9/chartex" xmlns:cx4="http://schemas.microsoft.com/office/drawing/2016/5/10/chartex" xmlns:cx5="http://schemas.microsoft.com/office/drawing/2016/5/11/chartex" xmlns:cx6="http://schemas.microsoft.com/office/drawing/2016/5/12/chartex" xmlns:cx7="http://schemas.microsoft.com/office/drawing/2016/5/13/chartex" xmlns:cx8="http://schemas.microsoft.com/office/drawing/2016/5/14/chartex" xmlns:mc="http://schemas.openxmlformats.org/markup-compatibility/2006" xmlns:aink="http://schemas.microsoft.com/office/drawing/2016/ink" xmlns:am3d="http://schemas.microsoft.com/office/drawing/2017/model3d" xmlns:o="urn:schemas-microsoft-com:office:office" xmlns:oel="http://schemas.microsoft.com/office/2019/extlst" xmlns:r="http://schemas.openxmlformats.org/officeDocument/2006/relationships" xmlns:m="http://schemas.openxmlformats.org/officeDocument/2006/math" xmlns:v="urn:schemas-microsoft-com:vml" xmlns:wp14="http://schemas.microsoft.com/office/word/2010/wordprocessingDrawing" xmlns:wp="http://schemas.openxmlformats.org/drawingml/2006/wordprocessingDrawing" xmlns:w10="urn:schemas-microsoft-com:office:word" xmlns:w="http://schemas.openxmlformats.org/wordprocessingml/2006/main" xmlns:w14="http://schemas.microsoft.com/office/word/2010/wordml" xmlns:w15="http://schemas.microsoft.com/office/word/2012/wordml" xmlns:w16cex="http://schemas.microsoft.com/office/word/2018/wordml/cex" xmlns:w16cid="http://schemas.microsoft.com/office/word/2016/wordml/cid" xmlns:w16="http://schemas.microsoft.com/office/word/2018/wordml" xmlns:w16sdtdh="http://schemas.microsoft.com/office/word/2020/wordml/sdtdatahash" xmlns:w16se="http://schemas.microsoft.com/office/word/2015/wordml/symex" xmlns:wpg="http://schemas.microsoft.com/office/word/2010/wordprocessingGroup" xmlns:wpi="http://schemas.microsoft.com/office/word/2010/wordprocessingInk" xmlns:wne="http://schemas.microsoft.com/office/word/2006/wordml" xmlns:wps="http://schemas.microsoft.com/office/word/2010/wordprocessingShape" mc:Ignorable="w14 w15 w16se w16cid w16 w16cex w16sdtdh wp14">
+<w:footnotes xmlns:wpc="http://schemas.microsoft.com/office/word/2010/wordprocessingCanvas" xmlns:cx="http://schemas.microsoft.com/office/drawing/2014/chartex" xmlns:cx1="http://schemas.microsoft.com/office/drawing/2015/9/8/chartex" xmlns:cx2="http://schemas.microsoft.com/office/drawing/2015/10/21/chartex" xmlns:cx3="http://schemas.microsoft.com/office/drawing/2016/5/9/chartex" xmlns:cx4="http://schemas.microsoft.com/office/drawing/2016/5/10/chartex" xmlns:cx5="http://schemas.microsoft.com/office/drawing/2016/5/11/chartex" xmlns:cx6="http://schemas.microsoft.com/office/drawing/2016/5/12/chartex" xmlns:cx7="http://schemas.microsoft.com/office/drawing/2016/5/13/chartex" xmlns:cx8="http://schemas.microsoft.com/office/drawing/2016/5/14/chartex" xmlns:mc="http://schemas.openxmlformats.org/markup-compatibility/2006" xmlns:aink="http://schemas.microsoft.com/office/drawing/2016/ink" xmlns:am3d="http://schemas.microsoft.com/office/drawing/2017/model3d" xmlns:o="urn:schemas-microsoft-com:office:office" xmlns:r="http://schemas.openxmlformats.org/officeDocument/2006/relationships" xmlns:m="http://schemas.openxmlformats.org/officeDocument/2006/math" xmlns:v="urn:schemas-microsoft-com:vml" xmlns:wp14="http://schemas.microsoft.com/office/word/2010/wordprocessingDrawing" xmlns:wp="http://schemas.openxmlformats.org/drawingml/2006/wordprocessingDrawing" xmlns:w10="urn:schemas-microsoft-com:office:word" xmlns:w="http://schemas.openxmlformats.org/wordprocessingml/2006/main" xmlns:w14="http://schemas.microsoft.com/office/word/2010/wordml" xmlns:w15="http://schemas.microsoft.com/office/word/2012/wordml" xmlns:w16cid="http://schemas.microsoft.com/office/word/2016/wordml/cid" xmlns:w16se="http://schemas.microsoft.com/office/word/2015/wordml/symex" xmlns:wpg="http://schemas.microsoft.com/office/word/2010/wordprocessingGroup" xmlns:wpi="http://schemas.microsoft.com/office/word/2010/wordprocessingInk" xmlns:wne="http://schemas.microsoft.com/office/word/2006/wordml" xmlns:wps="http://schemas.microsoft.com/office/word/2010/wordprocessingShape" mc:Ignorable="w14 w15 w16se w16cid wp14">
   <w:footnote w:type="separator" w:id="-1">
     <w:p>
       <w:r>
@@ -4344,7 +4364,7 @@
 </file>
 
 <file path=word/header1.xml><?xml version="1.0" encoding="utf-8"?>
-<w:hdr xmlns:wpc="http://schemas.microsoft.com/office/word/2010/wordprocessingCanvas" xmlns:cx="http://schemas.microsoft.com/office/drawing/2014/chartex" xmlns:cx1="http://schemas.microsoft.com/office/drawing/2015/9/8/chartex" xmlns:cx2="http://schemas.microsoft.com/office/drawing/2015/10/21/chartex" xmlns:cx3="http://schemas.microsoft.com/office/drawing/2016/5/9/chartex" xmlns:cx4="http://schemas.microsoft.com/office/drawing/2016/5/10/chartex" xmlns:cx5="http://schemas.microsoft.com/office/drawing/2016/5/11/chartex" xmlns:cx6="http://schemas.microsoft.com/office/drawing/2016/5/12/chartex" xmlns:cx7="http://schemas.microsoft.com/office/drawing/2016/5/13/chartex" xmlns:cx8="http://schemas.microsoft.com/office/drawing/2016/5/14/chartex" xmlns:mc="http://schemas.openxmlformats.org/markup-compatibility/2006" xmlns:aink="http://schemas.microsoft.com/office/drawing/2016/ink" xmlns:am3d="http://schemas.microsoft.com/office/drawing/2017/model3d" xmlns:o="urn:schemas-microsoft-com:office:office" xmlns:oel="http://schemas.microsoft.com/office/2019/extlst" xmlns:r="http://schemas.openxmlformats.org/officeDocument/2006/relationships" xmlns:m="http://schemas.openxmlformats.org/officeDocument/2006/math" xmlns:v="urn:schemas-microsoft-com:vml" xmlns:wp14="http://schemas.microsoft.com/office/word/2010/wordprocessingDrawing" xmlns:wp="http://schemas.openxmlformats.org/drawingml/2006/wordprocessingDrawing" xmlns:w10="urn:schemas-microsoft-com:office:word" xmlns:w="http://schemas.openxmlformats.org/wordprocessingml/2006/main" xmlns:w14="http://schemas.microsoft.com/office/word/2010/wordml" xmlns:w15="http://schemas.microsoft.com/office/word/2012/wordml" xmlns:w16cex="http://schemas.microsoft.com/office/word/2018/wordml/cex" xmlns:w16cid="http://schemas.microsoft.com/office/word/2016/wordml/cid" xmlns:w16="http://schemas.microsoft.com/office/word/2018/wordml" xmlns:w16sdtdh="http://schemas.microsoft.com/office/word/2020/wordml/sdtdatahash" xmlns:w16se="http://schemas.microsoft.com/office/word/2015/wordml/symex" xmlns:wpg="http://schemas.microsoft.com/office/word/2010/wordprocessingGroup" xmlns:wpi="http://schemas.microsoft.com/office/word/2010/wordprocessingInk" xmlns:wne="http://schemas.microsoft.com/office/word/2006/wordml" xmlns:wps="http://schemas.microsoft.com/office/word/2010/wordprocessingShape" mc:Ignorable="w14 w15 w16se w16cid w16 w16cex w16sdtdh wp14">
+<w:hdr xmlns:wpc="http://schemas.microsoft.com/office/word/2010/wordprocessingCanvas" xmlns:cx="http://schemas.microsoft.com/office/drawing/2014/chartex" xmlns:cx1="http://schemas.microsoft.com/office/drawing/2015/9/8/chartex" xmlns:cx2="http://schemas.microsoft.com/office/drawing/2015/10/21/chartex" xmlns:cx3="http://schemas.microsoft.com/office/drawing/2016/5/9/chartex" xmlns:cx4="http://schemas.microsoft.com/office/drawing/2016/5/10/chartex" xmlns:cx5="http://schemas.microsoft.com/office/drawing/2016/5/11/chartex" xmlns:cx6="http://schemas.microsoft.com/office/drawing/2016/5/12/chartex" xmlns:cx7="http://schemas.microsoft.com/office/drawing/2016/5/13/chartex" xmlns:cx8="http://schemas.microsoft.com/office/drawing/2016/5/14/chartex" xmlns:mc="http://schemas.openxmlformats.org/markup-compatibility/2006" xmlns:aink="http://schemas.microsoft.com/office/drawing/2016/ink" xmlns:am3d="http://schemas.microsoft.com/office/drawing/2017/model3d" xmlns:o="urn:schemas-microsoft-com:office:office" xmlns:r="http://schemas.openxmlformats.org/officeDocument/2006/relationships" xmlns:m="http://schemas.openxmlformats.org/officeDocument/2006/math" xmlns:v="urn:schemas-microsoft-com:vml" xmlns:wp14="http://schemas.microsoft.com/office/word/2010/wordprocessingDrawing" xmlns:wp="http://schemas.openxmlformats.org/drawingml/2006/wordprocessingDrawing" xmlns:w10="urn:schemas-microsoft-com:office:word" xmlns:w="http://schemas.openxmlformats.org/wordprocessingml/2006/main" xmlns:w14="http://schemas.microsoft.com/office/word/2010/wordml" xmlns:w15="http://schemas.microsoft.com/office/word/2012/wordml" xmlns:w16cid="http://schemas.microsoft.com/office/word/2016/wordml/cid" xmlns:w16se="http://schemas.microsoft.com/office/word/2015/wordml/symex" xmlns:wpg="http://schemas.microsoft.com/office/word/2010/wordprocessingGroup" xmlns:wpi="http://schemas.microsoft.com/office/word/2010/wordprocessingInk" xmlns:wne="http://schemas.microsoft.com/office/word/2006/wordml" xmlns:wps="http://schemas.microsoft.com/office/word/2010/wordprocessingShape" mc:Ignorable="w14 w15 w16se w16cid wp14">
   <w:p>
     <w:pPr>
       <w:pStyle w:val="En-tte"/>
@@ -4368,7 +4388,7 @@
 </file>
 
 <file path=word/header2.xml><?xml version="1.0" encoding="utf-8"?>
-<w:hdr xmlns:wpc="http://schemas.microsoft.com/office/word/2010/wordprocessingCanvas" xmlns:cx="http://schemas.microsoft.com/office/drawing/2014/chartex" xmlns:cx1="http://schemas.microsoft.com/office/drawing/2015/9/8/chartex" xmlns:cx2="http://schemas.microsoft.com/office/drawing/2015/10/21/chartex" xmlns:cx3="http://schemas.microsoft.com/office/drawing/2016/5/9/chartex" xmlns:cx4="http://schemas.microsoft.com/office/drawing/2016/5/10/chartex" xmlns:cx5="http://schemas.microsoft.com/office/drawing/2016/5/11/chartex" xmlns:cx6="http://schemas.microsoft.com/office/drawing/2016/5/12/chartex" xmlns:cx7="http://schemas.microsoft.com/office/drawing/2016/5/13/chartex" xmlns:cx8="http://schemas.microsoft.com/office/drawing/2016/5/14/chartex" xmlns:mc="http://schemas.openxmlformats.org/markup-compatibility/2006" xmlns:aink="http://schemas.microsoft.com/office/drawing/2016/ink" xmlns:am3d="http://schemas.microsoft.com/office/drawing/2017/model3d" xmlns:o="urn:schemas-microsoft-com:office:office" xmlns:oel="http://schemas.microsoft.com/office/2019/extlst" xmlns:r="http://schemas.openxmlformats.org/officeDocument/2006/relationships" xmlns:m="http://schemas.openxmlformats.org/officeDocument/2006/math" xmlns:v="urn:schemas-microsoft-com:vml" xmlns:wp14="http://schemas.microsoft.com/office/word/2010/wordprocessingDrawing" xmlns:wp="http://schemas.openxmlformats.org/drawingml/2006/wordprocessingDrawing" xmlns:w10="urn:schemas-microsoft-com:office:word" xmlns:w="http://schemas.openxmlformats.org/wordprocessingml/2006/main" xmlns:w14="http://schemas.microsoft.com/office/word/2010/wordml" xmlns:w15="http://schemas.microsoft.com/office/word/2012/wordml" xmlns:w16cex="http://schemas.microsoft.com/office/word/2018/wordml/cex" xmlns:w16cid="http://schemas.microsoft.com/office/word/2016/wordml/cid" xmlns:w16="http://schemas.microsoft.com/office/word/2018/wordml" xmlns:w16sdtdh="http://schemas.microsoft.com/office/word/2020/wordml/sdtdatahash" xmlns:w16se="http://schemas.microsoft.com/office/word/2015/wordml/symex" xmlns:wpg="http://schemas.microsoft.com/office/word/2010/wordprocessingGroup" xmlns:wpi="http://schemas.microsoft.com/office/word/2010/wordprocessingInk" xmlns:wne="http://schemas.microsoft.com/office/word/2006/wordml" xmlns:wps="http://schemas.microsoft.com/office/word/2010/wordprocessingShape" mc:Ignorable="w14 w15 w16se w16cid w16 w16cex w16sdtdh wp14">
+<w:hdr xmlns:wpc="http://schemas.microsoft.com/office/word/2010/wordprocessingCanvas" xmlns:cx="http://schemas.microsoft.com/office/drawing/2014/chartex" xmlns:cx1="http://schemas.microsoft.com/office/drawing/2015/9/8/chartex" xmlns:cx2="http://schemas.microsoft.com/office/drawing/2015/10/21/chartex" xmlns:cx3="http://schemas.microsoft.com/office/drawing/2016/5/9/chartex" xmlns:cx4="http://schemas.microsoft.com/office/drawing/2016/5/10/chartex" xmlns:cx5="http://schemas.microsoft.com/office/drawing/2016/5/11/chartex" xmlns:cx6="http://schemas.microsoft.com/office/drawing/2016/5/12/chartex" xmlns:cx7="http://schemas.microsoft.com/office/drawing/2016/5/13/chartex" xmlns:cx8="http://schemas.microsoft.com/office/drawing/2016/5/14/chartex" xmlns:mc="http://schemas.openxmlformats.org/markup-compatibility/2006" xmlns:aink="http://schemas.microsoft.com/office/drawing/2016/ink" xmlns:am3d="http://schemas.microsoft.com/office/drawing/2017/model3d" xmlns:o="urn:schemas-microsoft-com:office:office" xmlns:r="http://schemas.openxmlformats.org/officeDocument/2006/relationships" xmlns:m="http://schemas.openxmlformats.org/officeDocument/2006/math" xmlns:v="urn:schemas-microsoft-com:vml" xmlns:wp14="http://schemas.microsoft.com/office/word/2010/wordprocessingDrawing" xmlns:wp="http://schemas.openxmlformats.org/drawingml/2006/wordprocessingDrawing" xmlns:w10="urn:schemas-microsoft-com:office:word" xmlns:w="http://schemas.openxmlformats.org/wordprocessingml/2006/main" xmlns:w14="http://schemas.microsoft.com/office/word/2010/wordml" xmlns:w15="http://schemas.microsoft.com/office/word/2012/wordml" xmlns:w16cid="http://schemas.microsoft.com/office/word/2016/wordml/cid" xmlns:w16se="http://schemas.microsoft.com/office/word/2015/wordml/symex" xmlns:wpg="http://schemas.microsoft.com/office/word/2010/wordprocessingGroup" xmlns:wpi="http://schemas.microsoft.com/office/word/2010/wordprocessingInk" xmlns:wne="http://schemas.microsoft.com/office/word/2006/wordml" xmlns:wps="http://schemas.microsoft.com/office/word/2010/wordprocessingShape" mc:Ignorable="w14 w15 w16se w16cid wp14">
   <w:p>
     <w:pPr>
       <w:pStyle w:val="En-tte"/>
@@ -4393,7 +4413,7 @@
 </file>
 
 <file path=word/header3.xml><?xml version="1.0" encoding="utf-8"?>
-<w:hdr xmlns:wpc="http://schemas.microsoft.com/office/word/2010/wordprocessingCanvas" xmlns:cx="http://schemas.microsoft.com/office/drawing/2014/chartex" xmlns:cx1="http://schemas.microsoft.com/office/drawing/2015/9/8/chartex" xmlns:cx2="http://schemas.microsoft.com/office/drawing/2015/10/21/chartex" xmlns:cx3="http://schemas.microsoft.com/office/drawing/2016/5/9/chartex" xmlns:cx4="http://schemas.microsoft.com/office/drawing/2016/5/10/chartex" xmlns:cx5="http://schemas.microsoft.com/office/drawing/2016/5/11/chartex" xmlns:cx6="http://schemas.microsoft.com/office/drawing/2016/5/12/chartex" xmlns:cx7="http://schemas.microsoft.com/office/drawing/2016/5/13/chartex" xmlns:cx8="http://schemas.microsoft.com/office/drawing/2016/5/14/chartex" xmlns:mc="http://schemas.openxmlformats.org/markup-compatibility/2006" xmlns:aink="http://schemas.microsoft.com/office/drawing/2016/ink" xmlns:am3d="http://schemas.microsoft.com/office/drawing/2017/model3d" xmlns:o="urn:schemas-microsoft-com:office:office" xmlns:oel="http://schemas.microsoft.com/office/2019/extlst" xmlns:r="http://schemas.openxmlformats.org/officeDocument/2006/relationships" xmlns:m="http://schemas.openxmlformats.org/officeDocument/2006/math" xmlns:v="urn:schemas-microsoft-com:vml" xmlns:wp14="http://schemas.microsoft.com/office/word/2010/wordprocessingDrawing" xmlns:wp="http://schemas.openxmlformats.org/drawingml/2006/wordprocessingDrawing" xmlns:w10="urn:schemas-microsoft-com:office:word" xmlns:w="http://schemas.openxmlformats.org/wordprocessingml/2006/main" xmlns:w14="http://schemas.microsoft.com/office/word/2010/wordml" xmlns:w15="http://schemas.microsoft.com/office/word/2012/wordml" xmlns:w16cex="http://schemas.microsoft.com/office/word/2018/wordml/cex" xmlns:w16cid="http://schemas.microsoft.com/office/word/2016/wordml/cid" xmlns:w16="http://schemas.microsoft.com/office/word/2018/wordml" xmlns:w16sdtdh="http://schemas.microsoft.com/office/word/2020/wordml/sdtdatahash" xmlns:w16se="http://schemas.microsoft.com/office/word/2015/wordml/symex" xmlns:wpg="http://schemas.microsoft.com/office/word/2010/wordprocessingGroup" xmlns:wpi="http://schemas.microsoft.com/office/word/2010/wordprocessingInk" xmlns:wne="http://schemas.microsoft.com/office/word/2006/wordml" xmlns:wps="http://schemas.microsoft.com/office/word/2010/wordprocessingShape" mc:Ignorable="w14 w15 w16se w16cid w16 w16cex w16sdtdh wp14">
+<w:hdr xmlns:wpc="http://schemas.microsoft.com/office/word/2010/wordprocessingCanvas" xmlns:cx="http://schemas.microsoft.com/office/drawing/2014/chartex" xmlns:cx1="http://schemas.microsoft.com/office/drawing/2015/9/8/chartex" xmlns:cx2="http://schemas.microsoft.com/office/drawing/2015/10/21/chartex" xmlns:cx3="http://schemas.microsoft.com/office/drawing/2016/5/9/chartex" xmlns:cx4="http://schemas.microsoft.com/office/drawing/2016/5/10/chartex" xmlns:cx5="http://schemas.microsoft.com/office/drawing/2016/5/11/chartex" xmlns:cx6="http://schemas.microsoft.com/office/drawing/2016/5/12/chartex" xmlns:cx7="http://schemas.microsoft.com/office/drawing/2016/5/13/chartex" xmlns:cx8="http://schemas.microsoft.com/office/drawing/2016/5/14/chartex" xmlns:mc="http://schemas.openxmlformats.org/markup-compatibility/2006" xmlns:aink="http://schemas.microsoft.com/office/drawing/2016/ink" xmlns:am3d="http://schemas.microsoft.com/office/drawing/2017/model3d" xmlns:o="urn:schemas-microsoft-com:office:office" xmlns:r="http://schemas.openxmlformats.org/officeDocument/2006/relationships" xmlns:m="http://schemas.openxmlformats.org/officeDocument/2006/math" xmlns:v="urn:schemas-microsoft-com:vml" xmlns:wp14="http://schemas.microsoft.com/office/word/2010/wordprocessingDrawing" xmlns:wp="http://schemas.openxmlformats.org/drawingml/2006/wordprocessingDrawing" xmlns:w10="urn:schemas-microsoft-com:office:word" xmlns:w="http://schemas.openxmlformats.org/wordprocessingml/2006/main" xmlns:w14="http://schemas.microsoft.com/office/word/2010/wordml" xmlns:w15="http://schemas.microsoft.com/office/word/2012/wordml" xmlns:w16cid="http://schemas.microsoft.com/office/word/2016/wordml/cid" xmlns:w16se="http://schemas.microsoft.com/office/word/2015/wordml/symex" xmlns:wpg="http://schemas.microsoft.com/office/word/2010/wordprocessingGroup" xmlns:wpi="http://schemas.microsoft.com/office/word/2010/wordprocessingInk" xmlns:wne="http://schemas.microsoft.com/office/word/2006/wordml" xmlns:wps="http://schemas.microsoft.com/office/word/2010/wordprocessingShape" mc:Ignorable="w14 w15 w16se w16cid wp14">
   <w:p>
     <w:pPr>
       <w:pStyle w:val="En-tte"/>
@@ -4418,7 +4438,7 @@
 </file>
 
 <file path=word/numbering.xml><?xml version="1.0" encoding="utf-8"?>
-<w:numbering xmlns:wpc="http://schemas.microsoft.com/office/word/2010/wordprocessingCanvas" xmlns:cx="http://schemas.microsoft.com/office/drawing/2014/chartex" xmlns:cx1="http://schemas.microsoft.com/office/drawing/2015/9/8/chartex" xmlns:cx2="http://schemas.microsoft.com/office/drawing/2015/10/21/chartex" xmlns:cx3="http://schemas.microsoft.com/office/drawing/2016/5/9/chartex" xmlns:cx4="http://schemas.microsoft.com/office/drawing/2016/5/10/chartex" xmlns:cx5="http://schemas.microsoft.com/office/drawing/2016/5/11/chartex" xmlns:cx6="http://schemas.microsoft.com/office/drawing/2016/5/12/chartex" xmlns:cx7="http://schemas.microsoft.com/office/drawing/2016/5/13/chartex" xmlns:cx8="http://schemas.microsoft.com/office/drawing/2016/5/14/chartex" xmlns:mc="http://schemas.openxmlformats.org/markup-compatibility/2006" xmlns:aink="http://schemas.microsoft.com/office/drawing/2016/ink" xmlns:am3d="http://schemas.microsoft.com/office/drawing/2017/model3d" xmlns:o="urn:schemas-microsoft-com:office:office" xmlns:oel="http://schemas.microsoft.com/office/2019/extlst" xmlns:r="http://schemas.openxmlformats.org/officeDocument/2006/relationships" xmlns:m="http://schemas.openxmlformats.org/officeDocument/2006/math" xmlns:v="urn:schemas-microsoft-com:vml" xmlns:wp14="http://schemas.microsoft.com/office/word/2010/wordprocessingDrawing" xmlns:wp="http://schemas.openxmlformats.org/drawingml/2006/wordprocessingDrawing" xmlns:w10="urn:schemas-microsoft-com:office:word" xmlns:w="http://schemas.openxmlformats.org/wordprocessingml/2006/main" xmlns:w14="http://schemas.microsoft.com/office/word/2010/wordml" xmlns:w15="http://schemas.microsoft.com/office/word/2012/wordml" xmlns:w16cex="http://schemas.microsoft.com/office/word/2018/wordml/cex" xmlns:w16cid="http://schemas.microsoft.com/office/word/2016/wordml/cid" xmlns:w16="http://schemas.microsoft.com/office/word/2018/wordml" xmlns:w16sdtdh="http://schemas.microsoft.com/office/word/2020/wordml/sdtdatahash" xmlns:w16se="http://schemas.microsoft.com/office/word/2015/wordml/symex" xmlns:wpg="http://schemas.microsoft.com/office/word/2010/wordprocessingGroup" xmlns:wpi="http://schemas.microsoft.com/office/word/2010/wordprocessingInk" xmlns:wne="http://schemas.microsoft.com/office/word/2006/wordml" xmlns:wps="http://schemas.microsoft.com/office/word/2010/wordprocessingShape" mc:Ignorable="w14 w15 w16se w16cid w16 w16cex w16sdtdh wp14">
+<w:numbering xmlns:wpc="http://schemas.microsoft.com/office/word/2010/wordprocessingCanvas" xmlns:cx="http://schemas.microsoft.com/office/drawing/2014/chartex" xmlns:cx1="http://schemas.microsoft.com/office/drawing/2015/9/8/chartex" xmlns:cx2="http://schemas.microsoft.com/office/drawing/2015/10/21/chartex" xmlns:cx3="http://schemas.microsoft.com/office/drawing/2016/5/9/chartex" xmlns:cx4="http://schemas.microsoft.com/office/drawing/2016/5/10/chartex" xmlns:cx5="http://schemas.microsoft.com/office/drawing/2016/5/11/chartex" xmlns:cx6="http://schemas.microsoft.com/office/drawing/2016/5/12/chartex" xmlns:cx7="http://schemas.microsoft.com/office/drawing/2016/5/13/chartex" xmlns:cx8="http://schemas.microsoft.com/office/drawing/2016/5/14/chartex" xmlns:mc="http://schemas.openxmlformats.org/markup-compatibility/2006" xmlns:aink="http://schemas.microsoft.com/office/drawing/2016/ink" xmlns:am3d="http://schemas.microsoft.com/office/drawing/2017/model3d" xmlns:o="urn:schemas-microsoft-com:office:office" xmlns:r="http://schemas.openxmlformats.org/officeDocument/2006/relationships" xmlns:m="http://schemas.openxmlformats.org/officeDocument/2006/math" xmlns:v="urn:schemas-microsoft-com:vml" xmlns:wp14="http://schemas.microsoft.com/office/word/2010/wordprocessingDrawing" xmlns:wp="http://schemas.openxmlformats.org/drawingml/2006/wordprocessingDrawing" xmlns:w10="urn:schemas-microsoft-com:office:word" xmlns:w="http://schemas.openxmlformats.org/wordprocessingml/2006/main" xmlns:w14="http://schemas.microsoft.com/office/word/2010/wordml" xmlns:w15="http://schemas.microsoft.com/office/word/2012/wordml" xmlns:w16cid="http://schemas.microsoft.com/office/word/2016/wordml/cid" xmlns:w16se="http://schemas.microsoft.com/office/word/2015/wordml/symex" xmlns:wpg="http://schemas.microsoft.com/office/word/2010/wordprocessingGroup" xmlns:wpi="http://schemas.microsoft.com/office/word/2010/wordprocessingInk" xmlns:wne="http://schemas.microsoft.com/office/word/2006/wordml" xmlns:wps="http://schemas.microsoft.com/office/word/2010/wordprocessingShape" mc:Ignorable="w14 w15 w16se w16cid wp14">
   <w:abstractNum w:abstractNumId="0" w15:restartNumberingAfterBreak="0">
     <w:nsid w:val="00A02B28"/>
     <w:multiLevelType w:val="hybridMultilevel"/>
@@ -8076,61 +8096,61 @@
       </w:rPr>
     </w:lvl>
   </w:abstractNum>
-  <w:num w:numId="1" w16cid:durableId="1975451678">
+  <w:num w:numId="1">
     <w:abstractNumId w:val="21"/>
   </w:num>
-  <w:num w:numId="2" w16cid:durableId="707413281">
+  <w:num w:numId="2">
     <w:abstractNumId w:val="18"/>
   </w:num>
-  <w:num w:numId="3" w16cid:durableId="781221498">
+  <w:num w:numId="3">
     <w:abstractNumId w:val="19"/>
   </w:num>
-  <w:num w:numId="4" w16cid:durableId="1764063569">
+  <w:num w:numId="4">
     <w:abstractNumId w:val="14"/>
   </w:num>
-  <w:num w:numId="5" w16cid:durableId="409738154">
+  <w:num w:numId="5">
     <w:abstractNumId w:val="2"/>
   </w:num>
-  <w:num w:numId="6" w16cid:durableId="93743237">
+  <w:num w:numId="6">
     <w:abstractNumId w:val="30"/>
   </w:num>
-  <w:num w:numId="7" w16cid:durableId="1376585779">
+  <w:num w:numId="7">
     <w:abstractNumId w:val="10"/>
   </w:num>
-  <w:num w:numId="8" w16cid:durableId="710768847">
+  <w:num w:numId="8">
     <w:abstractNumId w:val="22"/>
   </w:num>
-  <w:num w:numId="9" w16cid:durableId="1358504120">
+  <w:num w:numId="9">
     <w:abstractNumId w:val="7"/>
   </w:num>
-  <w:num w:numId="10" w16cid:durableId="843474723">
+  <w:num w:numId="10">
     <w:abstractNumId w:val="17"/>
   </w:num>
-  <w:num w:numId="11" w16cid:durableId="120854231">
+  <w:num w:numId="11">
     <w:abstractNumId w:val="28"/>
   </w:num>
-  <w:num w:numId="12" w16cid:durableId="2073774845">
+  <w:num w:numId="12">
     <w:abstractNumId w:val="11"/>
   </w:num>
-  <w:num w:numId="13" w16cid:durableId="781994484">
+  <w:num w:numId="13">
     <w:abstractNumId w:val="13"/>
   </w:num>
-  <w:num w:numId="14" w16cid:durableId="361977571">
+  <w:num w:numId="14">
     <w:abstractNumId w:val="5"/>
   </w:num>
-  <w:num w:numId="15" w16cid:durableId="1921673441">
+  <w:num w:numId="15">
     <w:abstractNumId w:val="15"/>
   </w:num>
-  <w:num w:numId="16" w16cid:durableId="726756713">
+  <w:num w:numId="16">
     <w:abstractNumId w:val="9"/>
   </w:num>
-  <w:num w:numId="17" w16cid:durableId="157041277">
+  <w:num w:numId="17">
     <w:abstractNumId w:val="27"/>
   </w:num>
-  <w:num w:numId="18" w16cid:durableId="1683315671">
+  <w:num w:numId="18">
     <w:abstractNumId w:val="12"/>
   </w:num>
-  <w:num w:numId="19" w16cid:durableId="290869871">
+  <w:num w:numId="19">
     <w:abstractNumId w:val="21"/>
     <w:lvlOverride w:ilvl="0">
       <w:startOverride w:val="1"/>
@@ -8160,7 +8180,7 @@
       <w:startOverride w:val="1"/>
     </w:lvlOverride>
   </w:num>
-  <w:num w:numId="20" w16cid:durableId="131217686">
+  <w:num w:numId="20">
     <w:abstractNumId w:val="21"/>
     <w:lvlOverride w:ilvl="0">
       <w:startOverride w:val="1"/>
@@ -8190,7 +8210,7 @@
       <w:startOverride w:val="1"/>
     </w:lvlOverride>
   </w:num>
-  <w:num w:numId="21" w16cid:durableId="1636763502">
+  <w:num w:numId="21">
     <w:abstractNumId w:val="21"/>
     <w:lvlOverride w:ilvl="0">
       <w:startOverride w:val="1"/>
@@ -8220,46 +8240,46 @@
       <w:startOverride w:val="1"/>
     </w:lvlOverride>
   </w:num>
-  <w:num w:numId="22" w16cid:durableId="1718311149">
+  <w:num w:numId="22">
     <w:abstractNumId w:val="1"/>
   </w:num>
-  <w:num w:numId="23" w16cid:durableId="1262034082">
+  <w:num w:numId="23">
     <w:abstractNumId w:val="31"/>
   </w:num>
-  <w:num w:numId="24" w16cid:durableId="943533567">
+  <w:num w:numId="24">
     <w:abstractNumId w:val="25"/>
   </w:num>
-  <w:num w:numId="25" w16cid:durableId="1905527315">
+  <w:num w:numId="25">
     <w:abstractNumId w:val="8"/>
   </w:num>
-  <w:num w:numId="26" w16cid:durableId="590238874">
+  <w:num w:numId="26">
     <w:abstractNumId w:val="26"/>
   </w:num>
-  <w:num w:numId="27" w16cid:durableId="1436091228">
+  <w:num w:numId="27">
     <w:abstractNumId w:val="4"/>
   </w:num>
-  <w:num w:numId="28" w16cid:durableId="1231500105">
+  <w:num w:numId="28">
     <w:abstractNumId w:val="23"/>
   </w:num>
-  <w:num w:numId="29" w16cid:durableId="453183510">
+  <w:num w:numId="29">
     <w:abstractNumId w:val="24"/>
   </w:num>
-  <w:num w:numId="30" w16cid:durableId="1766924389">
+  <w:num w:numId="30">
     <w:abstractNumId w:val="29"/>
   </w:num>
-  <w:num w:numId="31" w16cid:durableId="199166580">
+  <w:num w:numId="31">
     <w:abstractNumId w:val="3"/>
   </w:num>
-  <w:num w:numId="32" w16cid:durableId="503742367">
+  <w:num w:numId="32">
     <w:abstractNumId w:val="16"/>
   </w:num>
-  <w:num w:numId="33" w16cid:durableId="2062702165">
+  <w:num w:numId="33">
     <w:abstractNumId w:val="6"/>
   </w:num>
-  <w:num w:numId="34" w16cid:durableId="399444623">
+  <w:num w:numId="34">
     <w:abstractNumId w:val="20"/>
   </w:num>
-  <w:num w:numId="35" w16cid:durableId="1555656521">
+  <w:num w:numId="35">
     <w:abstractNumId w:val="0"/>
   </w:num>
   <w:numIdMacAtCleanup w:val="14"/>
@@ -8267,7 +8287,7 @@
 </file>
 
 <file path=word/styles.xml><?xml version="1.0" encoding="utf-8"?>
-<w:styles xmlns:mc="http://schemas.openxmlformats.org/markup-compatibility/2006" xmlns:r="http://schemas.openxmlformats.org/officeDocument/2006/relationships" xmlns:w="http://schemas.openxmlformats.org/wordprocessingml/2006/main" xmlns:w14="http://schemas.microsoft.com/office/word/2010/wordml" xmlns:w15="http://schemas.microsoft.com/office/word/2012/wordml" xmlns:w16cex="http://schemas.microsoft.com/office/word/2018/wordml/cex" xmlns:w16cid="http://schemas.microsoft.com/office/word/2016/wordml/cid" xmlns:w16="http://schemas.microsoft.com/office/word/2018/wordml" xmlns:w16sdtdh="http://schemas.microsoft.com/office/word/2020/wordml/sdtdatahash" xmlns:w16se="http://schemas.microsoft.com/office/word/2015/wordml/symex" mc:Ignorable="w14 w15 w16se w16cid w16 w16cex w16sdtdh">
+<w:styles xmlns:mc="http://schemas.openxmlformats.org/markup-compatibility/2006" xmlns:r="http://schemas.openxmlformats.org/officeDocument/2006/relationships" xmlns:w="http://schemas.openxmlformats.org/wordprocessingml/2006/main" xmlns:w14="http://schemas.microsoft.com/office/word/2010/wordml" xmlns:w15="http://schemas.microsoft.com/office/word/2012/wordml" xmlns:w16cid="http://schemas.microsoft.com/office/word/2016/wordml/cid" xmlns:w16se="http://schemas.microsoft.com/office/word/2015/wordml/symex" mc:Ignorable="w14 w15 w16se w16cid">
   <w:docDefaults>
     <w:rPrDefault>
       <w:rPr>
@@ -8283,7 +8303,7 @@
       </w:pPr>
     </w:pPrDefault>
   </w:docDefaults>
-  <w:latentStyles w:defLockedState="0" w:defUIPriority="99" w:defSemiHidden="0" w:defUnhideWhenUsed="0" w:defQFormat="0" w:count="376">
+  <w:latentStyles w:defLockedState="0" w:defUIPriority="99" w:defSemiHidden="0" w:defUnhideWhenUsed="0" w:defQFormat="0" w:count="375">
     <w:lsdException w:name="Normal" w:uiPriority="0" w:qFormat="1"/>
     <w:lsdException w:name="heading 1" w:uiPriority="0" w:qFormat="1"/>
     <w:lsdException w:name="heading 2" w:semiHidden="1" w:uiPriority="0" w:unhideWhenUsed="1" w:qFormat="1"/>
@@ -8659,7 +8679,6 @@
     <w:lsdException w:name="Smart Hyperlink" w:semiHidden="1" w:unhideWhenUsed="1"/>
     <w:lsdException w:name="Hashtag" w:semiHidden="1" w:unhideWhenUsed="1"/>
     <w:lsdException w:name="Unresolved Mention" w:semiHidden="1" w:unhideWhenUsed="1"/>
-    <w:lsdException w:name="Smart Link" w:semiHidden="1" w:unhideWhenUsed="1"/>
   </w:latentStyles>
   <w:style w:type="paragraph" w:default="1" w:styleId="Normal">
     <w:name w:val="Normal"/>
@@ -10693,7 +10712,7 @@
 </file>
 
 <file path=customXml/itemProps1.xml><?xml version="1.0" encoding="utf-8"?>
-<ds:datastoreItem xmlns:ds="http://schemas.openxmlformats.org/officeDocument/2006/customXml" ds:itemID="{B7019866-866A-4D10-A615-96D243B90204}">
+<ds:datastoreItem xmlns:ds="http://schemas.openxmlformats.org/officeDocument/2006/customXml" ds:itemID="{B5F99BA0-90A1-439A-9F70-96713641CAC5}">
   <ds:schemaRefs>
     <ds:schemaRef ds:uri="http://schemas.openxmlformats.org/officeDocument/2006/bibliography"/>
   </ds:schemaRefs>

--- a/CORE_COMM/users/ebr/doc/User Guide and Documentation for HydroModPy.docx
+++ b/CORE_COMM/users/ebr/doc/User Guide and Documentation for HydroModPy.docx
@@ -1,6 +1,6 @@
 
 <file path=word/document.xml><?xml version="1.0" encoding="utf-8"?>
-<w:document xmlns:wpc="http://schemas.microsoft.com/office/word/2010/wordprocessingCanvas" xmlns:cx="http://schemas.microsoft.com/office/drawing/2014/chartex" xmlns:cx1="http://schemas.microsoft.com/office/drawing/2015/9/8/chartex" xmlns:cx2="http://schemas.microsoft.com/office/drawing/2015/10/21/chartex" xmlns:cx3="http://schemas.microsoft.com/office/drawing/2016/5/9/chartex" xmlns:cx4="http://schemas.microsoft.com/office/drawing/2016/5/10/chartex" xmlns:cx5="http://schemas.microsoft.com/office/drawing/2016/5/11/chartex" xmlns:cx6="http://schemas.microsoft.com/office/drawing/2016/5/12/chartex" xmlns:cx7="http://schemas.microsoft.com/office/drawing/2016/5/13/chartex" xmlns:cx8="http://schemas.microsoft.com/office/drawing/2016/5/14/chartex" xmlns:mc="http://schemas.openxmlformats.org/markup-compatibility/2006" xmlns:aink="http://schemas.microsoft.com/office/drawing/2016/ink" xmlns:am3d="http://schemas.microsoft.com/office/drawing/2017/model3d" xmlns:o="urn:schemas-microsoft-com:office:office" xmlns:r="http://schemas.openxmlformats.org/officeDocument/2006/relationships" xmlns:m="http://schemas.openxmlformats.org/officeDocument/2006/math" xmlns:v="urn:schemas-microsoft-com:vml" xmlns:wp14="http://schemas.microsoft.com/office/word/2010/wordprocessingDrawing" xmlns:wp="http://schemas.openxmlformats.org/drawingml/2006/wordprocessingDrawing" xmlns:w10="urn:schemas-microsoft-com:office:word" xmlns:w="http://schemas.openxmlformats.org/wordprocessingml/2006/main" xmlns:w14="http://schemas.microsoft.com/office/word/2010/wordml" xmlns:w15="http://schemas.microsoft.com/office/word/2012/wordml" xmlns:w16cid="http://schemas.microsoft.com/office/word/2016/wordml/cid" xmlns:w16se="http://schemas.microsoft.com/office/word/2015/wordml/symex" xmlns:wpg="http://schemas.microsoft.com/office/word/2010/wordprocessingGroup" xmlns:wpi="http://schemas.microsoft.com/office/word/2010/wordprocessingInk" xmlns:wne="http://schemas.microsoft.com/office/word/2006/wordml" xmlns:wps="http://schemas.microsoft.com/office/word/2010/wordprocessingShape" mc:Ignorable="w14 w15 w16se w16cid wp14">
+<w:document xmlns:wpc="http://schemas.microsoft.com/office/word/2010/wordprocessingCanvas" xmlns:cx="http://schemas.microsoft.com/office/drawing/2014/chartex" xmlns:cx1="http://schemas.microsoft.com/office/drawing/2015/9/8/chartex" xmlns:cx2="http://schemas.microsoft.com/office/drawing/2015/10/21/chartex" xmlns:cx3="http://schemas.microsoft.com/office/drawing/2016/5/9/chartex" xmlns:cx4="http://schemas.microsoft.com/office/drawing/2016/5/10/chartex" xmlns:cx5="http://schemas.microsoft.com/office/drawing/2016/5/11/chartex" xmlns:cx6="http://schemas.microsoft.com/office/drawing/2016/5/12/chartex" xmlns:cx7="http://schemas.microsoft.com/office/drawing/2016/5/13/chartex" xmlns:cx8="http://schemas.microsoft.com/office/drawing/2016/5/14/chartex" xmlns:mc="http://schemas.openxmlformats.org/markup-compatibility/2006" xmlns:aink="http://schemas.microsoft.com/office/drawing/2016/ink" xmlns:am3d="http://schemas.microsoft.com/office/drawing/2017/model3d" xmlns:o="urn:schemas-microsoft-com:office:office" xmlns:oel="http://schemas.microsoft.com/office/2019/extlst" xmlns:r="http://schemas.openxmlformats.org/officeDocument/2006/relationships" xmlns:m="http://schemas.openxmlformats.org/officeDocument/2006/math" xmlns:v="urn:schemas-microsoft-com:vml" xmlns:wp14="http://schemas.microsoft.com/office/word/2010/wordprocessingDrawing" xmlns:wp="http://schemas.openxmlformats.org/drawingml/2006/wordprocessingDrawing" xmlns:w10="urn:schemas-microsoft-com:office:word" xmlns:w="http://schemas.openxmlformats.org/wordprocessingml/2006/main" xmlns:w14="http://schemas.microsoft.com/office/word/2010/wordml" xmlns:w15="http://schemas.microsoft.com/office/word/2012/wordml" xmlns:w16cex="http://schemas.microsoft.com/office/word/2018/wordml/cex" xmlns:w16cid="http://schemas.microsoft.com/office/word/2016/wordml/cid" xmlns:w16="http://schemas.microsoft.com/office/word/2018/wordml" xmlns:w16sdtdh="http://schemas.microsoft.com/office/word/2020/wordml/sdtdatahash" xmlns:w16se="http://schemas.microsoft.com/office/word/2015/wordml/symex" xmlns:wpg="http://schemas.microsoft.com/office/word/2010/wordprocessingGroup" xmlns:wpi="http://schemas.microsoft.com/office/word/2010/wordprocessingInk" xmlns:wne="http://schemas.microsoft.com/office/word/2006/wordml" xmlns:wps="http://schemas.microsoft.com/office/word/2010/wordprocessingShape" mc:Ignorable="w14 w15 w16se w16cid w16 w16cex w16sdtdh wp14">
   <w:body>
     <w:p>
       <w:pPr>
@@ -172,15 +172,7 @@
         </w:rPr>
       </w:pPr>
       <w:r>
-        <w:t xml:space="preserve">Accéder au </w:t>
-      </w:r>
-      <w:proofErr w:type="spellStart"/>
-      <w:r>
-        <w:t>GitLab</w:t>
-      </w:r>
-      <w:proofErr w:type="spellEnd"/>
-      <w:r>
-        <w:t xml:space="preserve"> de l’application : </w:t>
+        <w:t xml:space="preserve">Accéder au GitLab de l’application : </w:t>
       </w:r>
       <w:hyperlink r:id="rId8" w:history="1">
         <w:r>
@@ -2263,42 +2255,757 @@
       <w:pPr>
         <w:pStyle w:val="Results"/>
         <w:rPr>
+          <w:i/>
+          <w:iCs/>
+          <w:color w:val="000000" w:themeColor="text1"/>
+          <w:sz w:val="18"/>
+          <w:szCs w:val="18"/>
+        </w:rPr>
+      </w:pPr>
+      <w:r>
+        <w:tab/>
+        <w:t>python_object</w:t>
+      </w:r>
+      <w:r>
+        <w:t xml:space="preserve"> : </w:t>
+      </w:r>
+      <w:r>
+        <w:rPr>
           <w:rStyle w:val="ExplainCar"/>
         </w:rPr>
-      </w:pPr>
-      <w:r>
-        <w:tab/>
-        <w:t>python_object</w:t>
-      </w:r>
-      <w:r>
-        <w:t xml:space="preserve"> : </w:t>
+        <w:t xml:space="preserve">the watershed object created and/or loaded, with </w:t>
       </w:r>
       <w:r>
         <w:rPr>
           <w:rStyle w:val="ExplainCar"/>
         </w:rPr>
-        <w:t xml:space="preserve">the watershed object created and/or loaded, with </w:t>
+        <w:t xml:space="preserve">a lot of </w:t>
       </w:r>
       <w:r>
         <w:rPr>
           <w:rStyle w:val="ExplainCar"/>
         </w:rPr>
-        <w:t xml:space="preserve">a lot of </w:t>
-      </w:r>
-      <w:r>
-        <w:rPr>
-          <w:rStyle w:val="ExplainCar"/>
-        </w:rPr>
         <w:t>caracteristics inside</w:t>
       </w:r>
     </w:p>
+    <w:p>
+      <w:pPr>
+        <w:rPr>
+          <w:sz w:val="14"/>
+          <w:szCs w:val="14"/>
+        </w:rPr>
+      </w:pPr>
+    </w:p>
+    <w:p>
+      <w:pPr>
+        <w:rPr>
+          <w:sz w:val="14"/>
+          <w:szCs w:val="14"/>
+        </w:rPr>
+      </w:pPr>
+    </w:p>
+    <w:p>
+      <w:pPr>
+        <w:rPr>
+          <w:sz w:val="14"/>
+          <w:szCs w:val="14"/>
+        </w:rPr>
+      </w:pPr>
+    </w:p>
+    <w:p>
+      <w:pPr>
+        <w:rPr>
+          <w:sz w:val="14"/>
+          <w:szCs w:val="14"/>
+        </w:rPr>
+      </w:pPr>
+    </w:p>
+    <w:p>
+      <w:pPr>
+        <w:spacing w:before="0" w:after="0" w:line="240" w:lineRule="auto"/>
+        <w:rPr>
+          <w:sz w:val="16"/>
+          <w:szCs w:val="16"/>
+        </w:rPr>
+      </w:pPr>
+      <w:r>
+        <w:rPr>
+          <w:sz w:val="20"/>
+          <w:szCs w:val="20"/>
+        </w:rPr>
+        <w:lastRenderedPageBreak/>
+        <w:t>simulated_results.csv : unités des résultats dépendent des unités en entrée</w:t>
+      </w:r>
+    </w:p>
+    <w:p>
+      <w:pPr>
+        <w:spacing w:before="0" w:after="0" w:line="240" w:lineRule="auto"/>
+        <w:rPr>
+          <w:sz w:val="18"/>
+          <w:szCs w:val="18"/>
+        </w:rPr>
+      </w:pPr>
+      <w:r>
+        <w:rPr>
+          <w:sz w:val="18"/>
+          <w:szCs w:val="18"/>
+        </w:rPr>
+        <w:t>date;</w:t>
+      </w:r>
+      <w:r>
+        <w:rPr>
+          <w:sz w:val="18"/>
+          <w:szCs w:val="18"/>
+        </w:rPr>
+        <w:t xml:space="preserve"> </w:t>
+      </w:r>
+      <w:r>
+        <w:rPr>
+          <w:sz w:val="18"/>
+          <w:szCs w:val="18"/>
+        </w:rPr>
+        <w:tab/>
+      </w:r>
+      <w:r>
+        <w:rPr>
+          <w:sz w:val="18"/>
+          <w:szCs w:val="18"/>
+        </w:rPr>
+        <w:tab/>
+      </w:r>
+      <w:r>
+        <w:rPr>
+          <w:sz w:val="18"/>
+          <w:szCs w:val="18"/>
+        </w:rPr>
+        <w:tab/>
+      </w:r>
+      <w:r>
+        <w:rPr>
+          <w:sz w:val="18"/>
+          <w:szCs w:val="18"/>
+        </w:rPr>
+        <w:tab/>
+      </w:r>
+      <w:r>
+        <w:rPr>
+          <w:sz w:val="18"/>
+          <w:szCs w:val="18"/>
+        </w:rPr>
+        <w:t>[t]</w:t>
+      </w:r>
+      <w:r>
+        <w:rPr>
+          <w:sz w:val="18"/>
+          <w:szCs w:val="18"/>
+        </w:rPr>
+        <w:tab/>
+      </w:r>
+      <w:r>
+        <w:rPr>
+          <w:sz w:val="18"/>
+          <w:szCs w:val="18"/>
+        </w:rPr>
+        <w:t>date en année, mois, jour</w:t>
+      </w:r>
+    </w:p>
+    <w:p>
+      <w:pPr>
+        <w:spacing w:before="0" w:after="0" w:line="240" w:lineRule="auto"/>
+        <w:rPr>
+          <w:sz w:val="18"/>
+          <w:szCs w:val="18"/>
+        </w:rPr>
+      </w:pPr>
+      <w:r>
+        <w:rPr>
+          <w:sz w:val="18"/>
+          <w:szCs w:val="18"/>
+        </w:rPr>
+        <w:t>recharge</w:t>
+      </w:r>
+      <w:r>
+        <w:rPr>
+          <w:sz w:val="18"/>
+          <w:szCs w:val="18"/>
+        </w:rPr>
+        <w:t>;</w:t>
+      </w:r>
+      <w:r>
+        <w:rPr>
+          <w:sz w:val="18"/>
+          <w:szCs w:val="18"/>
+        </w:rPr>
+        <w:tab/>
+        <w:t xml:space="preserve"> </w:t>
+      </w:r>
+      <w:r>
+        <w:rPr>
+          <w:sz w:val="18"/>
+          <w:szCs w:val="18"/>
+        </w:rPr>
+        <w:tab/>
+      </w:r>
+      <w:r>
+        <w:rPr>
+          <w:sz w:val="18"/>
+          <w:szCs w:val="18"/>
+        </w:rPr>
+        <w:tab/>
+        <w:t>[m/j]</w:t>
+      </w:r>
+      <w:r>
+        <w:rPr>
+          <w:sz w:val="18"/>
+          <w:szCs w:val="18"/>
+        </w:rPr>
+        <w:tab/>
+        <w:t>recharge en entrée du modèle hydrogéologique</w:t>
+      </w:r>
+    </w:p>
+    <w:p>
+      <w:pPr>
+        <w:spacing w:before="0" w:after="0" w:line="240" w:lineRule="auto"/>
+        <w:rPr>
+          <w:sz w:val="18"/>
+          <w:szCs w:val="18"/>
+        </w:rPr>
+      </w:pPr>
+      <w:r>
+        <w:rPr>
+          <w:sz w:val="18"/>
+          <w:szCs w:val="18"/>
+        </w:rPr>
+        <w:t xml:space="preserve">runoff; </w:t>
+      </w:r>
+      <w:r>
+        <w:rPr>
+          <w:sz w:val="18"/>
+          <w:szCs w:val="18"/>
+        </w:rPr>
+        <w:tab/>
+      </w:r>
+      <w:r>
+        <w:rPr>
+          <w:sz w:val="18"/>
+          <w:szCs w:val="18"/>
+        </w:rPr>
+        <w:tab/>
+      </w:r>
+      <w:r>
+        <w:rPr>
+          <w:sz w:val="18"/>
+          <w:szCs w:val="18"/>
+        </w:rPr>
+        <w:tab/>
+      </w:r>
+      <w:r>
+        <w:rPr>
+          <w:sz w:val="18"/>
+          <w:szCs w:val="18"/>
+        </w:rPr>
+        <w:tab/>
+      </w:r>
+      <w:r>
+        <w:rPr>
+          <w:sz w:val="18"/>
+          <w:szCs w:val="18"/>
+        </w:rPr>
+        <w:t>[m/j]</w:t>
+      </w:r>
+      <w:r>
+        <w:rPr>
+          <w:sz w:val="18"/>
+          <w:szCs w:val="18"/>
+        </w:rPr>
+        <w:tab/>
+        <w:t>recharge en entrée du modèle hydrogéologique</w:t>
+      </w:r>
+    </w:p>
+    <w:p>
+      <w:pPr>
+        <w:spacing w:before="0" w:after="0" w:line="240" w:lineRule="auto"/>
+        <w:rPr>
+          <w:sz w:val="18"/>
+          <w:szCs w:val="18"/>
+        </w:rPr>
+      </w:pPr>
+      <w:r>
+        <w:rPr>
+          <w:sz w:val="18"/>
+          <w:szCs w:val="18"/>
+        </w:rPr>
+        <w:t xml:space="preserve">watertable_elevation; </w:t>
+      </w:r>
+      <w:r>
+        <w:rPr>
+          <w:sz w:val="18"/>
+          <w:szCs w:val="18"/>
+        </w:rPr>
+        <w:tab/>
+        <w:t>[m]</w:t>
+      </w:r>
+      <w:r>
+        <w:rPr>
+          <w:sz w:val="18"/>
+          <w:szCs w:val="18"/>
+        </w:rPr>
+        <w:tab/>
+      </w:r>
+      <w:r>
+        <w:rPr>
+          <w:sz w:val="18"/>
+          <w:szCs w:val="18"/>
+        </w:rPr>
+        <w:t>altitude moyenne du niveau de la nappe</w:t>
+      </w:r>
+    </w:p>
+    <w:p>
+      <w:pPr>
+        <w:spacing w:before="0" w:after="0" w:line="240" w:lineRule="auto"/>
+        <w:rPr>
+          <w:sz w:val="18"/>
+          <w:szCs w:val="18"/>
+        </w:rPr>
+      </w:pPr>
+      <w:r>
+        <w:rPr>
+          <w:sz w:val="18"/>
+          <w:szCs w:val="18"/>
+        </w:rPr>
+        <w:t xml:space="preserve">watertable_depth; </w:t>
+      </w:r>
+      <w:r>
+        <w:rPr>
+          <w:sz w:val="18"/>
+          <w:szCs w:val="18"/>
+        </w:rPr>
+        <w:tab/>
+      </w:r>
+      <w:r>
+        <w:rPr>
+          <w:sz w:val="18"/>
+          <w:szCs w:val="18"/>
+        </w:rPr>
+        <w:tab/>
+        <w:t>[m]</w:t>
+      </w:r>
+      <w:r>
+        <w:rPr>
+          <w:sz w:val="18"/>
+          <w:szCs w:val="18"/>
+        </w:rPr>
+        <w:tab/>
+      </w:r>
+      <w:r>
+        <w:rPr>
+          <w:sz w:val="18"/>
+          <w:szCs w:val="18"/>
+        </w:rPr>
+        <w:t>profondeur moyenne de la nappe par rapport à la topographie</w:t>
+      </w:r>
+    </w:p>
+    <w:p>
+      <w:pPr>
+        <w:spacing w:before="0" w:after="0" w:line="240" w:lineRule="auto"/>
+        <w:rPr>
+          <w:sz w:val="18"/>
+          <w:szCs w:val="18"/>
+        </w:rPr>
+      </w:pPr>
+      <w:r>
+        <w:rPr>
+          <w:sz w:val="18"/>
+          <w:szCs w:val="18"/>
+        </w:rPr>
+        <w:t>seepage_areas;</w:t>
+      </w:r>
+      <w:r>
+        <w:rPr>
+          <w:sz w:val="18"/>
+          <w:szCs w:val="18"/>
+        </w:rPr>
+        <w:tab/>
+      </w:r>
+      <w:r>
+        <w:rPr>
+          <w:sz w:val="18"/>
+          <w:szCs w:val="18"/>
+        </w:rPr>
+        <w:tab/>
+        <w:t>[%]</w:t>
+      </w:r>
+      <w:r>
+        <w:rPr>
+          <w:sz w:val="18"/>
+          <w:szCs w:val="18"/>
+        </w:rPr>
+        <w:tab/>
+        <w:t xml:space="preserve">pourcentage des pixels saturés en eau en surface à l’échelle du BV </w:t>
+      </w:r>
+    </w:p>
+    <w:p>
+      <w:pPr>
+        <w:spacing w:before="0" w:after="0" w:line="240" w:lineRule="auto"/>
+        <w:rPr>
+          <w:sz w:val="18"/>
+          <w:szCs w:val="18"/>
+        </w:rPr>
+      </w:pPr>
+      <w:r>
+        <w:rPr>
+          <w:sz w:val="18"/>
+          <w:szCs w:val="18"/>
+        </w:rPr>
+        <w:t>outflow_drain;</w:t>
+      </w:r>
+      <w:r>
+        <w:rPr>
+          <w:sz w:val="18"/>
+          <w:szCs w:val="18"/>
+        </w:rPr>
+        <w:tab/>
+      </w:r>
+      <w:r>
+        <w:rPr>
+          <w:sz w:val="18"/>
+          <w:szCs w:val="18"/>
+        </w:rPr>
+        <w:tab/>
+      </w:r>
+      <w:r>
+        <w:rPr>
+          <w:sz w:val="18"/>
+          <w:szCs w:val="18"/>
+        </w:rPr>
+        <w:tab/>
+      </w:r>
+      <w:r>
+        <w:rPr>
+          <w:sz w:val="18"/>
+          <w:szCs w:val="18"/>
+        </w:rPr>
+        <w:t>[</w:t>
+      </w:r>
+      <w:r>
+        <w:rPr>
+          <w:sz w:val="18"/>
+          <w:szCs w:val="18"/>
+        </w:rPr>
+        <w:t>m/j</w:t>
+      </w:r>
+      <w:r>
+        <w:rPr>
+          <w:sz w:val="18"/>
+          <w:szCs w:val="18"/>
+        </w:rPr>
+        <w:t>]</w:t>
+      </w:r>
+      <w:r>
+        <w:rPr>
+          <w:sz w:val="18"/>
+          <w:szCs w:val="18"/>
+        </w:rPr>
+        <w:tab/>
+      </w:r>
+      <w:r>
+        <w:rPr>
+          <w:sz w:val="18"/>
+          <w:szCs w:val="18"/>
+        </w:rPr>
+        <w:t>somme du débit (eau souterraine vers surface) à l’échelle du BV</w:t>
+      </w:r>
+    </w:p>
+    <w:p>
+      <w:pPr>
+        <w:spacing w:before="0" w:after="0" w:line="240" w:lineRule="auto"/>
+        <w:rPr>
+          <w:sz w:val="18"/>
+          <w:szCs w:val="18"/>
+        </w:rPr>
+      </w:pPr>
+      <w:r>
+        <w:rPr>
+          <w:sz w:val="18"/>
+          <w:szCs w:val="18"/>
+        </w:rPr>
+        <w:t>accumulation_flux;</w:t>
+      </w:r>
+      <w:r>
+        <w:rPr>
+          <w:sz w:val="18"/>
+          <w:szCs w:val="18"/>
+        </w:rPr>
+        <w:tab/>
+      </w:r>
+      <w:r>
+        <w:rPr>
+          <w:sz w:val="18"/>
+          <w:szCs w:val="18"/>
+        </w:rPr>
+        <w:tab/>
+      </w:r>
+      <w:r>
+        <w:rPr>
+          <w:sz w:val="18"/>
+          <w:szCs w:val="18"/>
+        </w:rPr>
+        <w:t>[m</w:t>
+      </w:r>
+      <w:r>
+        <w:rPr>
+          <w:sz w:val="18"/>
+          <w:szCs w:val="18"/>
+          <w:vertAlign w:val="superscript"/>
+        </w:rPr>
+        <w:t>3</w:t>
+      </w:r>
+      <w:r>
+        <w:rPr>
+          <w:sz w:val="18"/>
+          <w:szCs w:val="18"/>
+        </w:rPr>
+        <w:t>/j]</w:t>
+      </w:r>
+      <w:r>
+        <w:rPr>
+          <w:sz w:val="18"/>
+          <w:szCs w:val="18"/>
+        </w:rPr>
+        <w:tab/>
+      </w:r>
+      <w:r>
+        <w:rPr>
+          <w:sz w:val="18"/>
+          <w:szCs w:val="18"/>
+        </w:rPr>
+        <w:t>débit maximal à l’exutoire du BV après « ruissellement »</w:t>
+      </w:r>
+    </w:p>
+    <w:p>
+      <w:pPr>
+        <w:spacing w:before="0" w:after="0" w:line="240" w:lineRule="auto"/>
+        <w:rPr>
+          <w:sz w:val="18"/>
+          <w:szCs w:val="18"/>
+        </w:rPr>
+      </w:pPr>
+      <w:r>
+        <w:rPr>
+          <w:sz w:val="18"/>
+          <w:szCs w:val="18"/>
+        </w:rPr>
+        <w:t>perenn_areas;</w:t>
+      </w:r>
+      <w:r>
+        <w:rPr>
+          <w:sz w:val="18"/>
+          <w:szCs w:val="18"/>
+        </w:rPr>
+        <w:tab/>
+      </w:r>
+      <w:r>
+        <w:rPr>
+          <w:sz w:val="18"/>
+          <w:szCs w:val="18"/>
+        </w:rPr>
+        <w:tab/>
+      </w:r>
+      <w:r>
+        <w:rPr>
+          <w:sz w:val="18"/>
+          <w:szCs w:val="18"/>
+        </w:rPr>
+        <w:t>[%]</w:t>
+      </w:r>
+      <w:r>
+        <w:rPr>
+          <w:sz w:val="18"/>
+          <w:szCs w:val="18"/>
+        </w:rPr>
+        <w:tab/>
+        <w:t xml:space="preserve">pourcentage </w:t>
+      </w:r>
+      <w:r>
+        <w:rPr>
+          <w:sz w:val="18"/>
+          <w:szCs w:val="18"/>
+        </w:rPr>
+        <w:t>du réseau hydrographique permanent (</w:t>
+      </w:r>
+      <w:r>
+        <w:rPr>
+          <w:sz w:val="18"/>
+          <w:szCs w:val="18"/>
+        </w:rPr>
+        <w:t>écoulement toute l’année)</w:t>
+      </w:r>
+    </w:p>
+    <w:p>
+      <w:pPr>
+        <w:spacing w:before="0" w:after="0" w:line="240" w:lineRule="auto"/>
+        <w:rPr>
+          <w:sz w:val="18"/>
+          <w:szCs w:val="18"/>
+        </w:rPr>
+      </w:pPr>
+      <w:r>
+        <w:rPr>
+          <w:sz w:val="18"/>
+          <w:szCs w:val="18"/>
+        </w:rPr>
+        <w:t>intermit_areas;</w:t>
+      </w:r>
+      <w:r>
+        <w:rPr>
+          <w:sz w:val="18"/>
+          <w:szCs w:val="18"/>
+        </w:rPr>
+        <w:t xml:space="preserve"> </w:t>
+      </w:r>
+      <w:r>
+        <w:rPr>
+          <w:sz w:val="18"/>
+          <w:szCs w:val="18"/>
+        </w:rPr>
+        <w:tab/>
+      </w:r>
+      <w:r>
+        <w:rPr>
+          <w:sz w:val="18"/>
+          <w:szCs w:val="18"/>
+        </w:rPr>
+        <w:tab/>
+      </w:r>
+      <w:r>
+        <w:rPr>
+          <w:sz w:val="18"/>
+          <w:szCs w:val="18"/>
+        </w:rPr>
+        <w:t>[%]</w:t>
+      </w:r>
+      <w:r>
+        <w:rPr>
+          <w:sz w:val="18"/>
+          <w:szCs w:val="18"/>
+        </w:rPr>
+        <w:tab/>
+      </w:r>
+      <w:r>
+        <w:rPr>
+          <w:sz w:val="18"/>
+          <w:szCs w:val="18"/>
+        </w:rPr>
+        <w:t xml:space="preserve">pourcentage du réseau hydrographique </w:t>
+      </w:r>
+      <w:r>
+        <w:rPr>
+          <w:sz w:val="18"/>
+          <w:szCs w:val="18"/>
+        </w:rPr>
+        <w:t>intermittent (cesse de s’écouler</w:t>
+      </w:r>
+      <w:r>
+        <w:rPr>
+          <w:sz w:val="18"/>
+          <w:szCs w:val="18"/>
+        </w:rPr>
+        <w:t xml:space="preserve"> dans l’année</w:t>
+      </w:r>
+      <w:r>
+        <w:rPr>
+          <w:sz w:val="18"/>
+          <w:szCs w:val="18"/>
+        </w:rPr>
+        <w:t>)</w:t>
+      </w:r>
+      <w:r>
+        <w:rPr>
+          <w:sz w:val="18"/>
+          <w:szCs w:val="18"/>
+        </w:rPr>
+        <w:t xml:space="preserve"> </w:t>
+      </w:r>
+    </w:p>
+    <w:p>
+      <w:pPr>
+        <w:spacing w:before="0" w:after="0" w:line="240" w:lineRule="auto"/>
+        <w:rPr>
+          <w:sz w:val="18"/>
+          <w:szCs w:val="18"/>
+        </w:rPr>
+      </w:pPr>
+      <w:r>
+        <w:rPr>
+          <w:sz w:val="18"/>
+          <w:szCs w:val="18"/>
+        </w:rPr>
+        <w:t>surflow_areas</w:t>
+      </w:r>
+      <w:r>
+        <w:rPr>
+          <w:sz w:val="18"/>
+          <w:szCs w:val="18"/>
+        </w:rPr>
+        <w:tab/>
+      </w:r>
+      <w:r>
+        <w:rPr>
+          <w:sz w:val="18"/>
+          <w:szCs w:val="18"/>
+        </w:rPr>
+        <w:tab/>
+      </w:r>
+      <w:r>
+        <w:rPr>
+          <w:sz w:val="18"/>
+          <w:szCs w:val="18"/>
+        </w:rPr>
+        <w:tab/>
+        <w:t>[%]</w:t>
+      </w:r>
+      <w:r>
+        <w:rPr>
+          <w:sz w:val="18"/>
+          <w:szCs w:val="18"/>
+        </w:rPr>
+        <w:tab/>
+      </w:r>
+      <w:r>
+        <w:rPr>
+          <w:sz w:val="18"/>
+          <w:szCs w:val="18"/>
+        </w:rPr>
+        <w:t xml:space="preserve">pourcentage du réseau hydrographique </w:t>
+      </w:r>
+      <w:r>
+        <w:rPr>
+          <w:sz w:val="18"/>
+          <w:szCs w:val="18"/>
+        </w:rPr>
+        <w:t>total</w:t>
+      </w:r>
+      <w:r>
+        <w:rPr>
+          <w:sz w:val="18"/>
+          <w:szCs w:val="18"/>
+        </w:rPr>
+        <w:t xml:space="preserve"> (</w:t>
+      </w:r>
+      <w:r>
+        <w:rPr>
+          <w:sz w:val="18"/>
+          <w:szCs w:val="18"/>
+        </w:rPr>
+        <w:t>seepage_areas avec « ruissellement »)</w:t>
+      </w:r>
+    </w:p>
     <w:p/>
     <w:p>
       <w:pPr>
         <w:pStyle w:val="Titre1"/>
       </w:pPr>
       <w:r>
-        <w:lastRenderedPageBreak/>
         <w:t>Capacité et limites de la version actuelle</w:t>
       </w:r>
     </w:p>
@@ -2699,23 +3406,7 @@
         <w:t>PRÉVISIONS</w:t>
       </w:r>
       <w:r>
-        <w:t>. Elles proviennent initialement de modèles climatiques globaux du projet CMIP5 (travaux du GIEC), forcés par des scénarios d’émissions de gaz à effet de serre, les RCP (</w:t>
-      </w:r>
-      <w:proofErr w:type="spellStart"/>
-      <w:r>
-        <w:t>Representative</w:t>
-      </w:r>
-      <w:proofErr w:type="spellEnd"/>
-      <w:r>
-        <w:t xml:space="preserve"> Concentration </w:t>
-      </w:r>
-      <w:proofErr w:type="spellStart"/>
-      <w:r>
-        <w:t>Pathways</w:t>
-      </w:r>
-      <w:proofErr w:type="spellEnd"/>
-      <w:r>
-        <w:t>). Il en existe 4 : RCP2.6, RCP4.5, RCP6.0 et RCP8.5, du plus optimiste au plus pessimiste. Ces projections constituent un ensemble d’évolution du climat possible</w:t>
+        <w:t>. Elles proviennent initialement de modèles climatiques globaux du projet CMIP5 (travaux du GIEC), forcés par des scénarios d’émissions de gaz à effet de serre, les RCP (Representative Concentration Pathways). Il en existe 4 : RCP2.6, RCP4.5, RCP6.0 et RCP8.5, du plus optimiste au plus pessimiste. Ces projections constituent un ensemble d’évolution du climat possible</w:t>
       </w:r>
       <w:r>
         <w:t xml:space="preserve">, de trajectoires potentielles, et ne peuvent </w:t>
@@ -2753,7 +3444,11 @@
     </w:p>
     <w:p>
       <w:r>
-        <w:t xml:space="preserve">Comme sur la figure ci-dessous, une autre stratégie serait d’appliquer des prévisions saisonnières, hebdomadaires ou journalières pour prévoir l’évolution des quantités d’eau dans les ouvrages. Même si cette stratégie permet de répondre à des questions opérationnelles importantes, l’accès à ces prévisions reste assez difficile, et </w:t>
+        <w:t xml:space="preserve">Comme sur la figure ci-dessous, une autre stratégie serait d’appliquer des prévisions saisonnières, hebdomadaires ou journalières pour prévoir l’évolution des quantités d’eau dans les ouvrages. Même </w:t>
+      </w:r>
+      <w:r>
+        <w:lastRenderedPageBreak/>
+        <w:t xml:space="preserve">si cette stratégie permet de répondre à des questions opérationnelles importantes, l’accès à ces prévisions reste assez difficile, et </w:t>
       </w:r>
       <w:r>
         <w:t xml:space="preserve">elles </w:t>
@@ -2839,7 +3534,6 @@
         <w:rPr>
           <w:noProof/>
         </w:rPr>
-        <w:lastRenderedPageBreak/>
         <w:drawing>
           <wp:anchor distT="0" distB="0" distL="114300" distR="114300" simplePos="0" relativeHeight="251661312" behindDoc="0" locked="0" layoutInCell="1" allowOverlap="1" wp14:anchorId="5775ACD5" wp14:editId="2821DAF8">
             <wp:simplePos x="0" y="0"/>
@@ -2971,11 +3665,7 @@
       </w:pPr>
       <w:r>
         <w:tab/>
-        <w:t xml:space="preserve">- </w:t>
-      </w:r>
-      <w:proofErr w:type="spellStart"/>
-      <w:r>
-        <w:t>Ch</w:t>
+        <w:t>- Ch</w:t>
       </w:r>
       <w:r>
         <w:t>e</w:t>
@@ -2983,7 +3673,6 @@
       <w:r>
         <w:t>ze</w:t>
       </w:r>
-      <w:proofErr w:type="spellEnd"/>
     </w:p>
     <w:p>
       <w:pPr>
@@ -3009,11 +3698,7 @@
       </w:pPr>
       <w:r>
         <w:tab/>
-        <w:t xml:space="preserve">- </w:t>
-      </w:r>
-      <w:proofErr w:type="spellStart"/>
-      <w:r>
-        <w:t>Roph</w:t>
+        <w:t>- Roph</w:t>
       </w:r>
       <w:r>
         <w:t>e</w:t>
@@ -3021,7 +3706,6 @@
       <w:r>
         <w:t>mel</w:t>
       </w:r>
-      <w:proofErr w:type="spellEnd"/>
     </w:p>
     <w:p>
       <w:pPr>
@@ -3049,7 +3733,11 @@
         <w:t xml:space="preserve">et « moyennent » </w:t>
       </w:r>
       <w:r>
-        <w:t>l’ensemble des processus à l’échelle du bassin-versant. Pour chacun de ces bassins-versants (BV), les modèles ont été calibrés</w:t>
+        <w:t xml:space="preserve">l’ensemble des processus à l’échelle du bassin-versant. Pour chacun de </w:t>
+      </w:r>
+      <w:r>
+        <w:lastRenderedPageBreak/>
+        <w:t>ces bassins-versants (BV), les modèles ont été calibrés</w:t>
       </w:r>
       <w:r>
         <w:t xml:space="preserve"> sur différentes données observées :</w:t>
@@ -3112,7 +3800,6 @@
         <w:rPr>
           <w:noProof/>
         </w:rPr>
-        <w:lastRenderedPageBreak/>
         <w:drawing>
           <wp:anchor distT="0" distB="0" distL="114300" distR="114300" simplePos="0" relativeHeight="251663360" behindDoc="0" locked="0" layoutInCell="1" allowOverlap="1" wp14:anchorId="06222805" wp14:editId="1C8BF787">
             <wp:simplePos x="0" y="0"/>
@@ -3182,6 +3869,7 @@
         <w:rPr>
           <w:noProof/>
         </w:rPr>
+        <w:lastRenderedPageBreak/>
         <w:drawing>
           <wp:anchor distT="0" distB="0" distL="114300" distR="114300" simplePos="0" relativeHeight="251665408" behindDoc="0" locked="0" layoutInCell="1" allowOverlap="1" wp14:anchorId="6AF4DC0E" wp14:editId="0B2630DB">
             <wp:simplePos x="0" y="0"/>
@@ -3275,23 +3963,23 @@
           <w:bCs/>
         </w:rPr>
         <w:tab/>
-        <w:t>- Les « </w:t>
-      </w:r>
-      <w:proofErr w:type="spellStart"/>
-      <w:r>
+        <w:t>- Les « paths » selon les chemins locaux de vos PC</w:t>
+      </w:r>
+    </w:p>
+    <w:p>
+      <w:pPr>
         <w:rPr>
           <w:b/>
           <w:bCs/>
         </w:rPr>
-        <w:t>paths</w:t>
-      </w:r>
-      <w:proofErr w:type="spellEnd"/>
+      </w:pPr>
       <w:r>
         <w:rPr>
           <w:b/>
           <w:bCs/>
         </w:rPr>
-        <w:t> » selon les chemins locaux de vos PC</w:t>
+        <w:tab/>
+        <w:t>- Le nom du bassin-versant à modéliser</w:t>
       </w:r>
     </w:p>
     <w:p>
@@ -3307,49 +3995,47 @@
           <w:bCs/>
         </w:rPr>
         <w:tab/>
-        <w:t>- Le nom du bassin-versant à modéliser</w:t>
-      </w:r>
-    </w:p>
-    <w:p>
-      <w:pPr>
+        <w:t xml:space="preserve">- Le nom du modèle climatique </w:t>
+      </w:r>
+      <w:r>
         <w:rPr>
           <w:b/>
           <w:bCs/>
         </w:rPr>
-      </w:pPr>
+        <w:t xml:space="preserve">et la période </w:t>
+      </w:r>
       <w:r>
         <w:rPr>
           <w:b/>
           <w:bCs/>
         </w:rPr>
-        <w:tab/>
-        <w:t xml:space="preserve">- Le nom du modèle climatique </w:t>
-      </w:r>
+        <w:t>à tester</w:t>
+      </w:r>
+    </w:p>
+    <w:p>
+      <w:r>
+        <w:t>Ci-dessous les abréviations</w:t>
+      </w:r>
+      <w:r>
+        <w:t xml:space="preserve"> (« Labels »)</w:t>
+      </w:r>
+      <w:r>
+        <w:t xml:space="preserve"> des modèles climatiques à tester :</w:t>
+      </w:r>
+    </w:p>
+    <w:p>
+      <w:pPr>
+        <w:spacing w:before="0" w:after="0" w:line="240" w:lineRule="auto"/>
+      </w:pPr>
       <w:r>
         <w:rPr>
           <w:b/>
           <w:bCs/>
         </w:rPr>
-        <w:t xml:space="preserve">et la période </w:t>
-      </w:r>
-      <w:r>
-        <w:rPr>
-          <w:b/>
-          <w:bCs/>
-        </w:rPr>
-        <w:t>à tester</w:t>
-      </w:r>
-    </w:p>
-    <w:p>
-      <w:r>
-        <w:lastRenderedPageBreak/>
-        <w:t>Ci-dessous les abréviations</w:t>
-      </w:r>
-      <w:r>
-        <w:t xml:space="preserve"> (« Labels »)</w:t>
-      </w:r>
-      <w:r>
-        <w:t xml:space="preserve"> des modèles climatiques à tester :</w:t>
+        <w:t>Réanalyse historique</w:t>
+      </w:r>
+      <w:r>
+        <w:t> : constitue les données historiques observées de 1960 à 2019 </w:t>
       </w:r>
     </w:p>
     <w:p>
@@ -3357,27 +4043,8 @@
         <w:spacing w:before="0" w:after="0" w:line="240" w:lineRule="auto"/>
       </w:pPr>
       <w:r>
-        <w:rPr>
-          <w:b/>
-          <w:bCs/>
-        </w:rPr>
-        <w:t>Réanalyse historique</w:t>
-      </w:r>
-      <w:r>
-        <w:t> : constitue les données historiques observées de 1960 à 2019 </w:t>
-      </w:r>
-    </w:p>
-    <w:p>
-      <w:pPr>
-        <w:spacing w:before="0" w:after="0" w:line="240" w:lineRule="auto"/>
-      </w:pPr>
-      <w:r>
-        <w:tab/>
-        <w:t>Label :</w:t>
-      </w:r>
-      <w:proofErr w:type="gramStart"/>
-      <w:r>
-        <w:t xml:space="preserve"> «</w:t>
+        <w:tab/>
+        <w:t>Label : «</w:t>
       </w:r>
       <w:r>
         <w:rPr>
@@ -3385,7 +4052,6 @@
         </w:rPr>
         <w:t>REA</w:t>
       </w:r>
-      <w:proofErr w:type="gramEnd"/>
       <w:r>
         <w:t> »</w:t>
       </w:r>
@@ -3494,6 +4160,7 @@
         <w:rPr>
           <w:noProof/>
         </w:rPr>
+        <w:lastRenderedPageBreak/>
         <w:drawing>
           <wp:anchor distT="0" distB="0" distL="114300" distR="114300" simplePos="0" relativeHeight="251671552" behindDoc="0" locked="0" layoutInCell="1" allowOverlap="1" wp14:anchorId="1B868FBE" wp14:editId="652B5973">
             <wp:simplePos x="0" y="0"/>
@@ -3677,173 +4344,115 @@
         <w:pStyle w:val="Titre1"/>
       </w:pPr>
       <w:r>
+        <w:t>Description du script de lancement</w:t>
+      </w:r>
+    </w:p>
+    <w:p>
+      <w:r>
+        <w:t xml:space="preserve">Le code de lancement est </w:t>
+      </w:r>
+      <w:r>
+        <w:t>reparti</w:t>
+      </w:r>
+      <w:r>
+        <w:t xml:space="preserve"> en différents « bloc » visibles sur Spyder</w:t>
+      </w:r>
+      <w:r>
+        <w:t> :</w:t>
+      </w:r>
+      <w:r>
+        <w:t xml:space="preserve"> </w:t>
+      </w:r>
+    </w:p>
+    <w:p>
+      <w:r>
+        <w:tab/>
+        <w:t>- C</w:t>
+      </w:r>
+      <w:r>
+        <w:t>och</w:t>
+      </w:r>
+      <w:r>
+        <w:t>er</w:t>
+      </w:r>
+      <w:r>
+        <w:t>l’option « Outline » dans View ==&gt; Panes</w:t>
+      </w:r>
+    </w:p>
+    <w:p>
+      <w:r>
+        <w:t xml:space="preserve">Raccourcis Spyder et clavier : </w:t>
+      </w:r>
+    </w:p>
+    <w:p>
+      <w:r>
+        <w:tab/>
+        <w:t>- L</w:t>
+      </w:r>
+      <w:r>
+        <w:t xml:space="preserve">ancer le script « bloc par bloc », </w:t>
+      </w:r>
+      <w:r>
+        <w:t>avec le</w:t>
+      </w:r>
+      <w:r>
+        <w:t xml:space="preserve"> bouton « Run current cell »</w:t>
+      </w:r>
+      <w:r>
+        <w:t>:</w:t>
+      </w:r>
+    </w:p>
+    <w:p>
+      <w:r>
+        <w:tab/>
+        <w:t>-</w:t>
+      </w:r>
+      <w:r>
+        <w:t xml:space="preserve"> « Ctrl + Entrée »</w:t>
+      </w:r>
+      <w:r>
+        <w:t xml:space="preserve"> </w:t>
+      </w:r>
+      <w:r>
+        <w:t>pour run un bloc</w:t>
+      </w:r>
+    </w:p>
+    <w:p>
+      <w:r>
+        <w:tab/>
+        <w:t xml:space="preserve">- </w:t>
+      </w:r>
+      <w:r>
+        <w:t xml:space="preserve">« Maj + </w:t>
+      </w:r>
+      <w:r>
+        <w:t>Entrée</w:t>
+      </w:r>
+      <w:r>
+        <w:t> » pour run et passer au bloc suivant</w:t>
+      </w:r>
+    </w:p>
+    <w:p>
+      <w:r>
+        <w:tab/>
+        <w:t>- « F9 » p</w:t>
+      </w:r>
+      <w:r>
+        <w:t xml:space="preserve">our lancer </w:t>
+      </w:r>
+      <w:r>
+        <w:t>les lignes sélectionnées ou 1 seule ligne</w:t>
+      </w:r>
+    </w:p>
+    <w:p>
+      <w:r>
+        <w:tab/>
+        <w:t>- « Ctrl + 1 » : active ou désactive le # devant la ligne</w:t>
+      </w:r>
+    </w:p>
+    <w:p>
+      <w:r>
         <w:lastRenderedPageBreak/>
-        <w:t>Description du script de lancement</w:t>
-      </w:r>
-    </w:p>
-    <w:p>
-      <w:r>
-        <w:t xml:space="preserve">Le code de lancement est </w:t>
-      </w:r>
-      <w:r>
-        <w:t>reparti</w:t>
-      </w:r>
-      <w:r>
-        <w:t xml:space="preserve"> en différents « bloc » visibles sur </w:t>
-      </w:r>
-      <w:proofErr w:type="spellStart"/>
-      <w:r>
-        <w:t>Spyder</w:t>
-      </w:r>
-      <w:proofErr w:type="spellEnd"/>
-      <w:r>
-        <w:t> :</w:t>
-      </w:r>
-      <w:r>
-        <w:t xml:space="preserve"> </w:t>
-      </w:r>
-    </w:p>
-    <w:p>
-      <w:r>
-        <w:tab/>
-        <w:t xml:space="preserve">- </w:t>
-      </w:r>
-      <w:proofErr w:type="spellStart"/>
-      <w:r>
-        <w:t>C</w:t>
-      </w:r>
-      <w:r>
-        <w:t>och</w:t>
-      </w:r>
-      <w:r>
-        <w:t>er</w:t>
-      </w:r>
-      <w:r>
-        <w:t>l’option</w:t>
-      </w:r>
-      <w:proofErr w:type="spellEnd"/>
-      <w:r>
-        <w:t xml:space="preserve"> « </w:t>
-      </w:r>
-      <w:proofErr w:type="spellStart"/>
-      <w:r>
-        <w:t>Outline</w:t>
-      </w:r>
-      <w:proofErr w:type="spellEnd"/>
-      <w:r>
-        <w:t xml:space="preserve"> » dans </w:t>
-      </w:r>
-      <w:proofErr w:type="spellStart"/>
-      <w:r>
-        <w:t>View</w:t>
-      </w:r>
-      <w:proofErr w:type="spellEnd"/>
-      <w:r>
-        <w:t xml:space="preserve"> ==&gt; Panes</w:t>
-      </w:r>
-    </w:p>
-    <w:p>
-      <w:r>
-        <w:t xml:space="preserve">Raccourcis </w:t>
-      </w:r>
-      <w:proofErr w:type="spellStart"/>
-      <w:r>
-        <w:t>Spyder</w:t>
-      </w:r>
-      <w:proofErr w:type="spellEnd"/>
-      <w:r>
-        <w:t xml:space="preserve"> et clavier : </w:t>
-      </w:r>
-    </w:p>
-    <w:p>
-      <w:r>
-        <w:tab/>
-        <w:t>- L</w:t>
-      </w:r>
-      <w:r>
-        <w:t xml:space="preserve">ancer le script « bloc par bloc », </w:t>
-      </w:r>
-      <w:r>
-        <w:t>avec le</w:t>
-      </w:r>
-      <w:r>
-        <w:t xml:space="preserve"> bouton « Run </w:t>
-      </w:r>
-      <w:proofErr w:type="spellStart"/>
-      <w:r>
-        <w:t>current</w:t>
-      </w:r>
-      <w:proofErr w:type="spellEnd"/>
-      <w:r>
-        <w:t xml:space="preserve"> </w:t>
-      </w:r>
-      <w:proofErr w:type="spellStart"/>
-      <w:r>
-        <w:t>cell</w:t>
-      </w:r>
-      <w:proofErr w:type="spellEnd"/>
-      <w:r>
-        <w:t> </w:t>
-      </w:r>
-      <w:proofErr w:type="gramStart"/>
-      <w:r>
-        <w:t>»</w:t>
-      </w:r>
-      <w:r>
-        <w:t>:</w:t>
-      </w:r>
-      <w:proofErr w:type="gramEnd"/>
-    </w:p>
-    <w:p>
-      <w:r>
-        <w:tab/>
-        <w:t>-</w:t>
-      </w:r>
-      <w:r>
-        <w:t xml:space="preserve"> « Ctrl + Entrée »</w:t>
-      </w:r>
-      <w:r>
-        <w:t xml:space="preserve"> </w:t>
-      </w:r>
-      <w:r>
-        <w:t>pour run un bloc</w:t>
-      </w:r>
-    </w:p>
-    <w:p>
-      <w:r>
-        <w:tab/>
-        <w:t xml:space="preserve">- </w:t>
-      </w:r>
-      <w:r>
-        <w:t xml:space="preserve">« Maj + </w:t>
-      </w:r>
-      <w:r>
-        <w:t>Entrée</w:t>
-      </w:r>
-      <w:r>
-        <w:t> » pour run et passer au bloc suivant</w:t>
-      </w:r>
-    </w:p>
-    <w:p>
-      <w:r>
-        <w:tab/>
-        <w:t>- « F9 » p</w:t>
-      </w:r>
-      <w:r>
-        <w:t xml:space="preserve">our lancer </w:t>
-      </w:r>
-      <w:r>
-        <w:t>les lignes sélectionnées ou 1 seule ligne</w:t>
-      </w:r>
-    </w:p>
-    <w:p>
-      <w:r>
-        <w:tab/>
-        <w:t>- « Ctrl + 1 » : active ou désactive le # devant la ligne</w:t>
-      </w:r>
-    </w:p>
-    <w:p>
-      <w:r>
         <w:t>Avant de lancer le premier bloc et d’importer les librairies, se placer impérativement dans le dossier :</w:t>
       </w:r>
       <w:r>
@@ -3853,37 +4462,13 @@
         <w:tab/>
       </w:r>
       <w:r>
-        <w:t>« </w:t>
-      </w:r>
-      <w:proofErr w:type="spellStart"/>
-      <w:r>
-        <w:t>HydroModPy</w:t>
-      </w:r>
-      <w:proofErr w:type="spellEnd"/>
-      <w:r>
-        <w:t xml:space="preserve">/CORE_COMM/ » via </w:t>
-      </w:r>
-      <w:proofErr w:type="spellStart"/>
-      <w:r>
-        <w:t>Spyder</w:t>
-      </w:r>
-      <w:proofErr w:type="spellEnd"/>
-      <w:r>
-        <w:t xml:space="preserve"> </w:t>
-      </w:r>
-    </w:p>
-    <w:p>
-      <w:r>
-        <w:tab/>
-        <w:t xml:space="preserve">- Accéder au CORE_COMM dans </w:t>
-      </w:r>
-      <w:proofErr w:type="spellStart"/>
-      <w:r>
-        <w:t>Spyder</w:t>
-      </w:r>
-      <w:proofErr w:type="spellEnd"/>
-      <w:r>
-        <w:t xml:space="preserve"> avec le panel </w:t>
+        <w:t xml:space="preserve">« HydroModPy/CORE_COMM/ » via Spyder </w:t>
+      </w:r>
+    </w:p>
+    <w:p>
+      <w:r>
+        <w:tab/>
+        <w:t xml:space="preserve">- Accéder au CORE_COMM dans Spyder avec le panel </w:t>
       </w:r>
       <w:r>
         <w:t>en haut à droite</w:t>
@@ -3898,15 +4483,7 @@
         <w:t>via</w:t>
       </w:r>
       <w:r>
-        <w:t xml:space="preserve"> le </w:t>
-      </w:r>
-      <w:proofErr w:type="spellStart"/>
-      <w:r>
-        <w:t>sub</w:t>
-      </w:r>
-      <w:proofErr w:type="spellEnd"/>
-      <w:r>
-        <w:t>-panel</w:t>
+        <w:t xml:space="preserve"> le sub-panel</w:t>
       </w:r>
       <w:r>
         <w:t xml:space="preserve"> ‘Files’</w:t>
@@ -3974,8 +4551,6 @@
       <w:r>
         <w:t>Ici on choisit ligne 140 le nom du bassin versant que l’on veut étudier.</w:t>
       </w:r>
-      <w:bookmarkStart w:id="0" w:name="_GoBack"/>
-      <w:bookmarkEnd w:id="0"/>
     </w:p>
     <w:p>
       <w:pPr>
@@ -4197,7 +4772,7 @@
 </file>
 
 <file path=word/endnotes.xml><?xml version="1.0" encoding="utf-8"?>
-<w:endnotes xmlns:wpc="http://schemas.microsoft.com/office/word/2010/wordprocessingCanvas" xmlns:cx="http://schemas.microsoft.com/office/drawing/2014/chartex" xmlns:cx1="http://schemas.microsoft.com/office/drawing/2015/9/8/chartex" xmlns:cx2="http://schemas.microsoft.com/office/drawing/2015/10/21/chartex" xmlns:cx3="http://schemas.microsoft.com/office/drawing/2016/5/9/chartex" xmlns:cx4="http://schemas.microsoft.com/office/drawing/2016/5/10/chartex" xmlns:cx5="http://schemas.microsoft.com/office/drawing/2016/5/11/chartex" xmlns:cx6="http://schemas.microsoft.com/office/drawing/2016/5/12/chartex" xmlns:cx7="http://schemas.microsoft.com/office/drawing/2016/5/13/chartex" xmlns:cx8="http://schemas.microsoft.com/office/drawing/2016/5/14/chartex" xmlns:mc="http://schemas.openxmlformats.org/markup-compatibility/2006" xmlns:aink="http://schemas.microsoft.com/office/drawing/2016/ink" xmlns:am3d="http://schemas.microsoft.com/office/drawing/2017/model3d" xmlns:o="urn:schemas-microsoft-com:office:office" xmlns:r="http://schemas.openxmlformats.org/officeDocument/2006/relationships" xmlns:m="http://schemas.openxmlformats.org/officeDocument/2006/math" xmlns:v="urn:schemas-microsoft-com:vml" xmlns:wp14="http://schemas.microsoft.com/office/word/2010/wordprocessingDrawing" xmlns:wp="http://schemas.openxmlformats.org/drawingml/2006/wordprocessingDrawing" xmlns:w10="urn:schemas-microsoft-com:office:word" xmlns:w="http://schemas.openxmlformats.org/wordprocessingml/2006/main" xmlns:w14="http://schemas.microsoft.com/office/word/2010/wordml" xmlns:w15="http://schemas.microsoft.com/office/word/2012/wordml" xmlns:w16cid="http://schemas.microsoft.com/office/word/2016/wordml/cid" xmlns:w16se="http://schemas.microsoft.com/office/word/2015/wordml/symex" xmlns:wpg="http://schemas.microsoft.com/office/word/2010/wordprocessingGroup" xmlns:wpi="http://schemas.microsoft.com/office/word/2010/wordprocessingInk" xmlns:wne="http://schemas.microsoft.com/office/word/2006/wordml" xmlns:wps="http://schemas.microsoft.com/office/word/2010/wordprocessingShape" mc:Ignorable="w14 w15 w16se w16cid wp14">
+<w:endnotes xmlns:wpc="http://schemas.microsoft.com/office/word/2010/wordprocessingCanvas" xmlns:cx="http://schemas.microsoft.com/office/drawing/2014/chartex" xmlns:cx1="http://schemas.microsoft.com/office/drawing/2015/9/8/chartex" xmlns:cx2="http://schemas.microsoft.com/office/drawing/2015/10/21/chartex" xmlns:cx3="http://schemas.microsoft.com/office/drawing/2016/5/9/chartex" xmlns:cx4="http://schemas.microsoft.com/office/drawing/2016/5/10/chartex" xmlns:cx5="http://schemas.microsoft.com/office/drawing/2016/5/11/chartex" xmlns:cx6="http://schemas.microsoft.com/office/drawing/2016/5/12/chartex" xmlns:cx7="http://schemas.microsoft.com/office/drawing/2016/5/13/chartex" xmlns:cx8="http://schemas.microsoft.com/office/drawing/2016/5/14/chartex" xmlns:mc="http://schemas.openxmlformats.org/markup-compatibility/2006" xmlns:aink="http://schemas.microsoft.com/office/drawing/2016/ink" xmlns:am3d="http://schemas.microsoft.com/office/drawing/2017/model3d" xmlns:o="urn:schemas-microsoft-com:office:office" xmlns:oel="http://schemas.microsoft.com/office/2019/extlst" xmlns:r="http://schemas.openxmlformats.org/officeDocument/2006/relationships" xmlns:m="http://schemas.openxmlformats.org/officeDocument/2006/math" xmlns:v="urn:schemas-microsoft-com:vml" xmlns:wp14="http://schemas.microsoft.com/office/word/2010/wordprocessingDrawing" xmlns:wp="http://schemas.openxmlformats.org/drawingml/2006/wordprocessingDrawing" xmlns:w10="urn:schemas-microsoft-com:office:word" xmlns:w="http://schemas.openxmlformats.org/wordprocessingml/2006/main" xmlns:w14="http://schemas.microsoft.com/office/word/2010/wordml" xmlns:w15="http://schemas.microsoft.com/office/word/2012/wordml" xmlns:w16cex="http://schemas.microsoft.com/office/word/2018/wordml/cex" xmlns:w16cid="http://schemas.microsoft.com/office/word/2016/wordml/cid" xmlns:w16="http://schemas.microsoft.com/office/word/2018/wordml" xmlns:w16sdtdh="http://schemas.microsoft.com/office/word/2020/wordml/sdtdatahash" xmlns:w16se="http://schemas.microsoft.com/office/word/2015/wordml/symex" xmlns:wpg="http://schemas.microsoft.com/office/word/2010/wordprocessingGroup" xmlns:wpi="http://schemas.microsoft.com/office/word/2010/wordprocessingInk" xmlns:wne="http://schemas.microsoft.com/office/word/2006/wordml" xmlns:wps="http://schemas.microsoft.com/office/word/2010/wordprocessingShape" mc:Ignorable="w14 w15 w16se w16cid w16 w16cex w16sdtdh wp14">
   <w:endnote w:type="separator" w:id="-1">
     <w:p>
       <w:r>
@@ -4219,7 +4794,7 @@
 </file>
 
 <file path=word/footer1.xml><?xml version="1.0" encoding="utf-8"?>
-<w:ftr xmlns:wpc="http://schemas.microsoft.com/office/word/2010/wordprocessingCanvas" xmlns:cx="http://schemas.microsoft.com/office/drawing/2014/chartex" xmlns:cx1="http://schemas.microsoft.com/office/drawing/2015/9/8/chartex" xmlns:cx2="http://schemas.microsoft.com/office/drawing/2015/10/21/chartex" xmlns:cx3="http://schemas.microsoft.com/office/drawing/2016/5/9/chartex" xmlns:cx4="http://schemas.microsoft.com/office/drawing/2016/5/10/chartex" xmlns:cx5="http://schemas.microsoft.com/office/drawing/2016/5/11/chartex" xmlns:cx6="http://schemas.microsoft.com/office/drawing/2016/5/12/chartex" xmlns:cx7="http://schemas.microsoft.com/office/drawing/2016/5/13/chartex" xmlns:cx8="http://schemas.microsoft.com/office/drawing/2016/5/14/chartex" xmlns:mc="http://schemas.openxmlformats.org/markup-compatibility/2006" xmlns:aink="http://schemas.microsoft.com/office/drawing/2016/ink" xmlns:am3d="http://schemas.microsoft.com/office/drawing/2017/model3d" xmlns:o="urn:schemas-microsoft-com:office:office" xmlns:r="http://schemas.openxmlformats.org/officeDocument/2006/relationships" xmlns:m="http://schemas.openxmlformats.org/officeDocument/2006/math" xmlns:v="urn:schemas-microsoft-com:vml" xmlns:wp14="http://schemas.microsoft.com/office/word/2010/wordprocessingDrawing" xmlns:wp="http://schemas.openxmlformats.org/drawingml/2006/wordprocessingDrawing" xmlns:w10="urn:schemas-microsoft-com:office:word" xmlns:w="http://schemas.openxmlformats.org/wordprocessingml/2006/main" xmlns:w14="http://schemas.microsoft.com/office/word/2010/wordml" xmlns:w15="http://schemas.microsoft.com/office/word/2012/wordml" xmlns:w16cid="http://schemas.microsoft.com/office/word/2016/wordml/cid" xmlns:w16se="http://schemas.microsoft.com/office/word/2015/wordml/symex" xmlns:wpg="http://schemas.microsoft.com/office/word/2010/wordprocessingGroup" xmlns:wpi="http://schemas.microsoft.com/office/word/2010/wordprocessingInk" xmlns:wne="http://schemas.microsoft.com/office/word/2006/wordml" xmlns:wps="http://schemas.microsoft.com/office/word/2010/wordprocessingShape" mc:Ignorable="w14 w15 w16se w16cid wp14">
+<w:ftr xmlns:wpc="http://schemas.microsoft.com/office/word/2010/wordprocessingCanvas" xmlns:cx="http://schemas.microsoft.com/office/drawing/2014/chartex" xmlns:cx1="http://schemas.microsoft.com/office/drawing/2015/9/8/chartex" xmlns:cx2="http://schemas.microsoft.com/office/drawing/2015/10/21/chartex" xmlns:cx3="http://schemas.microsoft.com/office/drawing/2016/5/9/chartex" xmlns:cx4="http://schemas.microsoft.com/office/drawing/2016/5/10/chartex" xmlns:cx5="http://schemas.microsoft.com/office/drawing/2016/5/11/chartex" xmlns:cx6="http://schemas.microsoft.com/office/drawing/2016/5/12/chartex" xmlns:cx7="http://schemas.microsoft.com/office/drawing/2016/5/13/chartex" xmlns:cx8="http://schemas.microsoft.com/office/drawing/2016/5/14/chartex" xmlns:mc="http://schemas.openxmlformats.org/markup-compatibility/2006" xmlns:aink="http://schemas.microsoft.com/office/drawing/2016/ink" xmlns:am3d="http://schemas.microsoft.com/office/drawing/2017/model3d" xmlns:o="urn:schemas-microsoft-com:office:office" xmlns:oel="http://schemas.microsoft.com/office/2019/extlst" xmlns:r="http://schemas.openxmlformats.org/officeDocument/2006/relationships" xmlns:m="http://schemas.openxmlformats.org/officeDocument/2006/math" xmlns:v="urn:schemas-microsoft-com:vml" xmlns:wp14="http://schemas.microsoft.com/office/word/2010/wordprocessingDrawing" xmlns:wp="http://schemas.openxmlformats.org/drawingml/2006/wordprocessingDrawing" xmlns:w10="urn:schemas-microsoft-com:office:word" xmlns:w="http://schemas.openxmlformats.org/wordprocessingml/2006/main" xmlns:w14="http://schemas.microsoft.com/office/word/2010/wordml" xmlns:w15="http://schemas.microsoft.com/office/word/2012/wordml" xmlns:w16cex="http://schemas.microsoft.com/office/word/2018/wordml/cex" xmlns:w16cid="http://schemas.microsoft.com/office/word/2016/wordml/cid" xmlns:w16="http://schemas.microsoft.com/office/word/2018/wordml" xmlns:w16sdtdh="http://schemas.microsoft.com/office/word/2020/wordml/sdtdatahash" xmlns:w16se="http://schemas.microsoft.com/office/word/2015/wordml/symex" xmlns:wpg="http://schemas.microsoft.com/office/word/2010/wordprocessingGroup" xmlns:wpi="http://schemas.microsoft.com/office/word/2010/wordprocessingInk" xmlns:wne="http://schemas.microsoft.com/office/word/2006/wordml" xmlns:wps="http://schemas.microsoft.com/office/word/2010/wordprocessingShape" mc:Ignorable="w14 w15 w16se w16cid w16 w16cex w16sdtdh wp14">
   <w:sdt>
     <w:sdtPr>
       <w:id w:val="-580368299"/>
@@ -4228,7 +4803,6 @@
         <w:docPartUnique/>
       </w:docPartObj>
     </w:sdtPr>
-    <w:sdtEndPr/>
     <w:sdtContent>
       <w:p>
         <w:pPr>
@@ -4260,7 +4834,7 @@
 </file>
 
 <file path=word/footer2.xml><?xml version="1.0" encoding="utf-8"?>
-<w:ftr xmlns:wpc="http://schemas.microsoft.com/office/word/2010/wordprocessingCanvas" xmlns:cx="http://schemas.microsoft.com/office/drawing/2014/chartex" xmlns:cx1="http://schemas.microsoft.com/office/drawing/2015/9/8/chartex" xmlns:cx2="http://schemas.microsoft.com/office/drawing/2015/10/21/chartex" xmlns:cx3="http://schemas.microsoft.com/office/drawing/2016/5/9/chartex" xmlns:cx4="http://schemas.microsoft.com/office/drawing/2016/5/10/chartex" xmlns:cx5="http://schemas.microsoft.com/office/drawing/2016/5/11/chartex" xmlns:cx6="http://schemas.microsoft.com/office/drawing/2016/5/12/chartex" xmlns:cx7="http://schemas.microsoft.com/office/drawing/2016/5/13/chartex" xmlns:cx8="http://schemas.microsoft.com/office/drawing/2016/5/14/chartex" xmlns:mc="http://schemas.openxmlformats.org/markup-compatibility/2006" xmlns:aink="http://schemas.microsoft.com/office/drawing/2016/ink" xmlns:am3d="http://schemas.microsoft.com/office/drawing/2017/model3d" xmlns:o="urn:schemas-microsoft-com:office:office" xmlns:r="http://schemas.openxmlformats.org/officeDocument/2006/relationships" xmlns:m="http://schemas.openxmlformats.org/officeDocument/2006/math" xmlns:v="urn:schemas-microsoft-com:vml" xmlns:wp14="http://schemas.microsoft.com/office/word/2010/wordprocessingDrawing" xmlns:wp="http://schemas.openxmlformats.org/drawingml/2006/wordprocessingDrawing" xmlns:w10="urn:schemas-microsoft-com:office:word" xmlns:w="http://schemas.openxmlformats.org/wordprocessingml/2006/main" xmlns:w14="http://schemas.microsoft.com/office/word/2010/wordml" xmlns:w15="http://schemas.microsoft.com/office/word/2012/wordml" xmlns:w16cid="http://schemas.microsoft.com/office/word/2016/wordml/cid" xmlns:w16se="http://schemas.microsoft.com/office/word/2015/wordml/symex" xmlns:wpg="http://schemas.microsoft.com/office/word/2010/wordprocessingGroup" xmlns:wpi="http://schemas.microsoft.com/office/word/2010/wordprocessingInk" xmlns:wne="http://schemas.microsoft.com/office/word/2006/wordml" xmlns:wps="http://schemas.microsoft.com/office/word/2010/wordprocessingShape" mc:Ignorable="w14 w15 w16se w16cid wp14">
+<w:ftr xmlns:wpc="http://schemas.microsoft.com/office/word/2010/wordprocessingCanvas" xmlns:cx="http://schemas.microsoft.com/office/drawing/2014/chartex" xmlns:cx1="http://schemas.microsoft.com/office/drawing/2015/9/8/chartex" xmlns:cx2="http://schemas.microsoft.com/office/drawing/2015/10/21/chartex" xmlns:cx3="http://schemas.microsoft.com/office/drawing/2016/5/9/chartex" xmlns:cx4="http://schemas.microsoft.com/office/drawing/2016/5/10/chartex" xmlns:cx5="http://schemas.microsoft.com/office/drawing/2016/5/11/chartex" xmlns:cx6="http://schemas.microsoft.com/office/drawing/2016/5/12/chartex" xmlns:cx7="http://schemas.microsoft.com/office/drawing/2016/5/13/chartex" xmlns:cx8="http://schemas.microsoft.com/office/drawing/2016/5/14/chartex" xmlns:mc="http://schemas.openxmlformats.org/markup-compatibility/2006" xmlns:aink="http://schemas.microsoft.com/office/drawing/2016/ink" xmlns:am3d="http://schemas.microsoft.com/office/drawing/2017/model3d" xmlns:o="urn:schemas-microsoft-com:office:office" xmlns:oel="http://schemas.microsoft.com/office/2019/extlst" xmlns:r="http://schemas.openxmlformats.org/officeDocument/2006/relationships" xmlns:m="http://schemas.openxmlformats.org/officeDocument/2006/math" xmlns:v="urn:schemas-microsoft-com:vml" xmlns:wp14="http://schemas.microsoft.com/office/word/2010/wordprocessingDrawing" xmlns:wp="http://schemas.openxmlformats.org/drawingml/2006/wordprocessingDrawing" xmlns:w10="urn:schemas-microsoft-com:office:word" xmlns:w="http://schemas.openxmlformats.org/wordprocessingml/2006/main" xmlns:w14="http://schemas.microsoft.com/office/word/2010/wordml" xmlns:w15="http://schemas.microsoft.com/office/word/2012/wordml" xmlns:w16cex="http://schemas.microsoft.com/office/word/2018/wordml/cex" xmlns:w16cid="http://schemas.microsoft.com/office/word/2016/wordml/cid" xmlns:w16="http://schemas.microsoft.com/office/word/2018/wordml" xmlns:w16sdtdh="http://schemas.microsoft.com/office/word/2020/wordml/sdtdatahash" xmlns:w16se="http://schemas.microsoft.com/office/word/2015/wordml/symex" xmlns:wpg="http://schemas.microsoft.com/office/word/2010/wordprocessingGroup" xmlns:wpi="http://schemas.microsoft.com/office/word/2010/wordprocessingInk" xmlns:wne="http://schemas.microsoft.com/office/word/2006/wordml" xmlns:wps="http://schemas.microsoft.com/office/word/2010/wordprocessingShape" mc:Ignorable="w14 w15 w16se w16cid w16 w16cex w16sdtdh wp14">
   <w:sdt>
     <w:sdtPr>
       <w:id w:val="2037082053"/>
@@ -4269,7 +4843,6 @@
         <w:docPartUnique/>
       </w:docPartObj>
     </w:sdtPr>
-    <w:sdtEndPr/>
     <w:sdtContent>
       <w:p>
         <w:pPr>
@@ -4301,7 +4874,7 @@
 </file>
 
 <file path=word/footer3.xml><?xml version="1.0" encoding="utf-8"?>
-<w:ftr xmlns:wpc="http://schemas.microsoft.com/office/word/2010/wordprocessingCanvas" xmlns:cx="http://schemas.microsoft.com/office/drawing/2014/chartex" xmlns:cx1="http://schemas.microsoft.com/office/drawing/2015/9/8/chartex" xmlns:cx2="http://schemas.microsoft.com/office/drawing/2015/10/21/chartex" xmlns:cx3="http://schemas.microsoft.com/office/drawing/2016/5/9/chartex" xmlns:cx4="http://schemas.microsoft.com/office/drawing/2016/5/10/chartex" xmlns:cx5="http://schemas.microsoft.com/office/drawing/2016/5/11/chartex" xmlns:cx6="http://schemas.microsoft.com/office/drawing/2016/5/12/chartex" xmlns:cx7="http://schemas.microsoft.com/office/drawing/2016/5/13/chartex" xmlns:cx8="http://schemas.microsoft.com/office/drawing/2016/5/14/chartex" xmlns:mc="http://schemas.openxmlformats.org/markup-compatibility/2006" xmlns:aink="http://schemas.microsoft.com/office/drawing/2016/ink" xmlns:am3d="http://schemas.microsoft.com/office/drawing/2017/model3d" xmlns:o="urn:schemas-microsoft-com:office:office" xmlns:r="http://schemas.openxmlformats.org/officeDocument/2006/relationships" xmlns:m="http://schemas.openxmlformats.org/officeDocument/2006/math" xmlns:v="urn:schemas-microsoft-com:vml" xmlns:wp14="http://schemas.microsoft.com/office/word/2010/wordprocessingDrawing" xmlns:wp="http://schemas.openxmlformats.org/drawingml/2006/wordprocessingDrawing" xmlns:w10="urn:schemas-microsoft-com:office:word" xmlns:w="http://schemas.openxmlformats.org/wordprocessingml/2006/main" xmlns:w14="http://schemas.microsoft.com/office/word/2010/wordml" xmlns:w15="http://schemas.microsoft.com/office/word/2012/wordml" xmlns:w16cid="http://schemas.microsoft.com/office/word/2016/wordml/cid" xmlns:w16se="http://schemas.microsoft.com/office/word/2015/wordml/symex" xmlns:wpg="http://schemas.microsoft.com/office/word/2010/wordprocessingGroup" xmlns:wpi="http://schemas.microsoft.com/office/word/2010/wordprocessingInk" xmlns:wne="http://schemas.microsoft.com/office/word/2006/wordml" xmlns:wps="http://schemas.microsoft.com/office/word/2010/wordprocessingShape" mc:Ignorable="w14 w15 w16se w16cid wp14">
+<w:ftr xmlns:wpc="http://schemas.microsoft.com/office/word/2010/wordprocessingCanvas" xmlns:cx="http://schemas.microsoft.com/office/drawing/2014/chartex" xmlns:cx1="http://schemas.microsoft.com/office/drawing/2015/9/8/chartex" xmlns:cx2="http://schemas.microsoft.com/office/drawing/2015/10/21/chartex" xmlns:cx3="http://schemas.microsoft.com/office/drawing/2016/5/9/chartex" xmlns:cx4="http://schemas.microsoft.com/office/drawing/2016/5/10/chartex" xmlns:cx5="http://schemas.microsoft.com/office/drawing/2016/5/11/chartex" xmlns:cx6="http://schemas.microsoft.com/office/drawing/2016/5/12/chartex" xmlns:cx7="http://schemas.microsoft.com/office/drawing/2016/5/13/chartex" xmlns:cx8="http://schemas.microsoft.com/office/drawing/2016/5/14/chartex" xmlns:mc="http://schemas.openxmlformats.org/markup-compatibility/2006" xmlns:aink="http://schemas.microsoft.com/office/drawing/2016/ink" xmlns:am3d="http://schemas.microsoft.com/office/drawing/2017/model3d" xmlns:o="urn:schemas-microsoft-com:office:office" xmlns:oel="http://schemas.microsoft.com/office/2019/extlst" xmlns:r="http://schemas.openxmlformats.org/officeDocument/2006/relationships" xmlns:m="http://schemas.openxmlformats.org/officeDocument/2006/math" xmlns:v="urn:schemas-microsoft-com:vml" xmlns:wp14="http://schemas.microsoft.com/office/word/2010/wordprocessingDrawing" xmlns:wp="http://schemas.openxmlformats.org/drawingml/2006/wordprocessingDrawing" xmlns:w10="urn:schemas-microsoft-com:office:word" xmlns:w="http://schemas.openxmlformats.org/wordprocessingml/2006/main" xmlns:w14="http://schemas.microsoft.com/office/word/2010/wordml" xmlns:w15="http://schemas.microsoft.com/office/word/2012/wordml" xmlns:w16cex="http://schemas.microsoft.com/office/word/2018/wordml/cex" xmlns:w16cid="http://schemas.microsoft.com/office/word/2016/wordml/cid" xmlns:w16="http://schemas.microsoft.com/office/word/2018/wordml" xmlns:w16sdtdh="http://schemas.microsoft.com/office/word/2020/wordml/sdtdatahash" xmlns:w16se="http://schemas.microsoft.com/office/word/2015/wordml/symex" xmlns:wpg="http://schemas.microsoft.com/office/word/2010/wordprocessingGroup" xmlns:wpi="http://schemas.microsoft.com/office/word/2010/wordprocessingInk" xmlns:wne="http://schemas.microsoft.com/office/word/2006/wordml" xmlns:wps="http://schemas.microsoft.com/office/word/2010/wordprocessingShape" mc:Ignorable="w14 w15 w16se w16cid w16 w16cex w16sdtdh wp14">
   <w:sdt>
     <w:sdtPr>
       <w:id w:val="1136920489"/>
@@ -4310,7 +4883,6 @@
         <w:docPartUnique/>
       </w:docPartObj>
     </w:sdtPr>
-    <w:sdtEndPr/>
     <w:sdtContent>
       <w:p>
         <w:pPr>
@@ -4342,7 +4914,7 @@
 </file>
 
 <file path=word/footnotes.xml><?xml version="1.0" encoding="utf-8"?>
-<w:footnotes xmlns:wpc="http://schemas.microsoft.com/office/word/2010/wordprocessingCanvas" xmlns:cx="http://schemas.microsoft.com/office/drawing/2014/chartex" xmlns:cx1="http://schemas.microsoft.com/office/drawing/2015/9/8/chartex" xmlns:cx2="http://schemas.microsoft.com/office/drawing/2015/10/21/chartex" xmlns:cx3="http://schemas.microsoft.com/office/drawing/2016/5/9/chartex" xmlns:cx4="http://schemas.microsoft.com/office/drawing/2016/5/10/chartex" xmlns:cx5="http://schemas.microsoft.com/office/drawing/2016/5/11/chartex" xmlns:cx6="http://schemas.microsoft.com/office/drawing/2016/5/12/chartex" xmlns:cx7="http://schemas.microsoft.com/office/drawing/2016/5/13/chartex" xmlns:cx8="http://schemas.microsoft.com/office/drawing/2016/5/14/chartex" xmlns:mc="http://schemas.openxmlformats.org/markup-compatibility/2006" xmlns:aink="http://schemas.microsoft.com/office/drawing/2016/ink" xmlns:am3d="http://schemas.microsoft.com/office/drawing/2017/model3d" xmlns:o="urn:schemas-microsoft-com:office:office" xmlns:r="http://schemas.openxmlformats.org/officeDocument/2006/relationships" xmlns:m="http://schemas.openxmlformats.org/officeDocument/2006/math" xmlns:v="urn:schemas-microsoft-com:vml" xmlns:wp14="http://schemas.microsoft.com/office/word/2010/wordprocessingDrawing" xmlns:wp="http://schemas.openxmlformats.org/drawingml/2006/wordprocessingDrawing" xmlns:w10="urn:schemas-microsoft-com:office:word" xmlns:w="http://schemas.openxmlformats.org/wordprocessingml/2006/main" xmlns:w14="http://schemas.microsoft.com/office/word/2010/wordml" xmlns:w15="http://schemas.microsoft.com/office/word/2012/wordml" xmlns:w16cid="http://schemas.microsoft.com/office/word/2016/wordml/cid" xmlns:w16se="http://schemas.microsoft.com/office/word/2015/wordml/symex" xmlns:wpg="http://schemas.microsoft.com/office/word/2010/wordprocessingGroup" xmlns:wpi="http://schemas.microsoft.com/office/word/2010/wordprocessingInk" xmlns:wne="http://schemas.microsoft.com/office/word/2006/wordml" xmlns:wps="http://schemas.microsoft.com/office/word/2010/wordprocessingShape" mc:Ignorable="w14 w15 w16se w16cid wp14">
+<w:footnotes xmlns:wpc="http://schemas.microsoft.com/office/word/2010/wordprocessingCanvas" xmlns:cx="http://schemas.microsoft.com/office/drawing/2014/chartex" xmlns:cx1="http://schemas.microsoft.com/office/drawing/2015/9/8/chartex" xmlns:cx2="http://schemas.microsoft.com/office/drawing/2015/10/21/chartex" xmlns:cx3="http://schemas.microsoft.com/office/drawing/2016/5/9/chartex" xmlns:cx4="http://schemas.microsoft.com/office/drawing/2016/5/10/chartex" xmlns:cx5="http://schemas.microsoft.com/office/drawing/2016/5/11/chartex" xmlns:cx6="http://schemas.microsoft.com/office/drawing/2016/5/12/chartex" xmlns:cx7="http://schemas.microsoft.com/office/drawing/2016/5/13/chartex" xmlns:cx8="http://schemas.microsoft.com/office/drawing/2016/5/14/chartex" xmlns:mc="http://schemas.openxmlformats.org/markup-compatibility/2006" xmlns:aink="http://schemas.microsoft.com/office/drawing/2016/ink" xmlns:am3d="http://schemas.microsoft.com/office/drawing/2017/model3d" xmlns:o="urn:schemas-microsoft-com:office:office" xmlns:oel="http://schemas.microsoft.com/office/2019/extlst" xmlns:r="http://schemas.openxmlformats.org/officeDocument/2006/relationships" xmlns:m="http://schemas.openxmlformats.org/officeDocument/2006/math" xmlns:v="urn:schemas-microsoft-com:vml" xmlns:wp14="http://schemas.microsoft.com/office/word/2010/wordprocessingDrawing" xmlns:wp="http://schemas.openxmlformats.org/drawingml/2006/wordprocessingDrawing" xmlns:w10="urn:schemas-microsoft-com:office:word" xmlns:w="http://schemas.openxmlformats.org/wordprocessingml/2006/main" xmlns:w14="http://schemas.microsoft.com/office/word/2010/wordml" xmlns:w15="http://schemas.microsoft.com/office/word/2012/wordml" xmlns:w16cex="http://schemas.microsoft.com/office/word/2018/wordml/cex" xmlns:w16cid="http://schemas.microsoft.com/office/word/2016/wordml/cid" xmlns:w16="http://schemas.microsoft.com/office/word/2018/wordml" xmlns:w16sdtdh="http://schemas.microsoft.com/office/word/2020/wordml/sdtdatahash" xmlns:w16se="http://schemas.microsoft.com/office/word/2015/wordml/symex" xmlns:wpg="http://schemas.microsoft.com/office/word/2010/wordprocessingGroup" xmlns:wpi="http://schemas.microsoft.com/office/word/2010/wordprocessingInk" xmlns:wne="http://schemas.microsoft.com/office/word/2006/wordml" xmlns:wps="http://schemas.microsoft.com/office/word/2010/wordprocessingShape" mc:Ignorable="w14 w15 w16se w16cid w16 w16cex w16sdtdh wp14">
   <w:footnote w:type="separator" w:id="-1">
     <w:p>
       <w:r>
@@ -4364,7 +4936,7 @@
 </file>
 
 <file path=word/header1.xml><?xml version="1.0" encoding="utf-8"?>
-<w:hdr xmlns:wpc="http://schemas.microsoft.com/office/word/2010/wordprocessingCanvas" xmlns:cx="http://schemas.microsoft.com/office/drawing/2014/chartex" xmlns:cx1="http://schemas.microsoft.com/office/drawing/2015/9/8/chartex" xmlns:cx2="http://schemas.microsoft.com/office/drawing/2015/10/21/chartex" xmlns:cx3="http://schemas.microsoft.com/office/drawing/2016/5/9/chartex" xmlns:cx4="http://schemas.microsoft.com/office/drawing/2016/5/10/chartex" xmlns:cx5="http://schemas.microsoft.com/office/drawing/2016/5/11/chartex" xmlns:cx6="http://schemas.microsoft.com/office/drawing/2016/5/12/chartex" xmlns:cx7="http://schemas.microsoft.com/office/drawing/2016/5/13/chartex" xmlns:cx8="http://schemas.microsoft.com/office/drawing/2016/5/14/chartex" xmlns:mc="http://schemas.openxmlformats.org/markup-compatibility/2006" xmlns:aink="http://schemas.microsoft.com/office/drawing/2016/ink" xmlns:am3d="http://schemas.microsoft.com/office/drawing/2017/model3d" xmlns:o="urn:schemas-microsoft-com:office:office" xmlns:r="http://schemas.openxmlformats.org/officeDocument/2006/relationships" xmlns:m="http://schemas.openxmlformats.org/officeDocument/2006/math" xmlns:v="urn:schemas-microsoft-com:vml" xmlns:wp14="http://schemas.microsoft.com/office/word/2010/wordprocessingDrawing" xmlns:wp="http://schemas.openxmlformats.org/drawingml/2006/wordprocessingDrawing" xmlns:w10="urn:schemas-microsoft-com:office:word" xmlns:w="http://schemas.openxmlformats.org/wordprocessingml/2006/main" xmlns:w14="http://schemas.microsoft.com/office/word/2010/wordml" xmlns:w15="http://schemas.microsoft.com/office/word/2012/wordml" xmlns:w16cid="http://schemas.microsoft.com/office/word/2016/wordml/cid" xmlns:w16se="http://schemas.microsoft.com/office/word/2015/wordml/symex" xmlns:wpg="http://schemas.microsoft.com/office/word/2010/wordprocessingGroup" xmlns:wpi="http://schemas.microsoft.com/office/word/2010/wordprocessingInk" xmlns:wne="http://schemas.microsoft.com/office/word/2006/wordml" xmlns:wps="http://schemas.microsoft.com/office/word/2010/wordprocessingShape" mc:Ignorable="w14 w15 w16se w16cid wp14">
+<w:hdr xmlns:wpc="http://schemas.microsoft.com/office/word/2010/wordprocessingCanvas" xmlns:cx="http://schemas.microsoft.com/office/drawing/2014/chartex" xmlns:cx1="http://schemas.microsoft.com/office/drawing/2015/9/8/chartex" xmlns:cx2="http://schemas.microsoft.com/office/drawing/2015/10/21/chartex" xmlns:cx3="http://schemas.microsoft.com/office/drawing/2016/5/9/chartex" xmlns:cx4="http://schemas.microsoft.com/office/drawing/2016/5/10/chartex" xmlns:cx5="http://schemas.microsoft.com/office/drawing/2016/5/11/chartex" xmlns:cx6="http://schemas.microsoft.com/office/drawing/2016/5/12/chartex" xmlns:cx7="http://schemas.microsoft.com/office/drawing/2016/5/13/chartex" xmlns:cx8="http://schemas.microsoft.com/office/drawing/2016/5/14/chartex" xmlns:mc="http://schemas.openxmlformats.org/markup-compatibility/2006" xmlns:aink="http://schemas.microsoft.com/office/drawing/2016/ink" xmlns:am3d="http://schemas.microsoft.com/office/drawing/2017/model3d" xmlns:o="urn:schemas-microsoft-com:office:office" xmlns:oel="http://schemas.microsoft.com/office/2019/extlst" xmlns:r="http://schemas.openxmlformats.org/officeDocument/2006/relationships" xmlns:m="http://schemas.openxmlformats.org/officeDocument/2006/math" xmlns:v="urn:schemas-microsoft-com:vml" xmlns:wp14="http://schemas.microsoft.com/office/word/2010/wordprocessingDrawing" xmlns:wp="http://schemas.openxmlformats.org/drawingml/2006/wordprocessingDrawing" xmlns:w10="urn:schemas-microsoft-com:office:word" xmlns:w="http://schemas.openxmlformats.org/wordprocessingml/2006/main" xmlns:w14="http://schemas.microsoft.com/office/word/2010/wordml" xmlns:w15="http://schemas.microsoft.com/office/word/2012/wordml" xmlns:w16cex="http://schemas.microsoft.com/office/word/2018/wordml/cex" xmlns:w16cid="http://schemas.microsoft.com/office/word/2016/wordml/cid" xmlns:w16="http://schemas.microsoft.com/office/word/2018/wordml" xmlns:w16sdtdh="http://schemas.microsoft.com/office/word/2020/wordml/sdtdatahash" xmlns:w16se="http://schemas.microsoft.com/office/word/2015/wordml/symex" xmlns:wpg="http://schemas.microsoft.com/office/word/2010/wordprocessingGroup" xmlns:wpi="http://schemas.microsoft.com/office/word/2010/wordprocessingInk" xmlns:wne="http://schemas.microsoft.com/office/word/2006/wordml" xmlns:wps="http://schemas.microsoft.com/office/word/2010/wordprocessingShape" mc:Ignorable="w14 w15 w16se w16cid w16 w16cex w16sdtdh wp14">
   <w:p>
     <w:pPr>
       <w:pStyle w:val="En-tte"/>
@@ -4388,7 +4960,7 @@
 </file>
 
 <file path=word/header2.xml><?xml version="1.0" encoding="utf-8"?>
-<w:hdr xmlns:wpc="http://schemas.microsoft.com/office/word/2010/wordprocessingCanvas" xmlns:cx="http://schemas.microsoft.com/office/drawing/2014/chartex" xmlns:cx1="http://schemas.microsoft.com/office/drawing/2015/9/8/chartex" xmlns:cx2="http://schemas.microsoft.com/office/drawing/2015/10/21/chartex" xmlns:cx3="http://schemas.microsoft.com/office/drawing/2016/5/9/chartex" xmlns:cx4="http://schemas.microsoft.com/office/drawing/2016/5/10/chartex" xmlns:cx5="http://schemas.microsoft.com/office/drawing/2016/5/11/chartex" xmlns:cx6="http://schemas.microsoft.com/office/drawing/2016/5/12/chartex" xmlns:cx7="http://schemas.microsoft.com/office/drawing/2016/5/13/chartex" xmlns:cx8="http://schemas.microsoft.com/office/drawing/2016/5/14/chartex" xmlns:mc="http://schemas.openxmlformats.org/markup-compatibility/2006" xmlns:aink="http://schemas.microsoft.com/office/drawing/2016/ink" xmlns:am3d="http://schemas.microsoft.com/office/drawing/2017/model3d" xmlns:o="urn:schemas-microsoft-com:office:office" xmlns:r="http://schemas.openxmlformats.org/officeDocument/2006/relationships" xmlns:m="http://schemas.openxmlformats.org/officeDocument/2006/math" xmlns:v="urn:schemas-microsoft-com:vml" xmlns:wp14="http://schemas.microsoft.com/office/word/2010/wordprocessingDrawing" xmlns:wp="http://schemas.openxmlformats.org/drawingml/2006/wordprocessingDrawing" xmlns:w10="urn:schemas-microsoft-com:office:word" xmlns:w="http://schemas.openxmlformats.org/wordprocessingml/2006/main" xmlns:w14="http://schemas.microsoft.com/office/word/2010/wordml" xmlns:w15="http://schemas.microsoft.com/office/word/2012/wordml" xmlns:w16cid="http://schemas.microsoft.com/office/word/2016/wordml/cid" xmlns:w16se="http://schemas.microsoft.com/office/word/2015/wordml/symex" xmlns:wpg="http://schemas.microsoft.com/office/word/2010/wordprocessingGroup" xmlns:wpi="http://schemas.microsoft.com/office/word/2010/wordprocessingInk" xmlns:wne="http://schemas.microsoft.com/office/word/2006/wordml" xmlns:wps="http://schemas.microsoft.com/office/word/2010/wordprocessingShape" mc:Ignorable="w14 w15 w16se w16cid wp14">
+<w:hdr xmlns:wpc="http://schemas.microsoft.com/office/word/2010/wordprocessingCanvas" xmlns:cx="http://schemas.microsoft.com/office/drawing/2014/chartex" xmlns:cx1="http://schemas.microsoft.com/office/drawing/2015/9/8/chartex" xmlns:cx2="http://schemas.microsoft.com/office/drawing/2015/10/21/chartex" xmlns:cx3="http://schemas.microsoft.com/office/drawing/2016/5/9/chartex" xmlns:cx4="http://schemas.microsoft.com/office/drawing/2016/5/10/chartex" xmlns:cx5="http://schemas.microsoft.com/office/drawing/2016/5/11/chartex" xmlns:cx6="http://schemas.microsoft.com/office/drawing/2016/5/12/chartex" xmlns:cx7="http://schemas.microsoft.com/office/drawing/2016/5/13/chartex" xmlns:cx8="http://schemas.microsoft.com/office/drawing/2016/5/14/chartex" xmlns:mc="http://schemas.openxmlformats.org/markup-compatibility/2006" xmlns:aink="http://schemas.microsoft.com/office/drawing/2016/ink" xmlns:am3d="http://schemas.microsoft.com/office/drawing/2017/model3d" xmlns:o="urn:schemas-microsoft-com:office:office" xmlns:oel="http://schemas.microsoft.com/office/2019/extlst" xmlns:r="http://schemas.openxmlformats.org/officeDocument/2006/relationships" xmlns:m="http://schemas.openxmlformats.org/officeDocument/2006/math" xmlns:v="urn:schemas-microsoft-com:vml" xmlns:wp14="http://schemas.microsoft.com/office/word/2010/wordprocessingDrawing" xmlns:wp="http://schemas.openxmlformats.org/drawingml/2006/wordprocessingDrawing" xmlns:w10="urn:schemas-microsoft-com:office:word" xmlns:w="http://schemas.openxmlformats.org/wordprocessingml/2006/main" xmlns:w14="http://schemas.microsoft.com/office/word/2010/wordml" xmlns:w15="http://schemas.microsoft.com/office/word/2012/wordml" xmlns:w16cex="http://schemas.microsoft.com/office/word/2018/wordml/cex" xmlns:w16cid="http://schemas.microsoft.com/office/word/2016/wordml/cid" xmlns:w16="http://schemas.microsoft.com/office/word/2018/wordml" xmlns:w16sdtdh="http://schemas.microsoft.com/office/word/2020/wordml/sdtdatahash" xmlns:w16se="http://schemas.microsoft.com/office/word/2015/wordml/symex" xmlns:wpg="http://schemas.microsoft.com/office/word/2010/wordprocessingGroup" xmlns:wpi="http://schemas.microsoft.com/office/word/2010/wordprocessingInk" xmlns:wne="http://schemas.microsoft.com/office/word/2006/wordml" xmlns:wps="http://schemas.microsoft.com/office/word/2010/wordprocessingShape" mc:Ignorable="w14 w15 w16se w16cid w16 w16cex w16sdtdh wp14">
   <w:p>
     <w:pPr>
       <w:pStyle w:val="En-tte"/>
@@ -4413,7 +4985,7 @@
 </file>
 
 <file path=word/header3.xml><?xml version="1.0" encoding="utf-8"?>
-<w:hdr xmlns:wpc="http://schemas.microsoft.com/office/word/2010/wordprocessingCanvas" xmlns:cx="http://schemas.microsoft.com/office/drawing/2014/chartex" xmlns:cx1="http://schemas.microsoft.com/office/drawing/2015/9/8/chartex" xmlns:cx2="http://schemas.microsoft.com/office/drawing/2015/10/21/chartex" xmlns:cx3="http://schemas.microsoft.com/office/drawing/2016/5/9/chartex" xmlns:cx4="http://schemas.microsoft.com/office/drawing/2016/5/10/chartex" xmlns:cx5="http://schemas.microsoft.com/office/drawing/2016/5/11/chartex" xmlns:cx6="http://schemas.microsoft.com/office/drawing/2016/5/12/chartex" xmlns:cx7="http://schemas.microsoft.com/office/drawing/2016/5/13/chartex" xmlns:cx8="http://schemas.microsoft.com/office/drawing/2016/5/14/chartex" xmlns:mc="http://schemas.openxmlformats.org/markup-compatibility/2006" xmlns:aink="http://schemas.microsoft.com/office/drawing/2016/ink" xmlns:am3d="http://schemas.microsoft.com/office/drawing/2017/model3d" xmlns:o="urn:schemas-microsoft-com:office:office" xmlns:r="http://schemas.openxmlformats.org/officeDocument/2006/relationships" xmlns:m="http://schemas.openxmlformats.org/officeDocument/2006/math" xmlns:v="urn:schemas-microsoft-com:vml" xmlns:wp14="http://schemas.microsoft.com/office/word/2010/wordprocessingDrawing" xmlns:wp="http://schemas.openxmlformats.org/drawingml/2006/wordprocessingDrawing" xmlns:w10="urn:schemas-microsoft-com:office:word" xmlns:w="http://schemas.openxmlformats.org/wordprocessingml/2006/main" xmlns:w14="http://schemas.microsoft.com/office/word/2010/wordml" xmlns:w15="http://schemas.microsoft.com/office/word/2012/wordml" xmlns:w16cid="http://schemas.microsoft.com/office/word/2016/wordml/cid" xmlns:w16se="http://schemas.microsoft.com/office/word/2015/wordml/symex" xmlns:wpg="http://schemas.microsoft.com/office/word/2010/wordprocessingGroup" xmlns:wpi="http://schemas.microsoft.com/office/word/2010/wordprocessingInk" xmlns:wne="http://schemas.microsoft.com/office/word/2006/wordml" xmlns:wps="http://schemas.microsoft.com/office/word/2010/wordprocessingShape" mc:Ignorable="w14 w15 w16se w16cid wp14">
+<w:hdr xmlns:wpc="http://schemas.microsoft.com/office/word/2010/wordprocessingCanvas" xmlns:cx="http://schemas.microsoft.com/office/drawing/2014/chartex" xmlns:cx1="http://schemas.microsoft.com/office/drawing/2015/9/8/chartex" xmlns:cx2="http://schemas.microsoft.com/office/drawing/2015/10/21/chartex" xmlns:cx3="http://schemas.microsoft.com/office/drawing/2016/5/9/chartex" xmlns:cx4="http://schemas.microsoft.com/office/drawing/2016/5/10/chartex" xmlns:cx5="http://schemas.microsoft.com/office/drawing/2016/5/11/chartex" xmlns:cx6="http://schemas.microsoft.com/office/drawing/2016/5/12/chartex" xmlns:cx7="http://schemas.microsoft.com/office/drawing/2016/5/13/chartex" xmlns:cx8="http://schemas.microsoft.com/office/drawing/2016/5/14/chartex" xmlns:mc="http://schemas.openxmlformats.org/markup-compatibility/2006" xmlns:aink="http://schemas.microsoft.com/office/drawing/2016/ink" xmlns:am3d="http://schemas.microsoft.com/office/drawing/2017/model3d" xmlns:o="urn:schemas-microsoft-com:office:office" xmlns:oel="http://schemas.microsoft.com/office/2019/extlst" xmlns:r="http://schemas.openxmlformats.org/officeDocument/2006/relationships" xmlns:m="http://schemas.openxmlformats.org/officeDocument/2006/math" xmlns:v="urn:schemas-microsoft-com:vml" xmlns:wp14="http://schemas.microsoft.com/office/word/2010/wordprocessingDrawing" xmlns:wp="http://schemas.openxmlformats.org/drawingml/2006/wordprocessingDrawing" xmlns:w10="urn:schemas-microsoft-com:office:word" xmlns:w="http://schemas.openxmlformats.org/wordprocessingml/2006/main" xmlns:w14="http://schemas.microsoft.com/office/word/2010/wordml" xmlns:w15="http://schemas.microsoft.com/office/word/2012/wordml" xmlns:w16cex="http://schemas.microsoft.com/office/word/2018/wordml/cex" xmlns:w16cid="http://schemas.microsoft.com/office/word/2016/wordml/cid" xmlns:w16="http://schemas.microsoft.com/office/word/2018/wordml" xmlns:w16sdtdh="http://schemas.microsoft.com/office/word/2020/wordml/sdtdatahash" xmlns:w16se="http://schemas.microsoft.com/office/word/2015/wordml/symex" xmlns:wpg="http://schemas.microsoft.com/office/word/2010/wordprocessingGroup" xmlns:wpi="http://schemas.microsoft.com/office/word/2010/wordprocessingInk" xmlns:wne="http://schemas.microsoft.com/office/word/2006/wordml" xmlns:wps="http://schemas.microsoft.com/office/word/2010/wordprocessingShape" mc:Ignorable="w14 w15 w16se w16cid w16 w16cex w16sdtdh wp14">
   <w:p>
     <w:pPr>
       <w:pStyle w:val="En-tte"/>
@@ -4438,7 +5010,7 @@
 </file>
 
 <file path=word/numbering.xml><?xml version="1.0" encoding="utf-8"?>
-<w:numbering xmlns:wpc="http://schemas.microsoft.com/office/word/2010/wordprocessingCanvas" xmlns:cx="http://schemas.microsoft.com/office/drawing/2014/chartex" xmlns:cx1="http://schemas.microsoft.com/office/drawing/2015/9/8/chartex" xmlns:cx2="http://schemas.microsoft.com/office/drawing/2015/10/21/chartex" xmlns:cx3="http://schemas.microsoft.com/office/drawing/2016/5/9/chartex" xmlns:cx4="http://schemas.microsoft.com/office/drawing/2016/5/10/chartex" xmlns:cx5="http://schemas.microsoft.com/office/drawing/2016/5/11/chartex" xmlns:cx6="http://schemas.microsoft.com/office/drawing/2016/5/12/chartex" xmlns:cx7="http://schemas.microsoft.com/office/drawing/2016/5/13/chartex" xmlns:cx8="http://schemas.microsoft.com/office/drawing/2016/5/14/chartex" xmlns:mc="http://schemas.openxmlformats.org/markup-compatibility/2006" xmlns:aink="http://schemas.microsoft.com/office/drawing/2016/ink" xmlns:am3d="http://schemas.microsoft.com/office/drawing/2017/model3d" xmlns:o="urn:schemas-microsoft-com:office:office" xmlns:r="http://schemas.openxmlformats.org/officeDocument/2006/relationships" xmlns:m="http://schemas.openxmlformats.org/officeDocument/2006/math" xmlns:v="urn:schemas-microsoft-com:vml" xmlns:wp14="http://schemas.microsoft.com/office/word/2010/wordprocessingDrawing" xmlns:wp="http://schemas.openxmlformats.org/drawingml/2006/wordprocessingDrawing" xmlns:w10="urn:schemas-microsoft-com:office:word" xmlns:w="http://schemas.openxmlformats.org/wordprocessingml/2006/main" xmlns:w14="http://schemas.microsoft.com/office/word/2010/wordml" xmlns:w15="http://schemas.microsoft.com/office/word/2012/wordml" xmlns:w16cid="http://schemas.microsoft.com/office/word/2016/wordml/cid" xmlns:w16se="http://schemas.microsoft.com/office/word/2015/wordml/symex" xmlns:wpg="http://schemas.microsoft.com/office/word/2010/wordprocessingGroup" xmlns:wpi="http://schemas.microsoft.com/office/word/2010/wordprocessingInk" xmlns:wne="http://schemas.microsoft.com/office/word/2006/wordml" xmlns:wps="http://schemas.microsoft.com/office/word/2010/wordprocessingShape" mc:Ignorable="w14 w15 w16se w16cid wp14">
+<w:numbering xmlns:wpc="http://schemas.microsoft.com/office/word/2010/wordprocessingCanvas" xmlns:cx="http://schemas.microsoft.com/office/drawing/2014/chartex" xmlns:cx1="http://schemas.microsoft.com/office/drawing/2015/9/8/chartex" xmlns:cx2="http://schemas.microsoft.com/office/drawing/2015/10/21/chartex" xmlns:cx3="http://schemas.microsoft.com/office/drawing/2016/5/9/chartex" xmlns:cx4="http://schemas.microsoft.com/office/drawing/2016/5/10/chartex" xmlns:cx5="http://schemas.microsoft.com/office/drawing/2016/5/11/chartex" xmlns:cx6="http://schemas.microsoft.com/office/drawing/2016/5/12/chartex" xmlns:cx7="http://schemas.microsoft.com/office/drawing/2016/5/13/chartex" xmlns:cx8="http://schemas.microsoft.com/office/drawing/2016/5/14/chartex" xmlns:mc="http://schemas.openxmlformats.org/markup-compatibility/2006" xmlns:aink="http://schemas.microsoft.com/office/drawing/2016/ink" xmlns:am3d="http://schemas.microsoft.com/office/drawing/2017/model3d" xmlns:o="urn:schemas-microsoft-com:office:office" xmlns:oel="http://schemas.microsoft.com/office/2019/extlst" xmlns:r="http://schemas.openxmlformats.org/officeDocument/2006/relationships" xmlns:m="http://schemas.openxmlformats.org/officeDocument/2006/math" xmlns:v="urn:schemas-microsoft-com:vml" xmlns:wp14="http://schemas.microsoft.com/office/word/2010/wordprocessingDrawing" xmlns:wp="http://schemas.openxmlformats.org/drawingml/2006/wordprocessingDrawing" xmlns:w10="urn:schemas-microsoft-com:office:word" xmlns:w="http://schemas.openxmlformats.org/wordprocessingml/2006/main" xmlns:w14="http://schemas.microsoft.com/office/word/2010/wordml" xmlns:w15="http://schemas.microsoft.com/office/word/2012/wordml" xmlns:w16cex="http://schemas.microsoft.com/office/word/2018/wordml/cex" xmlns:w16cid="http://schemas.microsoft.com/office/word/2016/wordml/cid" xmlns:w16="http://schemas.microsoft.com/office/word/2018/wordml" xmlns:w16sdtdh="http://schemas.microsoft.com/office/word/2020/wordml/sdtdatahash" xmlns:w16se="http://schemas.microsoft.com/office/word/2015/wordml/symex" xmlns:wpg="http://schemas.microsoft.com/office/word/2010/wordprocessingGroup" xmlns:wpi="http://schemas.microsoft.com/office/word/2010/wordprocessingInk" xmlns:wne="http://schemas.microsoft.com/office/word/2006/wordml" xmlns:wps="http://schemas.microsoft.com/office/word/2010/wordprocessingShape" mc:Ignorable="w14 w15 w16se w16cid w16 w16cex w16sdtdh wp14">
   <w:abstractNum w:abstractNumId="0" w15:restartNumberingAfterBreak="0">
     <w:nsid w:val="00A02B28"/>
     <w:multiLevelType w:val="hybridMultilevel"/>
@@ -8096,61 +8668,61 @@
       </w:rPr>
     </w:lvl>
   </w:abstractNum>
-  <w:num w:numId="1">
+  <w:num w:numId="1" w16cid:durableId="220868073">
     <w:abstractNumId w:val="21"/>
   </w:num>
-  <w:num w:numId="2">
+  <w:num w:numId="2" w16cid:durableId="1763335452">
     <w:abstractNumId w:val="18"/>
   </w:num>
-  <w:num w:numId="3">
+  <w:num w:numId="3" w16cid:durableId="888885838">
     <w:abstractNumId w:val="19"/>
   </w:num>
-  <w:num w:numId="4">
+  <w:num w:numId="4" w16cid:durableId="887643830">
     <w:abstractNumId w:val="14"/>
   </w:num>
-  <w:num w:numId="5">
+  <w:num w:numId="5" w16cid:durableId="2079673168">
     <w:abstractNumId w:val="2"/>
   </w:num>
-  <w:num w:numId="6">
+  <w:num w:numId="6" w16cid:durableId="2058776541">
     <w:abstractNumId w:val="30"/>
   </w:num>
-  <w:num w:numId="7">
+  <w:num w:numId="7" w16cid:durableId="1011030845">
     <w:abstractNumId w:val="10"/>
   </w:num>
-  <w:num w:numId="8">
+  <w:num w:numId="8" w16cid:durableId="1985888216">
     <w:abstractNumId w:val="22"/>
   </w:num>
-  <w:num w:numId="9">
+  <w:num w:numId="9" w16cid:durableId="1976325807">
     <w:abstractNumId w:val="7"/>
   </w:num>
-  <w:num w:numId="10">
+  <w:num w:numId="10" w16cid:durableId="1712724711">
     <w:abstractNumId w:val="17"/>
   </w:num>
-  <w:num w:numId="11">
+  <w:num w:numId="11" w16cid:durableId="482813812">
     <w:abstractNumId w:val="28"/>
   </w:num>
-  <w:num w:numId="12">
+  <w:num w:numId="12" w16cid:durableId="1089540583">
     <w:abstractNumId w:val="11"/>
   </w:num>
-  <w:num w:numId="13">
+  <w:num w:numId="13" w16cid:durableId="1338386996">
     <w:abstractNumId w:val="13"/>
   </w:num>
-  <w:num w:numId="14">
+  <w:num w:numId="14" w16cid:durableId="2122870527">
     <w:abstractNumId w:val="5"/>
   </w:num>
-  <w:num w:numId="15">
+  <w:num w:numId="15" w16cid:durableId="44185944">
     <w:abstractNumId w:val="15"/>
   </w:num>
-  <w:num w:numId="16">
+  <w:num w:numId="16" w16cid:durableId="515928361">
     <w:abstractNumId w:val="9"/>
   </w:num>
-  <w:num w:numId="17">
+  <w:num w:numId="17" w16cid:durableId="1944267796">
     <w:abstractNumId w:val="27"/>
   </w:num>
-  <w:num w:numId="18">
+  <w:num w:numId="18" w16cid:durableId="121659775">
     <w:abstractNumId w:val="12"/>
   </w:num>
-  <w:num w:numId="19">
+  <w:num w:numId="19" w16cid:durableId="1718627333">
     <w:abstractNumId w:val="21"/>
     <w:lvlOverride w:ilvl="0">
       <w:startOverride w:val="1"/>
@@ -8180,7 +8752,7 @@
       <w:startOverride w:val="1"/>
     </w:lvlOverride>
   </w:num>
-  <w:num w:numId="20">
+  <w:num w:numId="20" w16cid:durableId="1895458568">
     <w:abstractNumId w:val="21"/>
     <w:lvlOverride w:ilvl="0">
       <w:startOverride w:val="1"/>
@@ -8210,7 +8782,7 @@
       <w:startOverride w:val="1"/>
     </w:lvlOverride>
   </w:num>
-  <w:num w:numId="21">
+  <w:num w:numId="21" w16cid:durableId="358436678">
     <w:abstractNumId w:val="21"/>
     <w:lvlOverride w:ilvl="0">
       <w:startOverride w:val="1"/>
@@ -8240,46 +8812,46 @@
       <w:startOverride w:val="1"/>
     </w:lvlOverride>
   </w:num>
-  <w:num w:numId="22">
+  <w:num w:numId="22" w16cid:durableId="743258733">
     <w:abstractNumId w:val="1"/>
   </w:num>
-  <w:num w:numId="23">
+  <w:num w:numId="23" w16cid:durableId="1845706008">
     <w:abstractNumId w:val="31"/>
   </w:num>
-  <w:num w:numId="24">
+  <w:num w:numId="24" w16cid:durableId="527179452">
     <w:abstractNumId w:val="25"/>
   </w:num>
-  <w:num w:numId="25">
+  <w:num w:numId="25" w16cid:durableId="402064165">
     <w:abstractNumId w:val="8"/>
   </w:num>
-  <w:num w:numId="26">
+  <w:num w:numId="26" w16cid:durableId="111174083">
     <w:abstractNumId w:val="26"/>
   </w:num>
-  <w:num w:numId="27">
+  <w:num w:numId="27" w16cid:durableId="630862944">
     <w:abstractNumId w:val="4"/>
   </w:num>
-  <w:num w:numId="28">
+  <w:num w:numId="28" w16cid:durableId="1361277951">
     <w:abstractNumId w:val="23"/>
   </w:num>
-  <w:num w:numId="29">
+  <w:num w:numId="29" w16cid:durableId="185558184">
     <w:abstractNumId w:val="24"/>
   </w:num>
-  <w:num w:numId="30">
+  <w:num w:numId="30" w16cid:durableId="1793015698">
     <w:abstractNumId w:val="29"/>
   </w:num>
-  <w:num w:numId="31">
+  <w:num w:numId="31" w16cid:durableId="118228362">
     <w:abstractNumId w:val="3"/>
   </w:num>
-  <w:num w:numId="32">
+  <w:num w:numId="32" w16cid:durableId="1511260434">
     <w:abstractNumId w:val="16"/>
   </w:num>
-  <w:num w:numId="33">
+  <w:num w:numId="33" w16cid:durableId="318926274">
     <w:abstractNumId w:val="6"/>
   </w:num>
-  <w:num w:numId="34">
+  <w:num w:numId="34" w16cid:durableId="1812940077">
     <w:abstractNumId w:val="20"/>
   </w:num>
-  <w:num w:numId="35">
+  <w:num w:numId="35" w16cid:durableId="1639918464">
     <w:abstractNumId w:val="0"/>
   </w:num>
   <w:numIdMacAtCleanup w:val="14"/>
@@ -8287,7 +8859,7 @@
 </file>
 
 <file path=word/styles.xml><?xml version="1.0" encoding="utf-8"?>
-<w:styles xmlns:mc="http://schemas.openxmlformats.org/markup-compatibility/2006" xmlns:r="http://schemas.openxmlformats.org/officeDocument/2006/relationships" xmlns:w="http://schemas.openxmlformats.org/wordprocessingml/2006/main" xmlns:w14="http://schemas.microsoft.com/office/word/2010/wordml" xmlns:w15="http://schemas.microsoft.com/office/word/2012/wordml" xmlns:w16cid="http://schemas.microsoft.com/office/word/2016/wordml/cid" xmlns:w16se="http://schemas.microsoft.com/office/word/2015/wordml/symex" mc:Ignorable="w14 w15 w16se w16cid">
+<w:styles xmlns:mc="http://schemas.openxmlformats.org/markup-compatibility/2006" xmlns:r="http://schemas.openxmlformats.org/officeDocument/2006/relationships" xmlns:w="http://schemas.openxmlformats.org/wordprocessingml/2006/main" xmlns:w14="http://schemas.microsoft.com/office/word/2010/wordml" xmlns:w15="http://schemas.microsoft.com/office/word/2012/wordml" xmlns:w16cex="http://schemas.microsoft.com/office/word/2018/wordml/cex" xmlns:w16cid="http://schemas.microsoft.com/office/word/2016/wordml/cid" xmlns:w16="http://schemas.microsoft.com/office/word/2018/wordml" xmlns:w16sdtdh="http://schemas.microsoft.com/office/word/2020/wordml/sdtdatahash" xmlns:w16se="http://schemas.microsoft.com/office/word/2015/wordml/symex" mc:Ignorable="w14 w15 w16se w16cid w16 w16cex w16sdtdh">
   <w:docDefaults>
     <w:rPrDefault>
       <w:rPr>
@@ -8303,7 +8875,7 @@
       </w:pPr>
     </w:pPrDefault>
   </w:docDefaults>
-  <w:latentStyles w:defLockedState="0" w:defUIPriority="99" w:defSemiHidden="0" w:defUnhideWhenUsed="0" w:defQFormat="0" w:count="375">
+  <w:latentStyles w:defLockedState="0" w:defUIPriority="99" w:defSemiHidden="0" w:defUnhideWhenUsed="0" w:defQFormat="0" w:count="376">
     <w:lsdException w:name="Normal" w:uiPriority="0" w:qFormat="1"/>
     <w:lsdException w:name="heading 1" w:uiPriority="0" w:qFormat="1"/>
     <w:lsdException w:name="heading 2" w:semiHidden="1" w:uiPriority="0" w:unhideWhenUsed="1" w:qFormat="1"/>
@@ -8409,7 +8981,6 @@
     <w:lsdException w:name="HTML Sample" w:semiHidden="1" w:unhideWhenUsed="1"/>
     <w:lsdException w:name="HTML Typewriter" w:semiHidden="1" w:unhideWhenUsed="1"/>
     <w:lsdException w:name="HTML Variable" w:semiHidden="1" w:unhideWhenUsed="1"/>
-    <w:lsdException w:name="Normal Table" w:semiHidden="1" w:unhideWhenUsed="1"/>
     <w:lsdException w:name="annotation subject" w:semiHidden="1" w:unhideWhenUsed="1"/>
     <w:lsdException w:name="No List" w:semiHidden="1" w:unhideWhenUsed="1"/>
     <w:lsdException w:name="Outline List 1" w:semiHidden="1" w:unhideWhenUsed="1"/>
@@ -8456,10 +9027,8 @@
     <w:lsdException w:name="Table Subtle 2" w:semiHidden="1" w:unhideWhenUsed="1"/>
     <w:lsdException w:name="Table Web 1" w:semiHidden="1" w:unhideWhenUsed="1"/>
     <w:lsdException w:name="Table Web 2" w:semiHidden="1" w:unhideWhenUsed="1"/>
-    <w:lsdException w:name="Table Web 3" w:semiHidden="1" w:unhideWhenUsed="1"/>
     <w:lsdException w:name="Balloon Text" w:semiHidden="1" w:unhideWhenUsed="1"/>
     <w:lsdException w:name="Table Grid" w:uiPriority="59"/>
-    <w:lsdException w:name="Table Theme" w:semiHidden="1" w:unhideWhenUsed="1"/>
     <w:lsdException w:name="Placeholder Text" w:semiHidden="1"/>
     <w:lsdException w:name="No Spacing" w:uiPriority="1" w:qFormat="1"/>
     <w:lsdException w:name="Light Shading" w:uiPriority="60"/>
@@ -8679,6 +9248,7 @@
     <w:lsdException w:name="Smart Hyperlink" w:semiHidden="1" w:unhideWhenUsed="1"/>
     <w:lsdException w:name="Hashtag" w:semiHidden="1" w:unhideWhenUsed="1"/>
     <w:lsdException w:name="Unresolved Mention" w:semiHidden="1" w:unhideWhenUsed="1"/>
+    <w:lsdException w:name="Smart Link" w:semiHidden="1" w:unhideWhenUsed="1"/>
   </w:latentStyles>
   <w:style w:type="paragraph" w:default="1" w:styleId="Normal">
     <w:name w:val="Normal"/>
